--- a/VectorFlight - Pegasus - Manual.docx
+++ b/VectorFlight - Pegasus - Manual.docx
@@ -4,13 +4,28 @@
   <w:body>
     <w:p>
       <w:pPr>
-        <w:spacing w:after="0" w:line="240" w:lineRule="auto"/>
-      </w:pPr>
+        <w:pStyle w:val="Title"/>
+        <w:jc w:val="center"/>
+      </w:pPr>
+      <w:proofErr w:type="spellStart"/>
       <w:r>
         <w:rPr>
           <w:rStyle w:val="TitleChar"/>
         </w:rPr>
-        <w:t xml:space="preserve">VectorFlight - </w:t>
+        <w:t>VectorFlight</w:t>
+      </w:r>
+      <w:proofErr w:type="spellEnd"/>
+      <w:r>
+        <w:rPr>
+          <w:rStyle w:val="TitleChar"/>
+        </w:rPr>
+        <w:t xml:space="preserve"> </w:t>
+      </w:r>
+      <w:r>
+        <w:rPr>
+          <w:rStyle w:val="TitleChar"/>
+        </w:rPr>
+        <w:t xml:space="preserve">- </w:t>
       </w:r>
       <w:r>
         <w:rPr>
@@ -54,9 +69,33 @@
     </w:p>
     <w:p>
       <w:pPr>
+        <w:spacing w:after="0" w:line="240" w:lineRule="auto"/>
+        <w:jc w:val="center"/>
+      </w:pPr>
+    </w:p>
+    <w:p>
+      <w:pPr>
+        <w:spacing w:after="0" w:line="240" w:lineRule="auto"/>
+        <w:jc w:val="center"/>
+      </w:pPr>
+    </w:p>
+    <w:p>
+      <w:pPr>
+        <w:spacing w:after="0" w:line="240" w:lineRule="auto"/>
+        <w:jc w:val="center"/>
+      </w:pPr>
+    </w:p>
+    <w:p>
+      <w:pPr>
+        <w:spacing w:after="0" w:line="240" w:lineRule="auto"/>
+        <w:jc w:val="center"/>
+      </w:pPr>
+    </w:p>
+    <w:p>
+      <w:pPr>
         <w:pStyle w:val="Heading1"/>
       </w:pPr>
-      <w:bookmarkStart w:id="0" w:name="_Toc226291752"/>
+      <w:bookmarkStart w:id="0" w:name="_Toc226292774"/>
       <w:r>
         <w:t>I</w:t>
       </w:r>
@@ -69,16 +108,36 @@
       <w:r>
         <w:t xml:space="preserve">The </w:t>
       </w:r>
-      <w:r>
-        <w:rPr>
-          <w:b/>
-          <w:bCs/>
-        </w:rPr>
-        <w:t>VectorFlight Pegasus Control System</w:t>
-      </w:r>
-      <w:r>
-        <w:t xml:space="preserve"> was born from a simple but ambitious engineering goal: to create a flight control architecture that is completely indifferent to whether it is flying a virtual drone in a 3D environment or a physical aircraft in the sky. By using a "single source of truth" via the </w:t>
-      </w:r>
+      <w:proofErr w:type="spellStart"/>
+      <w:r>
+        <w:rPr>
+          <w:b/>
+          <w:bCs/>
+        </w:rPr>
+        <w:t>VectorFlight</w:t>
+      </w:r>
+      <w:proofErr w:type="spellEnd"/>
+      <w:r>
+        <w:rPr>
+          <w:b/>
+          <w:bCs/>
+        </w:rPr>
+        <w:t xml:space="preserve"> Pegasus Control System</w:t>
+      </w:r>
+      <w:r>
+        <w:t xml:space="preserve"> was developed with an </w:t>
+      </w:r>
+      <w:r>
+        <w:rPr>
+          <w:b/>
+          <w:bCs/>
+        </w:rPr>
+        <w:t>ambitious</w:t>
+      </w:r>
+      <w:r>
+        <w:t xml:space="preserve"> engineering goal: to create a flight control architecture that operates identically whether it is flying a virtual drone in a 3D environment or a physical aircraft in the field. By using a "single source of truth" via the </w:t>
+      </w:r>
+      <w:proofErr w:type="spellStart"/>
       <w:r>
         <w:rPr>
           <w:b/>
@@ -86,16 +145,19 @@
         </w:rPr>
         <w:t>SuperVar</w:t>
       </w:r>
-      <w:r>
-        <w:t xml:space="preserve"> framework, Pegasus allows developers to iterate on complex flight dynamics, autopilot logic, and sensor filtering on a desktop PC, then deploy that exact same logic to a Raspberry Pi or microcontroller without rewriting the core engine.</w:t>
-      </w:r>
-    </w:p>
-    <w:p>
-      <w:r>
-        <w:t>Whether you are using this suite as a high-fidelity simulator for pilot training or as the primary flight-brain for a custom multi-rotor, this manual provides the technical roadmap for configuration, networking, and flight operations.</w:t>
-      </w:r>
-    </w:p>
-    <w:p/>
+      <w:proofErr w:type="spellEnd"/>
+      <w:r>
+        <w:t xml:space="preserve"> framework, Pegasus allows for the seamless iteration of complex flight dynamics, autopilot logic, and sensor filtering on a desktop PC, which can then be deployed to a Raspberry Pi or microcontroller target without rewriting the core engine.</w:t>
+      </w:r>
+    </w:p>
+    <w:p>
+      <w:r>
+        <w:t>Whether this suite is utilized as a high-fidelity simulator for pilot training or as the primary flight-brain for a custom multi-rotor, this manual provides the technical roadmap for configuration, networking, and flight operations.</w:t>
+      </w:r>
+      <w:r>
+        <w:br/>
+      </w:r>
+    </w:p>
     <w:p>
       <w:pPr>
         <w:rPr>
@@ -134,6 +196,12 @@
       <w:r>
         <w:br/>
       </w:r>
+    </w:p>
+    <w:p>
+      <w:pPr>
+        <w:spacing w:after="0" w:line="240" w:lineRule="auto"/>
+        <w:jc w:val="center"/>
+      </w:pPr>
     </w:p>
     <w:sdt>
       <w:sdtPr>
@@ -189,7 +257,7 @@
           <w:r>
             <w:fldChar w:fldCharType="separate"/>
           </w:r>
-          <w:hyperlink w:anchor="_Toc226291752" w:history="1">
+          <w:hyperlink w:anchor="_Toc226292774" w:history="1">
             <w:r>
               <w:rPr>
                 <w:rStyle w:val="Hyperlink"/>
@@ -216,7 +284,7 @@
                 <w:noProof/>
                 <w:webHidden/>
               </w:rPr>
-              <w:instrText xml:space="preserve"> PAGEREF _Toc226291752 \h </w:instrText>
+              <w:instrText xml:space="preserve"> PAGEREF _Toc226292774 \h </w:instrText>
             </w:r>
             <w:r>
               <w:rPr>
@@ -236,7 +304,7 @@
                 <w:noProof/>
                 <w:webHidden/>
               </w:rPr>
-              <w:t>4</w:t>
+              <w:t>1</w:t>
             </w:r>
             <w:r>
               <w:rPr>
@@ -259,13 +327,13 @@
               <w:noProof/>
             </w:rPr>
           </w:pPr>
-          <w:hyperlink w:anchor="_Toc226291753" w:history="1">
+          <w:hyperlink w:anchor="_Toc226292775" w:history="1">
             <w:r>
               <w:rPr>
                 <w:rStyle w:val="Hyperlink"/>
                 <w:noProof/>
               </w:rPr>
-              <w:t>Chapter 1: System Overview</w:t>
+              <w:t>Chapter 0: Quick Start (Loopback Demo)</w:t>
             </w:r>
             <w:r>
               <w:rPr>
@@ -286,7 +354,7 @@
                 <w:noProof/>
                 <w:webHidden/>
               </w:rPr>
-              <w:instrText xml:space="preserve"> PAGEREF _Toc226291753 \h </w:instrText>
+              <w:instrText xml:space="preserve"> PAGEREF _Toc226292775 \h </w:instrText>
             </w:r>
             <w:r>
               <w:rPr>
@@ -306,7 +374,7 @@
                 <w:noProof/>
                 <w:webHidden/>
               </w:rPr>
-              <w:t>4</w:t>
+              <w:t>5</w:t>
             </w:r>
             <w:r>
               <w:rPr>
@@ -329,13 +397,13 @@
               <w:noProof/>
             </w:rPr>
           </w:pPr>
-          <w:hyperlink w:anchor="_Toc226291754" w:history="1">
+          <w:hyperlink w:anchor="_Toc226292776" w:history="1">
             <w:r>
               <w:rPr>
                 <w:rStyle w:val="Hyperlink"/>
                 <w:noProof/>
               </w:rPr>
-              <w:t>1.1 Introduction to Pegasus Control</w:t>
+              <w:t>0.1 Opening the Project</w:t>
             </w:r>
             <w:r>
               <w:rPr>
@@ -356,7 +424,7 @@
                 <w:noProof/>
                 <w:webHidden/>
               </w:rPr>
-              <w:instrText xml:space="preserve"> PAGEREF _Toc226291754 \h </w:instrText>
+              <w:instrText xml:space="preserve"> PAGEREF _Toc226292776 \h </w:instrText>
             </w:r>
             <w:r>
               <w:rPr>
@@ -376,7 +444,7 @@
                 <w:noProof/>
                 <w:webHidden/>
               </w:rPr>
-              <w:t>4</w:t>
+              <w:t>5</w:t>
             </w:r>
             <w:r>
               <w:rPr>
@@ -399,13 +467,13 @@
               <w:noProof/>
             </w:rPr>
           </w:pPr>
-          <w:hyperlink w:anchor="_Toc226291755" w:history="1">
+          <w:hyperlink w:anchor="_Toc226292777" w:history="1">
             <w:r>
               <w:rPr>
                 <w:rStyle w:val="Hyperlink"/>
                 <w:noProof/>
               </w:rPr>
-              <w:t>1.2 The Hardware-in-the-Loop (HIL) Bridge</w:t>
+              <w:t>0.2 Initial Build and Directory Setup</w:t>
             </w:r>
             <w:r>
               <w:rPr>
@@ -426,7 +494,7 @@
                 <w:noProof/>
                 <w:webHidden/>
               </w:rPr>
-              <w:instrText xml:space="preserve"> PAGEREF _Toc226291755 \h </w:instrText>
+              <w:instrText xml:space="preserve"> PAGEREF _Toc226292777 \h </w:instrText>
             </w:r>
             <w:r>
               <w:rPr>
@@ -469,13 +537,13 @@
               <w:noProof/>
             </w:rPr>
           </w:pPr>
-          <w:hyperlink w:anchor="_Toc226291756" w:history="1">
+          <w:hyperlink w:anchor="_Toc226292778" w:history="1">
             <w:r>
               <w:rPr>
                 <w:rStyle w:val="Hyperlink"/>
                 <w:noProof/>
               </w:rPr>
-              <w:t>1.3 The "SuperVar" Framework</w:t>
+              <w:t>0.3 Running the Simulation</w:t>
             </w:r>
             <w:r>
               <w:rPr>
@@ -496,7 +564,7 @@
                 <w:noProof/>
                 <w:webHidden/>
               </w:rPr>
-              <w:instrText xml:space="preserve"> PAGEREF _Toc226291756 \h </w:instrText>
+              <w:instrText xml:space="preserve"> PAGEREF _Toc226292778 \h </w:instrText>
             </w:r>
             <w:r>
               <w:rPr>
@@ -517,6 +585,76 @@
                 <w:webHidden/>
               </w:rPr>
               <w:t>5</w:t>
+            </w:r>
+            <w:r>
+              <w:rPr>
+                <w:noProof/>
+                <w:webHidden/>
+              </w:rPr>
+              <w:fldChar w:fldCharType="end"/>
+            </w:r>
+          </w:hyperlink>
+        </w:p>
+        <w:p>
+          <w:pPr>
+            <w:pStyle w:val="TOC1"/>
+            <w:tabs>
+              <w:tab w:val="right" w:leader="dot" w:pos="9350"/>
+            </w:tabs>
+            <w:spacing w:after="0" w:line="240" w:lineRule="auto"/>
+            <w:rPr>
+              <w:rFonts w:eastAsiaTheme="minorEastAsia"/>
+              <w:noProof/>
+            </w:rPr>
+          </w:pPr>
+          <w:hyperlink w:anchor="_Toc226292779" w:history="1">
+            <w:r>
+              <w:rPr>
+                <w:rStyle w:val="Hyperlink"/>
+                <w:noProof/>
+              </w:rPr>
+              <w:t>Chapter 1: System Overview</w:t>
+            </w:r>
+            <w:r>
+              <w:rPr>
+                <w:noProof/>
+                <w:webHidden/>
+              </w:rPr>
+              <w:tab/>
+            </w:r>
+            <w:r>
+              <w:rPr>
+                <w:noProof/>
+                <w:webHidden/>
+              </w:rPr>
+              <w:fldChar w:fldCharType="begin"/>
+            </w:r>
+            <w:r>
+              <w:rPr>
+                <w:noProof/>
+                <w:webHidden/>
+              </w:rPr>
+              <w:instrText xml:space="preserve"> PAGEREF _Toc226292779 \h </w:instrText>
+            </w:r>
+            <w:r>
+              <w:rPr>
+                <w:noProof/>
+                <w:webHidden/>
+              </w:rPr>
+            </w:r>
+            <w:r>
+              <w:rPr>
+                <w:noProof/>
+                <w:webHidden/>
+              </w:rPr>
+              <w:fldChar w:fldCharType="separate"/>
+            </w:r>
+            <w:r>
+              <w:rPr>
+                <w:noProof/>
+                <w:webHidden/>
+              </w:rPr>
+              <w:t>6</w:t>
             </w:r>
             <w:r>
               <w:rPr>
@@ -539,13 +677,13 @@
               <w:noProof/>
             </w:rPr>
           </w:pPr>
-          <w:hyperlink w:anchor="_Toc226291757" w:history="1">
+          <w:hyperlink w:anchor="_Toc226292780" w:history="1">
             <w:r>
               <w:rPr>
                 <w:rStyle w:val="Hyperlink"/>
                 <w:noProof/>
               </w:rPr>
-              <w:t>1.4 Communication Architecture</w:t>
+              <w:t>1.1 Introduction to Pegasus Control</w:t>
             </w:r>
             <w:r>
               <w:rPr>
@@ -566,7 +704,7 @@
                 <w:noProof/>
                 <w:webHidden/>
               </w:rPr>
-              <w:instrText xml:space="preserve"> PAGEREF _Toc226291757 \h </w:instrText>
+              <w:instrText xml:space="preserve"> PAGEREF _Toc226292780 \h </w:instrText>
             </w:r>
             <w:r>
               <w:rPr>
@@ -586,7 +724,7 @@
                 <w:noProof/>
                 <w:webHidden/>
               </w:rPr>
-              <w:t>5</w:t>
+              <w:t>6</w:t>
             </w:r>
             <w:r>
               <w:rPr>
@@ -609,13 +747,13 @@
               <w:noProof/>
             </w:rPr>
           </w:pPr>
-          <w:hyperlink w:anchor="_Toc226291758" w:history="1">
+          <w:hyperlink w:anchor="_Toc226292781" w:history="1">
             <w:r>
               <w:rPr>
                 <w:rStyle w:val="Hyperlink"/>
                 <w:noProof/>
               </w:rPr>
-              <w:t>1.5 System Roles</w:t>
+              <w:t>1.2 The Hardware-in-the-Loop (HIL) Bridge</w:t>
             </w:r>
             <w:r>
               <w:rPr>
@@ -636,7 +774,7 @@
                 <w:noProof/>
                 <w:webHidden/>
               </w:rPr>
-              <w:instrText xml:space="preserve"> PAGEREF _Toc226291758 \h </w:instrText>
+              <w:instrText xml:space="preserve"> PAGEREF _Toc226292781 \h </w:instrText>
             </w:r>
             <w:r>
               <w:rPr>
@@ -679,13 +817,13 @@
               <w:noProof/>
             </w:rPr>
           </w:pPr>
-          <w:hyperlink w:anchor="_Toc226291759" w:history="1">
+          <w:hyperlink w:anchor="_Toc226292782" w:history="1">
             <w:r>
               <w:rPr>
                 <w:rStyle w:val="Hyperlink"/>
                 <w:noProof/>
               </w:rPr>
-              <w:t>Chapter 2: Installation &amp; Prerequisites</w:t>
+              <w:t>1.3 The "SuperVar" Framework</w:t>
             </w:r>
             <w:r>
               <w:rPr>
@@ -706,7 +844,7 @@
                 <w:noProof/>
                 <w:webHidden/>
               </w:rPr>
-              <w:instrText xml:space="preserve"> PAGEREF _Toc226291759 \h </w:instrText>
+              <w:instrText xml:space="preserve"> PAGEREF _Toc226292782 \h </w:instrText>
             </w:r>
             <w:r>
               <w:rPr>
@@ -749,12 +887,222 @@
               <w:noProof/>
             </w:rPr>
           </w:pPr>
-          <w:hyperlink w:anchor="_Toc226291760" w:history="1">
+          <w:hyperlink w:anchor="_Toc226292783" w:history="1">
             <w:r>
               <w:rPr>
                 <w:rStyle w:val="Hyperlink"/>
                 <w:noProof/>
               </w:rPr>
+              <w:t>1.4 Communication Architecture</w:t>
+            </w:r>
+            <w:r>
+              <w:rPr>
+                <w:noProof/>
+                <w:webHidden/>
+              </w:rPr>
+              <w:tab/>
+            </w:r>
+            <w:r>
+              <w:rPr>
+                <w:noProof/>
+                <w:webHidden/>
+              </w:rPr>
+              <w:fldChar w:fldCharType="begin"/>
+            </w:r>
+            <w:r>
+              <w:rPr>
+                <w:noProof/>
+                <w:webHidden/>
+              </w:rPr>
+              <w:instrText xml:space="preserve"> PAGEREF _Toc226292783 \h </w:instrText>
+            </w:r>
+            <w:r>
+              <w:rPr>
+                <w:noProof/>
+                <w:webHidden/>
+              </w:rPr>
+            </w:r>
+            <w:r>
+              <w:rPr>
+                <w:noProof/>
+                <w:webHidden/>
+              </w:rPr>
+              <w:fldChar w:fldCharType="separate"/>
+            </w:r>
+            <w:r>
+              <w:rPr>
+                <w:noProof/>
+                <w:webHidden/>
+              </w:rPr>
+              <w:t>7</w:t>
+            </w:r>
+            <w:r>
+              <w:rPr>
+                <w:noProof/>
+                <w:webHidden/>
+              </w:rPr>
+              <w:fldChar w:fldCharType="end"/>
+            </w:r>
+          </w:hyperlink>
+        </w:p>
+        <w:p>
+          <w:pPr>
+            <w:pStyle w:val="TOC2"/>
+            <w:tabs>
+              <w:tab w:val="right" w:leader="dot" w:pos="9350"/>
+            </w:tabs>
+            <w:spacing w:after="0" w:line="240" w:lineRule="auto"/>
+            <w:rPr>
+              <w:rFonts w:eastAsiaTheme="minorEastAsia"/>
+              <w:noProof/>
+            </w:rPr>
+          </w:pPr>
+          <w:hyperlink w:anchor="_Toc226292784" w:history="1">
+            <w:r>
+              <w:rPr>
+                <w:rStyle w:val="Hyperlink"/>
+                <w:noProof/>
+              </w:rPr>
+              <w:t>1.5 System Roles</w:t>
+            </w:r>
+            <w:r>
+              <w:rPr>
+                <w:noProof/>
+                <w:webHidden/>
+              </w:rPr>
+              <w:tab/>
+            </w:r>
+            <w:r>
+              <w:rPr>
+                <w:noProof/>
+                <w:webHidden/>
+              </w:rPr>
+              <w:fldChar w:fldCharType="begin"/>
+            </w:r>
+            <w:r>
+              <w:rPr>
+                <w:noProof/>
+                <w:webHidden/>
+              </w:rPr>
+              <w:instrText xml:space="preserve"> PAGEREF _Toc226292784 \h </w:instrText>
+            </w:r>
+            <w:r>
+              <w:rPr>
+                <w:noProof/>
+                <w:webHidden/>
+              </w:rPr>
+            </w:r>
+            <w:r>
+              <w:rPr>
+                <w:noProof/>
+                <w:webHidden/>
+              </w:rPr>
+              <w:fldChar w:fldCharType="separate"/>
+            </w:r>
+            <w:r>
+              <w:rPr>
+                <w:noProof/>
+                <w:webHidden/>
+              </w:rPr>
+              <w:t>7</w:t>
+            </w:r>
+            <w:r>
+              <w:rPr>
+                <w:noProof/>
+                <w:webHidden/>
+              </w:rPr>
+              <w:fldChar w:fldCharType="end"/>
+            </w:r>
+          </w:hyperlink>
+        </w:p>
+        <w:p>
+          <w:pPr>
+            <w:pStyle w:val="TOC2"/>
+            <w:tabs>
+              <w:tab w:val="right" w:leader="dot" w:pos="9350"/>
+            </w:tabs>
+            <w:spacing w:after="0" w:line="240" w:lineRule="auto"/>
+            <w:rPr>
+              <w:rFonts w:eastAsiaTheme="minorEastAsia"/>
+              <w:noProof/>
+            </w:rPr>
+          </w:pPr>
+          <w:hyperlink w:anchor="_Toc226292785" w:history="1">
+            <w:r>
+              <w:rPr>
+                <w:rStyle w:val="Hyperlink"/>
+                <w:noProof/>
+              </w:rPr>
+              <w:t>Chapter 2: Installation &amp; Prerequisites</w:t>
+            </w:r>
+            <w:r>
+              <w:rPr>
+                <w:noProof/>
+                <w:webHidden/>
+              </w:rPr>
+              <w:tab/>
+            </w:r>
+            <w:r>
+              <w:rPr>
+                <w:noProof/>
+                <w:webHidden/>
+              </w:rPr>
+              <w:fldChar w:fldCharType="begin"/>
+            </w:r>
+            <w:r>
+              <w:rPr>
+                <w:noProof/>
+                <w:webHidden/>
+              </w:rPr>
+              <w:instrText xml:space="preserve"> PAGEREF _Toc226292785 \h </w:instrText>
+            </w:r>
+            <w:r>
+              <w:rPr>
+                <w:noProof/>
+                <w:webHidden/>
+              </w:rPr>
+            </w:r>
+            <w:r>
+              <w:rPr>
+                <w:noProof/>
+                <w:webHidden/>
+              </w:rPr>
+              <w:fldChar w:fldCharType="separate"/>
+            </w:r>
+            <w:r>
+              <w:rPr>
+                <w:noProof/>
+                <w:webHidden/>
+              </w:rPr>
+              <w:t>8</w:t>
+            </w:r>
+            <w:r>
+              <w:rPr>
+                <w:noProof/>
+                <w:webHidden/>
+              </w:rPr>
+              <w:fldChar w:fldCharType="end"/>
+            </w:r>
+          </w:hyperlink>
+        </w:p>
+        <w:p>
+          <w:pPr>
+            <w:pStyle w:val="TOC2"/>
+            <w:tabs>
+              <w:tab w:val="right" w:leader="dot" w:pos="9350"/>
+            </w:tabs>
+            <w:spacing w:after="0" w:line="240" w:lineRule="auto"/>
+            <w:rPr>
+              <w:rFonts w:eastAsiaTheme="minorEastAsia"/>
+              <w:noProof/>
+            </w:rPr>
+          </w:pPr>
+          <w:hyperlink w:anchor="_Toc226292786" w:history="1">
+            <w:r>
+              <w:rPr>
+                <w:rStyle w:val="Hyperlink"/>
+                <w:noProof/>
+              </w:rPr>
               <w:t>2.1 Software Requirements</w:t>
             </w:r>
             <w:r>
@@ -776,7 +1124,7 @@
                 <w:noProof/>
                 <w:webHidden/>
               </w:rPr>
-              <w:instrText xml:space="preserve"> PAGEREF _Toc226291760 \h </w:instrText>
+              <w:instrText xml:space="preserve"> PAGEREF _Toc226292786 \h </w:instrText>
             </w:r>
             <w:r>
               <w:rPr>
@@ -796,7 +1144,7 @@
                 <w:noProof/>
                 <w:webHidden/>
               </w:rPr>
-              <w:t>6</w:t>
+              <w:t>8</w:t>
             </w:r>
             <w:r>
               <w:rPr>
@@ -819,7 +1167,7 @@
               <w:noProof/>
             </w:rPr>
           </w:pPr>
-          <w:hyperlink w:anchor="_Toc226291761" w:history="1">
+          <w:hyperlink w:anchor="_Toc226292787" w:history="1">
             <w:r>
               <w:rPr>
                 <w:rStyle w:val="Hyperlink"/>
@@ -846,7 +1194,7 @@
                 <w:noProof/>
                 <w:webHidden/>
               </w:rPr>
-              <w:instrText xml:space="preserve"> PAGEREF _Toc226291761 \h </w:instrText>
+              <w:instrText xml:space="preserve"> PAGEREF _Toc226292787 \h </w:instrText>
             </w:r>
             <w:r>
               <w:rPr>
@@ -866,7 +1214,7 @@
                 <w:noProof/>
                 <w:webHidden/>
               </w:rPr>
-              <w:t>6</w:t>
+              <w:t>8</w:t>
             </w:r>
             <w:r>
               <w:rPr>
@@ -889,7 +1237,7 @@
               <w:noProof/>
             </w:rPr>
           </w:pPr>
-          <w:hyperlink w:anchor="_Toc226291762" w:history="1">
+          <w:hyperlink w:anchor="_Toc226292788" w:history="1">
             <w:r>
               <w:rPr>
                 <w:rStyle w:val="Hyperlink"/>
@@ -916,7 +1264,7 @@
                 <w:noProof/>
                 <w:webHidden/>
               </w:rPr>
-              <w:instrText xml:space="preserve"> PAGEREF _Toc226291762 \h </w:instrText>
+              <w:instrText xml:space="preserve"> PAGEREF _Toc226292788 \h </w:instrText>
             </w:r>
             <w:r>
               <w:rPr>
@@ -936,7 +1284,7 @@
                 <w:noProof/>
                 <w:webHidden/>
               </w:rPr>
-              <w:t>7</w:t>
+              <w:t>8</w:t>
             </w:r>
             <w:r>
               <w:rPr>
@@ -959,7 +1307,7 @@
               <w:noProof/>
             </w:rPr>
           </w:pPr>
-          <w:hyperlink w:anchor="_Toc226291763" w:history="1">
+          <w:hyperlink w:anchor="_Toc226292789" w:history="1">
             <w:r>
               <w:rPr>
                 <w:rStyle w:val="Hyperlink"/>
@@ -986,7 +1334,7 @@
                 <w:noProof/>
                 <w:webHidden/>
               </w:rPr>
-              <w:instrText xml:space="preserve"> PAGEREF _Toc226291763 \h </w:instrText>
+              <w:instrText xml:space="preserve"> PAGEREF _Toc226292789 \h </w:instrText>
             </w:r>
             <w:r>
               <w:rPr>
@@ -1006,7 +1354,7 @@
                 <w:noProof/>
                 <w:webHidden/>
               </w:rPr>
-              <w:t>7</w:t>
+              <w:t>8</w:t>
             </w:r>
             <w:r>
               <w:rPr>
@@ -1029,7 +1377,7 @@
               <w:noProof/>
             </w:rPr>
           </w:pPr>
-          <w:hyperlink w:anchor="_Toc226291764" w:history="1">
+          <w:hyperlink w:anchor="_Toc226292790" w:history="1">
             <w:r>
               <w:rPr>
                 <w:rStyle w:val="Hyperlink"/>
@@ -1056,7 +1404,7 @@
                 <w:noProof/>
                 <w:webHidden/>
               </w:rPr>
-              <w:instrText xml:space="preserve"> PAGEREF _Toc226291764 \h </w:instrText>
+              <w:instrText xml:space="preserve"> PAGEREF _Toc226292790 \h </w:instrText>
             </w:r>
             <w:r>
               <w:rPr>
@@ -1076,7 +1424,7 @@
                 <w:noProof/>
                 <w:webHidden/>
               </w:rPr>
-              <w:t>7</w:t>
+              <w:t>8</w:t>
             </w:r>
             <w:r>
               <w:rPr>
@@ -1099,7 +1447,7 @@
               <w:noProof/>
             </w:rPr>
           </w:pPr>
-          <w:hyperlink w:anchor="_Toc226291765" w:history="1">
+          <w:hyperlink w:anchor="_Toc226292791" w:history="1">
             <w:r>
               <w:rPr>
                 <w:rStyle w:val="Hyperlink"/>
@@ -1126,7 +1474,7 @@
                 <w:noProof/>
                 <w:webHidden/>
               </w:rPr>
-              <w:instrText xml:space="preserve"> PAGEREF _Toc226291765 \h </w:instrText>
+              <w:instrText xml:space="preserve"> PAGEREF _Toc226292791 \h </w:instrText>
             </w:r>
             <w:r>
               <w:rPr>
@@ -1146,7 +1494,7 @@
                 <w:noProof/>
                 <w:webHidden/>
               </w:rPr>
-              <w:t>7</w:t>
+              <w:t>9</w:t>
             </w:r>
             <w:r>
               <w:rPr>
@@ -1169,7 +1517,7 @@
               <w:noProof/>
             </w:rPr>
           </w:pPr>
-          <w:hyperlink w:anchor="_Toc226291766" w:history="1">
+          <w:hyperlink w:anchor="_Toc226292792" w:history="1">
             <w:r>
               <w:rPr>
                 <w:rStyle w:val="Hyperlink"/>
@@ -1196,7 +1544,7 @@
                 <w:noProof/>
                 <w:webHidden/>
               </w:rPr>
-              <w:instrText xml:space="preserve"> PAGEREF _Toc226291766 \h </w:instrText>
+              <w:instrText xml:space="preserve"> PAGEREF _Toc226292792 \h </w:instrText>
             </w:r>
             <w:r>
               <w:rPr>
@@ -1216,7 +1564,7 @@
                 <w:noProof/>
                 <w:webHidden/>
               </w:rPr>
-              <w:t>7</w:t>
+              <w:t>9</w:t>
             </w:r>
             <w:r>
               <w:rPr>
@@ -1239,7 +1587,7 @@
               <w:noProof/>
             </w:rPr>
           </w:pPr>
-          <w:hyperlink w:anchor="_Toc226291767" w:history="1">
+          <w:hyperlink w:anchor="_Toc226292793" w:history="1">
             <w:r>
               <w:rPr>
                 <w:rStyle w:val="Hyperlink"/>
@@ -1266,7 +1614,7 @@
                 <w:noProof/>
                 <w:webHidden/>
               </w:rPr>
-              <w:instrText xml:space="preserve"> PAGEREF _Toc226291767 \h </w:instrText>
+              <w:instrText xml:space="preserve"> PAGEREF _Toc226292793 \h </w:instrText>
             </w:r>
             <w:r>
               <w:rPr>
@@ -1286,7 +1634,7 @@
                 <w:noProof/>
                 <w:webHidden/>
               </w:rPr>
-              <w:t>8</w:t>
+              <w:t>9</w:t>
             </w:r>
             <w:r>
               <w:rPr>
@@ -1309,7 +1657,7 @@
               <w:noProof/>
             </w:rPr>
           </w:pPr>
-          <w:hyperlink w:anchor="_Toc226291768" w:history="1">
+          <w:hyperlink w:anchor="_Toc226292794" w:history="1">
             <w:r>
               <w:rPr>
                 <w:rStyle w:val="Hyperlink"/>
@@ -1336,7 +1684,7 @@
                 <w:noProof/>
                 <w:webHidden/>
               </w:rPr>
-              <w:instrText xml:space="preserve"> PAGEREF _Toc226291768 \h </w:instrText>
+              <w:instrText xml:space="preserve"> PAGEREF _Toc226292794 \h </w:instrText>
             </w:r>
             <w:r>
               <w:rPr>
@@ -1356,7 +1704,7 @@
                 <w:noProof/>
                 <w:webHidden/>
               </w:rPr>
-              <w:t>8</w:t>
+              <w:t>9</w:t>
             </w:r>
             <w:r>
               <w:rPr>
@@ -1379,7 +1727,7 @@
               <w:noProof/>
             </w:rPr>
           </w:pPr>
-          <w:hyperlink w:anchor="_Toc226291769" w:history="1">
+          <w:hyperlink w:anchor="_Toc226292795" w:history="1">
             <w:r>
               <w:rPr>
                 <w:rStyle w:val="Hyperlink"/>
@@ -1406,7 +1754,7 @@
                 <w:noProof/>
                 <w:webHidden/>
               </w:rPr>
-              <w:instrText xml:space="preserve"> PAGEREF _Toc226291769 \h </w:instrText>
+              <w:instrText xml:space="preserve"> PAGEREF _Toc226292795 \h </w:instrText>
             </w:r>
             <w:r>
               <w:rPr>
@@ -1426,7 +1774,7 @@
                 <w:noProof/>
                 <w:webHidden/>
               </w:rPr>
-              <w:t>8</w:t>
+              <w:t>9</w:t>
             </w:r>
             <w:r>
               <w:rPr>
@@ -1449,7 +1797,7 @@
               <w:noProof/>
             </w:rPr>
           </w:pPr>
-          <w:hyperlink w:anchor="_Toc226291770" w:history="1">
+          <w:hyperlink w:anchor="_Toc226292796" w:history="1">
             <w:r>
               <w:rPr>
                 <w:rStyle w:val="Hyperlink"/>
@@ -1476,7 +1824,7 @@
                 <w:noProof/>
                 <w:webHidden/>
               </w:rPr>
-              <w:instrText xml:space="preserve"> PAGEREF _Toc226291770 \h </w:instrText>
+              <w:instrText xml:space="preserve"> PAGEREF _Toc226292796 \h </w:instrText>
             </w:r>
             <w:r>
               <w:rPr>
@@ -1496,7 +1844,7 @@
                 <w:noProof/>
                 <w:webHidden/>
               </w:rPr>
-              <w:t>8</w:t>
+              <w:t>10</w:t>
             </w:r>
             <w:r>
               <w:rPr>
@@ -1519,7 +1867,7 @@
               <w:noProof/>
             </w:rPr>
           </w:pPr>
-          <w:hyperlink w:anchor="_Toc226291771" w:history="1">
+          <w:hyperlink w:anchor="_Toc226292797" w:history="1">
             <w:r>
               <w:rPr>
                 <w:rStyle w:val="Hyperlink"/>
@@ -1546,7 +1894,7 @@
                 <w:noProof/>
                 <w:webHidden/>
               </w:rPr>
-              <w:instrText xml:space="preserve"> PAGEREF _Toc226291771 \h </w:instrText>
+              <w:instrText xml:space="preserve"> PAGEREF _Toc226292797 \h </w:instrText>
             </w:r>
             <w:r>
               <w:rPr>
@@ -1566,7 +1914,7 @@
                 <w:noProof/>
                 <w:webHidden/>
               </w:rPr>
-              <w:t>8</w:t>
+              <w:t>10</w:t>
             </w:r>
             <w:r>
               <w:rPr>
@@ -1589,7 +1937,7 @@
               <w:noProof/>
             </w:rPr>
           </w:pPr>
-          <w:hyperlink w:anchor="_Toc226291772" w:history="1">
+          <w:hyperlink w:anchor="_Toc226292798" w:history="1">
             <w:r>
               <w:rPr>
                 <w:rStyle w:val="Hyperlink"/>
@@ -1616,7 +1964,7 @@
                 <w:noProof/>
                 <w:webHidden/>
               </w:rPr>
-              <w:instrText xml:space="preserve"> PAGEREF _Toc226291772 \h </w:instrText>
+              <w:instrText xml:space="preserve"> PAGEREF _Toc226292798 \h </w:instrText>
             </w:r>
             <w:r>
               <w:rPr>
@@ -1636,7 +1984,7 @@
                 <w:noProof/>
                 <w:webHidden/>
               </w:rPr>
-              <w:t>9</w:t>
+              <w:t>10</w:t>
             </w:r>
             <w:r>
               <w:rPr>
@@ -1659,7 +2007,7 @@
               <w:noProof/>
             </w:rPr>
           </w:pPr>
-          <w:hyperlink w:anchor="_Toc226291773" w:history="1">
+          <w:hyperlink w:anchor="_Toc226292799" w:history="1">
             <w:r>
               <w:rPr>
                 <w:rStyle w:val="Hyperlink"/>
@@ -1686,7 +2034,7 @@
                 <w:noProof/>
                 <w:webHidden/>
               </w:rPr>
-              <w:instrText xml:space="preserve"> PAGEREF _Toc226291773 \h </w:instrText>
+              <w:instrText xml:space="preserve"> PAGEREF _Toc226292799 \h </w:instrText>
             </w:r>
             <w:r>
               <w:rPr>
@@ -1706,7 +2054,7 @@
                 <w:noProof/>
                 <w:webHidden/>
               </w:rPr>
-              <w:t>9</w:t>
+              <w:t>10</w:t>
             </w:r>
             <w:r>
               <w:rPr>
@@ -1729,7 +2077,7 @@
               <w:noProof/>
             </w:rPr>
           </w:pPr>
-          <w:hyperlink w:anchor="_Toc226291774" w:history="1">
+          <w:hyperlink w:anchor="_Toc226292800" w:history="1">
             <w:r>
               <w:rPr>
                 <w:rStyle w:val="Hyperlink"/>
@@ -1756,7 +2104,7 @@
                 <w:noProof/>
                 <w:webHidden/>
               </w:rPr>
-              <w:instrText xml:space="preserve"> PAGEREF _Toc226291774 \h </w:instrText>
+              <w:instrText xml:space="preserve"> PAGEREF _Toc226292800 \h </w:instrText>
             </w:r>
             <w:r>
               <w:rPr>
@@ -1776,7 +2124,7 @@
                 <w:noProof/>
                 <w:webHidden/>
               </w:rPr>
-              <w:t>9</w:t>
+              <w:t>10</w:t>
             </w:r>
             <w:r>
               <w:rPr>
@@ -1799,7 +2147,7 @@
               <w:noProof/>
             </w:rPr>
           </w:pPr>
-          <w:hyperlink w:anchor="_Toc226291775" w:history="1">
+          <w:hyperlink w:anchor="_Toc226292801" w:history="1">
             <w:r>
               <w:rPr>
                 <w:rStyle w:val="Hyperlink"/>
@@ -1826,7 +2174,7 @@
                 <w:noProof/>
                 <w:webHidden/>
               </w:rPr>
-              <w:instrText xml:space="preserve"> PAGEREF _Toc226291775 \h </w:instrText>
+              <w:instrText xml:space="preserve"> PAGEREF _Toc226292801 \h </w:instrText>
             </w:r>
             <w:r>
               <w:rPr>
@@ -1846,7 +2194,7 @@
                 <w:noProof/>
                 <w:webHidden/>
               </w:rPr>
-              <w:t>9</w:t>
+              <w:t>11</w:t>
             </w:r>
             <w:r>
               <w:rPr>
@@ -1869,7 +2217,7 @@
               <w:noProof/>
             </w:rPr>
           </w:pPr>
-          <w:hyperlink w:anchor="_Toc226291776" w:history="1">
+          <w:hyperlink w:anchor="_Toc226292802" w:history="1">
             <w:r>
               <w:rPr>
                 <w:rStyle w:val="Hyperlink"/>
@@ -1896,7 +2244,7 @@
                 <w:noProof/>
                 <w:webHidden/>
               </w:rPr>
-              <w:instrText xml:space="preserve"> PAGEREF _Toc226291776 \h </w:instrText>
+              <w:instrText xml:space="preserve"> PAGEREF _Toc226292802 \h </w:instrText>
             </w:r>
             <w:r>
               <w:rPr>
@@ -1916,7 +2264,7 @@
                 <w:noProof/>
                 <w:webHidden/>
               </w:rPr>
-              <w:t>9</w:t>
+              <w:t>11</w:t>
             </w:r>
             <w:r>
               <w:rPr>
@@ -1939,7 +2287,7 @@
               <w:noProof/>
             </w:rPr>
           </w:pPr>
-          <w:hyperlink w:anchor="_Toc226291777" w:history="1">
+          <w:hyperlink w:anchor="_Toc226292803" w:history="1">
             <w:r>
               <w:rPr>
                 <w:rStyle w:val="Hyperlink"/>
@@ -1966,7 +2314,7 @@
                 <w:noProof/>
                 <w:webHidden/>
               </w:rPr>
-              <w:instrText xml:space="preserve"> PAGEREF _Toc226291777 \h </w:instrText>
+              <w:instrText xml:space="preserve"> PAGEREF _Toc226292803 \h </w:instrText>
             </w:r>
             <w:r>
               <w:rPr>
@@ -1986,7 +2334,7 @@
                 <w:noProof/>
                 <w:webHidden/>
               </w:rPr>
-              <w:t>10</w:t>
+              <w:t>11</w:t>
             </w:r>
             <w:r>
               <w:rPr>
@@ -2009,7 +2357,7 @@
               <w:noProof/>
             </w:rPr>
           </w:pPr>
-          <w:hyperlink w:anchor="_Toc226291778" w:history="1">
+          <w:hyperlink w:anchor="_Toc226292804" w:history="1">
             <w:r>
               <w:rPr>
                 <w:rStyle w:val="Hyperlink"/>
@@ -2036,7 +2384,7 @@
                 <w:noProof/>
                 <w:webHidden/>
               </w:rPr>
-              <w:instrText xml:space="preserve"> PAGEREF _Toc226291778 \h </w:instrText>
+              <w:instrText xml:space="preserve"> PAGEREF _Toc226292804 \h </w:instrText>
             </w:r>
             <w:r>
               <w:rPr>
@@ -2056,7 +2404,7 @@
                 <w:noProof/>
                 <w:webHidden/>
               </w:rPr>
-              <w:t>10</w:t>
+              <w:t>11</w:t>
             </w:r>
             <w:r>
               <w:rPr>
@@ -2079,7 +2427,7 @@
               <w:noProof/>
             </w:rPr>
           </w:pPr>
-          <w:hyperlink w:anchor="_Toc226291779" w:history="1">
+          <w:hyperlink w:anchor="_Toc226292805" w:history="1">
             <w:r>
               <w:rPr>
                 <w:rStyle w:val="Hyperlink"/>
@@ -2106,7 +2454,7 @@
                 <w:noProof/>
                 <w:webHidden/>
               </w:rPr>
-              <w:instrText xml:space="preserve"> PAGEREF _Toc226291779 \h </w:instrText>
+              <w:instrText xml:space="preserve"> PAGEREF _Toc226292805 \h </w:instrText>
             </w:r>
             <w:r>
               <w:rPr>
@@ -2126,7 +2474,7 @@
                 <w:noProof/>
                 <w:webHidden/>
               </w:rPr>
-              <w:t>10</w:t>
+              <w:t>12</w:t>
             </w:r>
             <w:r>
               <w:rPr>
@@ -2149,7 +2497,7 @@
               <w:noProof/>
             </w:rPr>
           </w:pPr>
-          <w:hyperlink w:anchor="_Toc226291780" w:history="1">
+          <w:hyperlink w:anchor="_Toc226292806" w:history="1">
             <w:r>
               <w:rPr>
                 <w:rStyle w:val="Hyperlink"/>
@@ -2176,7 +2524,7 @@
                 <w:noProof/>
                 <w:webHidden/>
               </w:rPr>
-              <w:instrText xml:space="preserve"> PAGEREF _Toc226291780 \h </w:instrText>
+              <w:instrText xml:space="preserve"> PAGEREF _Toc226292806 \h </w:instrText>
             </w:r>
             <w:r>
               <w:rPr>
@@ -2196,7 +2544,7 @@
                 <w:noProof/>
                 <w:webHidden/>
               </w:rPr>
-              <w:t>11</w:t>
+              <w:t>12</w:t>
             </w:r>
             <w:r>
               <w:rPr>
@@ -2219,7 +2567,7 @@
               <w:noProof/>
             </w:rPr>
           </w:pPr>
-          <w:hyperlink w:anchor="_Toc226291781" w:history="1">
+          <w:hyperlink w:anchor="_Toc226292807" w:history="1">
             <w:r>
               <w:rPr>
                 <w:rStyle w:val="Hyperlink"/>
@@ -2246,7 +2594,7 @@
                 <w:noProof/>
                 <w:webHidden/>
               </w:rPr>
-              <w:instrText xml:space="preserve"> PAGEREF _Toc226291781 \h </w:instrText>
+              <w:instrText xml:space="preserve"> PAGEREF _Toc226292807 \h </w:instrText>
             </w:r>
             <w:r>
               <w:rPr>
@@ -2266,7 +2614,7 @@
                 <w:noProof/>
                 <w:webHidden/>
               </w:rPr>
-              <w:t>11</w:t>
+              <w:t>12</w:t>
             </w:r>
             <w:r>
               <w:rPr>
@@ -2289,7 +2637,7 @@
               <w:noProof/>
             </w:rPr>
           </w:pPr>
-          <w:hyperlink w:anchor="_Toc226291782" w:history="1">
+          <w:hyperlink w:anchor="_Toc226292808" w:history="1">
             <w:r>
               <w:rPr>
                 <w:rStyle w:val="Hyperlink"/>
@@ -2316,7 +2664,7 @@
                 <w:noProof/>
                 <w:webHidden/>
               </w:rPr>
-              <w:instrText xml:space="preserve"> PAGEREF _Toc226291782 \h </w:instrText>
+              <w:instrText xml:space="preserve"> PAGEREF _Toc226292808 \h </w:instrText>
             </w:r>
             <w:r>
               <w:rPr>
@@ -2336,7 +2684,7 @@
                 <w:noProof/>
                 <w:webHidden/>
               </w:rPr>
-              <w:t>11</w:t>
+              <w:t>12</w:t>
             </w:r>
             <w:r>
               <w:rPr>
@@ -2359,7 +2707,7 @@
               <w:noProof/>
             </w:rPr>
           </w:pPr>
-          <w:hyperlink w:anchor="_Toc226291783" w:history="1">
+          <w:hyperlink w:anchor="_Toc226292809" w:history="1">
             <w:r>
               <w:rPr>
                 <w:rStyle w:val="Hyperlink"/>
@@ -2386,7 +2734,7 @@
                 <w:noProof/>
                 <w:webHidden/>
               </w:rPr>
-              <w:instrText xml:space="preserve"> PAGEREF _Toc226291783 \h </w:instrText>
+              <w:instrText xml:space="preserve"> PAGEREF _Toc226292809 \h </w:instrText>
             </w:r>
             <w:r>
               <w:rPr>
@@ -2406,7 +2754,7 @@
                 <w:noProof/>
                 <w:webHidden/>
               </w:rPr>
-              <w:t>11</w:t>
+              <w:t>12</w:t>
             </w:r>
             <w:r>
               <w:rPr>
@@ -2429,7 +2777,7 @@
               <w:noProof/>
             </w:rPr>
           </w:pPr>
-          <w:hyperlink w:anchor="_Toc226291784" w:history="1">
+          <w:hyperlink w:anchor="_Toc226292810" w:history="1">
             <w:r>
               <w:rPr>
                 <w:rStyle w:val="Hyperlink"/>
@@ -2456,7 +2804,7 @@
                 <w:noProof/>
                 <w:webHidden/>
               </w:rPr>
-              <w:instrText xml:space="preserve"> PAGEREF _Toc226291784 \h </w:instrText>
+              <w:instrText xml:space="preserve"> PAGEREF _Toc226292810 \h </w:instrText>
             </w:r>
             <w:r>
               <w:rPr>
@@ -2476,7 +2824,7 @@
                 <w:noProof/>
                 <w:webHidden/>
               </w:rPr>
-              <w:t>11</w:t>
+              <w:t>13</w:t>
             </w:r>
             <w:r>
               <w:rPr>
@@ -2499,7 +2847,7 @@
               <w:noProof/>
             </w:rPr>
           </w:pPr>
-          <w:hyperlink w:anchor="_Toc226291785" w:history="1">
+          <w:hyperlink w:anchor="_Toc226292811" w:history="1">
             <w:r>
               <w:rPr>
                 <w:rStyle w:val="Hyperlink"/>
@@ -2526,7 +2874,7 @@
                 <w:noProof/>
                 <w:webHidden/>
               </w:rPr>
-              <w:instrText xml:space="preserve"> PAGEREF _Toc226291785 \h </w:instrText>
+              <w:instrText xml:space="preserve"> PAGEREF _Toc226292811 \h </w:instrText>
             </w:r>
             <w:r>
               <w:rPr>
@@ -2546,7 +2894,7 @@
                 <w:noProof/>
                 <w:webHidden/>
               </w:rPr>
-              <w:t>12</w:t>
+              <w:t>13</w:t>
             </w:r>
             <w:r>
               <w:rPr>
@@ -2569,7 +2917,7 @@
               <w:noProof/>
             </w:rPr>
           </w:pPr>
-          <w:hyperlink w:anchor="_Toc226291786" w:history="1">
+          <w:hyperlink w:anchor="_Toc226292812" w:history="1">
             <w:r>
               <w:rPr>
                 <w:rStyle w:val="Hyperlink"/>
@@ -2596,7 +2944,7 @@
                 <w:noProof/>
                 <w:webHidden/>
               </w:rPr>
-              <w:instrText xml:space="preserve"> PAGEREF _Toc226291786 \h </w:instrText>
+              <w:instrText xml:space="preserve"> PAGEREF _Toc226292812 \h </w:instrText>
             </w:r>
             <w:r>
               <w:rPr>
@@ -2616,7 +2964,7 @@
                 <w:noProof/>
                 <w:webHidden/>
               </w:rPr>
-              <w:t>12</w:t>
+              <w:t>13</w:t>
             </w:r>
             <w:r>
               <w:rPr>
@@ -2639,7 +2987,7 @@
               <w:noProof/>
             </w:rPr>
           </w:pPr>
-          <w:hyperlink w:anchor="_Toc226291787" w:history="1">
+          <w:hyperlink w:anchor="_Toc226292813" w:history="1">
             <w:r>
               <w:rPr>
                 <w:rStyle w:val="Hyperlink"/>
@@ -2666,7 +3014,7 @@
                 <w:noProof/>
                 <w:webHidden/>
               </w:rPr>
-              <w:instrText xml:space="preserve"> PAGEREF _Toc226291787 \h </w:instrText>
+              <w:instrText xml:space="preserve"> PAGEREF _Toc226292813 \h </w:instrText>
             </w:r>
             <w:r>
               <w:rPr>
@@ -2686,7 +3034,7 @@
                 <w:noProof/>
                 <w:webHidden/>
               </w:rPr>
-              <w:t>12</w:t>
+              <w:t>13</w:t>
             </w:r>
             <w:r>
               <w:rPr>
@@ -2709,7 +3057,7 @@
               <w:noProof/>
             </w:rPr>
           </w:pPr>
-          <w:hyperlink w:anchor="_Toc226291788" w:history="1">
+          <w:hyperlink w:anchor="_Toc226292814" w:history="1">
             <w:r>
               <w:rPr>
                 <w:rStyle w:val="Hyperlink"/>
@@ -2736,7 +3084,7 @@
                 <w:noProof/>
                 <w:webHidden/>
               </w:rPr>
-              <w:instrText xml:space="preserve"> PAGEREF _Toc226291788 \h </w:instrText>
+              <w:instrText xml:space="preserve"> PAGEREF _Toc226292814 \h </w:instrText>
             </w:r>
             <w:r>
               <w:rPr>
@@ -2756,7 +3104,7 @@
                 <w:noProof/>
                 <w:webHidden/>
               </w:rPr>
-              <w:t>12</w:t>
+              <w:t>13</w:t>
             </w:r>
             <w:r>
               <w:rPr>
@@ -2779,7 +3127,7 @@
               <w:noProof/>
             </w:rPr>
           </w:pPr>
-          <w:hyperlink w:anchor="_Toc226291789" w:history="1">
+          <w:hyperlink w:anchor="_Toc226292815" w:history="1">
             <w:r>
               <w:rPr>
                 <w:rStyle w:val="Hyperlink"/>
@@ -2806,7 +3154,7 @@
                 <w:noProof/>
                 <w:webHidden/>
               </w:rPr>
-              <w:instrText xml:space="preserve"> PAGEREF _Toc226291789 \h </w:instrText>
+              <w:instrText xml:space="preserve"> PAGEREF _Toc226292815 \h </w:instrText>
             </w:r>
             <w:r>
               <w:rPr>
@@ -2826,7 +3174,7 @@
                 <w:noProof/>
                 <w:webHidden/>
               </w:rPr>
-              <w:t>12</w:t>
+              <w:t>14</w:t>
             </w:r>
             <w:r>
               <w:rPr>
@@ -2849,7 +3197,7 @@
               <w:noProof/>
             </w:rPr>
           </w:pPr>
-          <w:hyperlink w:anchor="_Toc226291790" w:history="1">
+          <w:hyperlink w:anchor="_Toc226292816" w:history="1">
             <w:r>
               <w:rPr>
                 <w:rStyle w:val="Hyperlink"/>
@@ -2876,7 +3224,7 @@
                 <w:noProof/>
                 <w:webHidden/>
               </w:rPr>
-              <w:instrText xml:space="preserve"> PAGEREF _Toc226291790 \h </w:instrText>
+              <w:instrText xml:space="preserve"> PAGEREF _Toc226292816 \h </w:instrText>
             </w:r>
             <w:r>
               <w:rPr>
@@ -2896,7 +3244,7 @@
                 <w:noProof/>
                 <w:webHidden/>
               </w:rPr>
-              <w:t>13</w:t>
+              <w:t>14</w:t>
             </w:r>
             <w:r>
               <w:rPr>
@@ -2919,7 +3267,7 @@
               <w:noProof/>
             </w:rPr>
           </w:pPr>
-          <w:hyperlink w:anchor="_Toc226291791" w:history="1">
+          <w:hyperlink w:anchor="_Toc226292817" w:history="1">
             <w:r>
               <w:rPr>
                 <w:rStyle w:val="Hyperlink"/>
@@ -2946,7 +3294,7 @@
                 <w:noProof/>
                 <w:webHidden/>
               </w:rPr>
-              <w:instrText xml:space="preserve"> PAGEREF _Toc226291791 \h </w:instrText>
+              <w:instrText xml:space="preserve"> PAGEREF _Toc226292817 \h </w:instrText>
             </w:r>
             <w:r>
               <w:rPr>
@@ -2966,7 +3314,7 @@
                 <w:noProof/>
                 <w:webHidden/>
               </w:rPr>
-              <w:t>13</w:t>
+              <w:t>14</w:t>
             </w:r>
             <w:r>
               <w:rPr>
@@ -2989,7 +3337,7 @@
               <w:noProof/>
             </w:rPr>
           </w:pPr>
-          <w:hyperlink w:anchor="_Toc226291792" w:history="1">
+          <w:hyperlink w:anchor="_Toc226292818" w:history="1">
             <w:r>
               <w:rPr>
                 <w:rStyle w:val="Hyperlink"/>
@@ -3016,7 +3364,7 @@
                 <w:noProof/>
                 <w:webHidden/>
               </w:rPr>
-              <w:instrText xml:space="preserve"> PAGEREF _Toc226291792 \h </w:instrText>
+              <w:instrText xml:space="preserve"> PAGEREF _Toc226292818 \h </w:instrText>
             </w:r>
             <w:r>
               <w:rPr>
@@ -3036,7 +3384,7 @@
                 <w:noProof/>
                 <w:webHidden/>
               </w:rPr>
-              <w:t>13</w:t>
+              <w:t>14</w:t>
             </w:r>
             <w:r>
               <w:rPr>
@@ -3059,7 +3407,7 @@
               <w:noProof/>
             </w:rPr>
           </w:pPr>
-          <w:hyperlink w:anchor="_Toc226291793" w:history="1">
+          <w:hyperlink w:anchor="_Toc226292819" w:history="1">
             <w:r>
               <w:rPr>
                 <w:rStyle w:val="Hyperlink"/>
@@ -3086,7 +3434,7 @@
                 <w:noProof/>
                 <w:webHidden/>
               </w:rPr>
-              <w:instrText xml:space="preserve"> PAGEREF _Toc226291793 \h </w:instrText>
+              <w:instrText xml:space="preserve"> PAGEREF _Toc226292819 \h </w:instrText>
             </w:r>
             <w:r>
               <w:rPr>
@@ -3106,7 +3454,7 @@
                 <w:noProof/>
                 <w:webHidden/>
               </w:rPr>
-              <w:t>13</w:t>
+              <w:t>15</w:t>
             </w:r>
             <w:r>
               <w:rPr>
@@ -3129,7 +3477,7 @@
               <w:noProof/>
             </w:rPr>
           </w:pPr>
-          <w:hyperlink w:anchor="_Toc226291794" w:history="1">
+          <w:hyperlink w:anchor="_Toc226292820" w:history="1">
             <w:r>
               <w:rPr>
                 <w:rStyle w:val="Hyperlink"/>
@@ -3156,7 +3504,7 @@
                 <w:noProof/>
                 <w:webHidden/>
               </w:rPr>
-              <w:instrText xml:space="preserve"> PAGEREF _Toc226291794 \h </w:instrText>
+              <w:instrText xml:space="preserve"> PAGEREF _Toc226292820 \h </w:instrText>
             </w:r>
             <w:r>
               <w:rPr>
@@ -3176,7 +3524,7 @@
                 <w:noProof/>
                 <w:webHidden/>
               </w:rPr>
-              <w:t>13</w:t>
+              <w:t>15</w:t>
             </w:r>
             <w:r>
               <w:rPr>
@@ -3199,7 +3547,7 @@
               <w:noProof/>
             </w:rPr>
           </w:pPr>
-          <w:hyperlink w:anchor="_Toc226291795" w:history="1">
+          <w:hyperlink w:anchor="_Toc226292821" w:history="1">
             <w:r>
               <w:rPr>
                 <w:rStyle w:val="Hyperlink"/>
@@ -3226,7 +3574,7 @@
                 <w:noProof/>
                 <w:webHidden/>
               </w:rPr>
-              <w:instrText xml:space="preserve"> PAGEREF _Toc226291795 \h </w:instrText>
+              <w:instrText xml:space="preserve"> PAGEREF _Toc226292821 \h </w:instrText>
             </w:r>
             <w:r>
               <w:rPr>
@@ -3246,7 +3594,7 @@
                 <w:noProof/>
                 <w:webHidden/>
               </w:rPr>
-              <w:t>14</w:t>
+              <w:t>15</w:t>
             </w:r>
             <w:r>
               <w:rPr>
@@ -3269,7 +3617,7 @@
               <w:noProof/>
             </w:rPr>
           </w:pPr>
-          <w:hyperlink w:anchor="_Toc226291796" w:history="1">
+          <w:hyperlink w:anchor="_Toc226292822" w:history="1">
             <w:r>
               <w:rPr>
                 <w:rStyle w:val="Hyperlink"/>
@@ -3296,7 +3644,7 @@
                 <w:noProof/>
                 <w:webHidden/>
               </w:rPr>
-              <w:instrText xml:space="preserve"> PAGEREF _Toc226291796 \h </w:instrText>
+              <w:instrText xml:space="preserve"> PAGEREF _Toc226292822 \h </w:instrText>
             </w:r>
             <w:r>
               <w:rPr>
@@ -3316,7 +3664,7 @@
                 <w:noProof/>
                 <w:webHidden/>
               </w:rPr>
-              <w:t>14</w:t>
+              <w:t>15</w:t>
             </w:r>
             <w:r>
               <w:rPr>
@@ -3339,7 +3687,7 @@
               <w:noProof/>
             </w:rPr>
           </w:pPr>
-          <w:hyperlink w:anchor="_Toc226291797" w:history="1">
+          <w:hyperlink w:anchor="_Toc226292823" w:history="1">
             <w:r>
               <w:rPr>
                 <w:rStyle w:val="Hyperlink"/>
@@ -3366,7 +3714,7 @@
                 <w:noProof/>
                 <w:webHidden/>
               </w:rPr>
-              <w:instrText xml:space="preserve"> PAGEREF _Toc226291797 \h </w:instrText>
+              <w:instrText xml:space="preserve"> PAGEREF _Toc226292823 \h </w:instrText>
             </w:r>
             <w:r>
               <w:rPr>
@@ -3386,7 +3734,7 @@
                 <w:noProof/>
                 <w:webHidden/>
               </w:rPr>
-              <w:t>14</w:t>
+              <w:t>16</w:t>
             </w:r>
             <w:r>
               <w:rPr>
@@ -3409,7 +3757,7 @@
               <w:noProof/>
             </w:rPr>
           </w:pPr>
-          <w:hyperlink w:anchor="_Toc226291798" w:history="1">
+          <w:hyperlink w:anchor="_Toc226292824" w:history="1">
             <w:r>
               <w:rPr>
                 <w:rStyle w:val="Hyperlink"/>
@@ -3436,7 +3784,7 @@
                 <w:noProof/>
                 <w:webHidden/>
               </w:rPr>
-              <w:instrText xml:space="preserve"> PAGEREF _Toc226291798 \h </w:instrText>
+              <w:instrText xml:space="preserve"> PAGEREF _Toc226292824 \h </w:instrText>
             </w:r>
             <w:r>
               <w:rPr>
@@ -3456,7 +3804,7 @@
                 <w:noProof/>
                 <w:webHidden/>
               </w:rPr>
-              <w:t>15</w:t>
+              <w:t>16</w:t>
             </w:r>
             <w:r>
               <w:rPr>
@@ -3479,7 +3827,7 @@
               <w:noProof/>
             </w:rPr>
           </w:pPr>
-          <w:hyperlink w:anchor="_Toc226291799" w:history="1">
+          <w:hyperlink w:anchor="_Toc226292825" w:history="1">
             <w:r>
               <w:rPr>
                 <w:rStyle w:val="Hyperlink"/>
@@ -3506,7 +3854,7 @@
                 <w:noProof/>
                 <w:webHidden/>
               </w:rPr>
-              <w:instrText xml:space="preserve"> PAGEREF _Toc226291799 \h </w:instrText>
+              <w:instrText xml:space="preserve"> PAGEREF _Toc226292825 \h </w:instrText>
             </w:r>
             <w:r>
               <w:rPr>
@@ -3526,7 +3874,7 @@
                 <w:noProof/>
                 <w:webHidden/>
               </w:rPr>
-              <w:t>15</w:t>
+              <w:t>16</w:t>
             </w:r>
             <w:r>
               <w:rPr>
@@ -3549,7 +3897,7 @@
               <w:noProof/>
             </w:rPr>
           </w:pPr>
-          <w:hyperlink w:anchor="_Toc226291800" w:history="1">
+          <w:hyperlink w:anchor="_Toc226292826" w:history="1">
             <w:r>
               <w:rPr>
                 <w:rStyle w:val="Hyperlink"/>
@@ -3576,7 +3924,7 @@
                 <w:noProof/>
                 <w:webHidden/>
               </w:rPr>
-              <w:instrText xml:space="preserve"> PAGEREF _Toc226291800 \h </w:instrText>
+              <w:instrText xml:space="preserve"> PAGEREF _Toc226292826 \h </w:instrText>
             </w:r>
             <w:r>
               <w:rPr>
@@ -3596,7 +3944,7 @@
                 <w:noProof/>
                 <w:webHidden/>
               </w:rPr>
-              <w:t>15</w:t>
+              <w:t>17</w:t>
             </w:r>
             <w:r>
               <w:rPr>
@@ -3619,7 +3967,7 @@
               <w:noProof/>
             </w:rPr>
           </w:pPr>
-          <w:hyperlink w:anchor="_Toc226291801" w:history="1">
+          <w:hyperlink w:anchor="_Toc226292827" w:history="1">
             <w:r>
               <w:rPr>
                 <w:rStyle w:val="Hyperlink"/>
@@ -3646,7 +3994,7 @@
                 <w:noProof/>
                 <w:webHidden/>
               </w:rPr>
-              <w:instrText xml:space="preserve"> PAGEREF _Toc226291801 \h </w:instrText>
+              <w:instrText xml:space="preserve"> PAGEREF _Toc226292827 \h </w:instrText>
             </w:r>
             <w:r>
               <w:rPr>
@@ -3666,7 +4014,7 @@
                 <w:noProof/>
                 <w:webHidden/>
               </w:rPr>
-              <w:t>15</w:t>
+              <w:t>17</w:t>
             </w:r>
             <w:r>
               <w:rPr>
@@ -3689,7 +4037,7 @@
               <w:noProof/>
             </w:rPr>
           </w:pPr>
-          <w:hyperlink w:anchor="_Toc226291802" w:history="1">
+          <w:hyperlink w:anchor="_Toc226292828" w:history="1">
             <w:r>
               <w:rPr>
                 <w:rStyle w:val="Hyperlink"/>
@@ -3716,7 +4064,7 @@
                 <w:noProof/>
                 <w:webHidden/>
               </w:rPr>
-              <w:instrText xml:space="preserve"> PAGEREF _Toc226291802 \h </w:instrText>
+              <w:instrText xml:space="preserve"> PAGEREF _Toc226292828 \h </w:instrText>
             </w:r>
             <w:r>
               <w:rPr>
@@ -3736,7 +4084,7 @@
                 <w:noProof/>
                 <w:webHidden/>
               </w:rPr>
-              <w:t>15</w:t>
+              <w:t>17</w:t>
             </w:r>
             <w:r>
               <w:rPr>
@@ -3759,7 +4107,7 @@
               <w:noProof/>
             </w:rPr>
           </w:pPr>
-          <w:hyperlink w:anchor="_Toc226291803" w:history="1">
+          <w:hyperlink w:anchor="_Toc226292829" w:history="1">
             <w:r>
               <w:rPr>
                 <w:rStyle w:val="Hyperlink"/>
@@ -3786,7 +4134,7 @@
                 <w:noProof/>
                 <w:webHidden/>
               </w:rPr>
-              <w:instrText xml:space="preserve"> PAGEREF _Toc226291803 \h </w:instrText>
+              <w:instrText xml:space="preserve"> PAGEREF _Toc226292829 \h </w:instrText>
             </w:r>
             <w:r>
               <w:rPr>
@@ -3806,7 +4154,7 @@
                 <w:noProof/>
                 <w:webHidden/>
               </w:rPr>
-              <w:t>16</w:t>
+              <w:t>17</w:t>
             </w:r>
             <w:r>
               <w:rPr>
@@ -3829,7 +4177,7 @@
               <w:noProof/>
             </w:rPr>
           </w:pPr>
-          <w:hyperlink w:anchor="_Toc226291804" w:history="1">
+          <w:hyperlink w:anchor="_Toc226292830" w:history="1">
             <w:r>
               <w:rPr>
                 <w:rStyle w:val="Hyperlink"/>
@@ -3856,7 +4204,7 @@
                 <w:noProof/>
                 <w:webHidden/>
               </w:rPr>
-              <w:instrText xml:space="preserve"> PAGEREF _Toc226291804 \h </w:instrText>
+              <w:instrText xml:space="preserve"> PAGEREF _Toc226292830 \h </w:instrText>
             </w:r>
             <w:r>
               <w:rPr>
@@ -3876,7 +4224,7 @@
                 <w:noProof/>
                 <w:webHidden/>
               </w:rPr>
-              <w:t>16</w:t>
+              <w:t>17</w:t>
             </w:r>
             <w:r>
               <w:rPr>
@@ -3899,7 +4247,7 @@
               <w:noProof/>
             </w:rPr>
           </w:pPr>
-          <w:hyperlink w:anchor="_Toc226291805" w:history="1">
+          <w:hyperlink w:anchor="_Toc226292831" w:history="1">
             <w:r>
               <w:rPr>
                 <w:rStyle w:val="Hyperlink"/>
@@ -3926,7 +4274,7 @@
                 <w:noProof/>
                 <w:webHidden/>
               </w:rPr>
-              <w:instrText xml:space="preserve"> PAGEREF _Toc226291805 \h </w:instrText>
+              <w:instrText xml:space="preserve"> PAGEREF _Toc226292831 \h </w:instrText>
             </w:r>
             <w:r>
               <w:rPr>
@@ -3946,7 +4294,7 @@
                 <w:noProof/>
                 <w:webHidden/>
               </w:rPr>
-              <w:t>16</w:t>
+              <w:t>17</w:t>
             </w:r>
             <w:r>
               <w:rPr>
@@ -3969,7 +4317,7 @@
               <w:noProof/>
             </w:rPr>
           </w:pPr>
-          <w:hyperlink w:anchor="_Toc226291806" w:history="1">
+          <w:hyperlink w:anchor="_Toc226292832" w:history="1">
             <w:r>
               <w:rPr>
                 <w:rStyle w:val="Hyperlink"/>
@@ -3996,7 +4344,7 @@
                 <w:noProof/>
                 <w:webHidden/>
               </w:rPr>
-              <w:instrText xml:space="preserve"> PAGEREF _Toc226291806 \h </w:instrText>
+              <w:instrText xml:space="preserve"> PAGEREF _Toc226292832 \h </w:instrText>
             </w:r>
             <w:r>
               <w:rPr>
@@ -4016,7 +4364,7 @@
                 <w:noProof/>
                 <w:webHidden/>
               </w:rPr>
-              <w:t>16</w:t>
+              <w:t>18</w:t>
             </w:r>
             <w:r>
               <w:rPr>
@@ -4039,7 +4387,7 @@
               <w:noProof/>
             </w:rPr>
           </w:pPr>
-          <w:hyperlink w:anchor="_Toc226291807" w:history="1">
+          <w:hyperlink w:anchor="_Toc226292833" w:history="1">
             <w:r>
               <w:rPr>
                 <w:rStyle w:val="Hyperlink"/>
@@ -4066,7 +4414,7 @@
                 <w:noProof/>
                 <w:webHidden/>
               </w:rPr>
-              <w:instrText xml:space="preserve"> PAGEREF _Toc226291807 \h </w:instrText>
+              <w:instrText xml:space="preserve"> PAGEREF _Toc226292833 \h </w:instrText>
             </w:r>
             <w:r>
               <w:rPr>
@@ -4086,7 +4434,7 @@
                 <w:noProof/>
                 <w:webHidden/>
               </w:rPr>
-              <w:t>16</w:t>
+              <w:t>18</w:t>
             </w:r>
             <w:r>
               <w:rPr>
@@ -4109,7 +4457,7 @@
               <w:noProof/>
             </w:rPr>
           </w:pPr>
-          <w:hyperlink w:anchor="_Toc226291808" w:history="1">
+          <w:hyperlink w:anchor="_Toc226292834" w:history="1">
             <w:r>
               <w:rPr>
                 <w:rStyle w:val="Hyperlink"/>
@@ -4136,7 +4484,7 @@
                 <w:noProof/>
                 <w:webHidden/>
               </w:rPr>
-              <w:instrText xml:space="preserve"> PAGEREF _Toc226291808 \h </w:instrText>
+              <w:instrText xml:space="preserve"> PAGEREF _Toc226292834 \h </w:instrText>
             </w:r>
             <w:r>
               <w:rPr>
@@ -4156,7 +4504,7 @@
                 <w:noProof/>
                 <w:webHidden/>
               </w:rPr>
-              <w:t>17</w:t>
+              <w:t>18</w:t>
             </w:r>
             <w:r>
               <w:rPr>
@@ -4179,7 +4527,7 @@
               <w:noProof/>
             </w:rPr>
           </w:pPr>
-          <w:hyperlink w:anchor="_Toc226291809" w:history="1">
+          <w:hyperlink w:anchor="_Toc226292835" w:history="1">
             <w:r>
               <w:rPr>
                 <w:rStyle w:val="Hyperlink"/>
@@ -4206,7 +4554,7 @@
                 <w:noProof/>
                 <w:webHidden/>
               </w:rPr>
-              <w:instrText xml:space="preserve"> PAGEREF _Toc226291809 \h </w:instrText>
+              <w:instrText xml:space="preserve"> PAGEREF _Toc226292835 \h </w:instrText>
             </w:r>
             <w:r>
               <w:rPr>
@@ -4226,7 +4574,7 @@
                 <w:noProof/>
                 <w:webHidden/>
               </w:rPr>
-              <w:t>17</w:t>
+              <w:t>18</w:t>
             </w:r>
             <w:r>
               <w:rPr>
@@ -4249,7 +4597,7 @@
               <w:noProof/>
             </w:rPr>
           </w:pPr>
-          <w:hyperlink w:anchor="_Toc226291810" w:history="1">
+          <w:hyperlink w:anchor="_Toc226292836" w:history="1">
             <w:r>
               <w:rPr>
                 <w:rStyle w:val="Hyperlink"/>
@@ -4276,7 +4624,7 @@
                 <w:noProof/>
                 <w:webHidden/>
               </w:rPr>
-              <w:instrText xml:space="preserve"> PAGEREF _Toc226291810 \h </w:instrText>
+              <w:instrText xml:space="preserve"> PAGEREF _Toc226292836 \h </w:instrText>
             </w:r>
             <w:r>
               <w:rPr>
@@ -4296,7 +4644,7 @@
                 <w:noProof/>
                 <w:webHidden/>
               </w:rPr>
-              <w:t>17</w:t>
+              <w:t>19</w:t>
             </w:r>
             <w:r>
               <w:rPr>
@@ -4319,7 +4667,7 @@
               <w:noProof/>
             </w:rPr>
           </w:pPr>
-          <w:hyperlink w:anchor="_Toc226291811" w:history="1">
+          <w:hyperlink w:anchor="_Toc226292837" w:history="1">
             <w:r>
               <w:rPr>
                 <w:rStyle w:val="Hyperlink"/>
@@ -4346,7 +4694,7 @@
                 <w:noProof/>
                 <w:webHidden/>
               </w:rPr>
-              <w:instrText xml:space="preserve"> PAGEREF _Toc226291811 \h </w:instrText>
+              <w:instrText xml:space="preserve"> PAGEREF _Toc226292837 \h </w:instrText>
             </w:r>
             <w:r>
               <w:rPr>
@@ -4366,7 +4714,7 @@
                 <w:noProof/>
                 <w:webHidden/>
               </w:rPr>
-              <w:t>18</w:t>
+              <w:t>19</w:t>
             </w:r>
             <w:r>
               <w:rPr>
@@ -4389,7 +4737,7 @@
               <w:noProof/>
             </w:rPr>
           </w:pPr>
-          <w:hyperlink w:anchor="_Toc226291812" w:history="1">
+          <w:hyperlink w:anchor="_Toc226292838" w:history="1">
             <w:r>
               <w:rPr>
                 <w:rStyle w:val="Hyperlink"/>
@@ -4416,7 +4764,7 @@
                 <w:noProof/>
                 <w:webHidden/>
               </w:rPr>
-              <w:instrText xml:space="preserve"> PAGEREF _Toc226291812 \h </w:instrText>
+              <w:instrText xml:space="preserve"> PAGEREF _Toc226292838 \h </w:instrText>
             </w:r>
             <w:r>
               <w:rPr>
@@ -4436,7 +4784,7 @@
                 <w:noProof/>
                 <w:webHidden/>
               </w:rPr>
-              <w:t>18</w:t>
+              <w:t>19</w:t>
             </w:r>
             <w:r>
               <w:rPr>
@@ -4459,7 +4807,7 @@
               <w:noProof/>
             </w:rPr>
           </w:pPr>
-          <w:hyperlink w:anchor="_Toc226291813" w:history="1">
+          <w:hyperlink w:anchor="_Toc226292839" w:history="1">
             <w:r>
               <w:rPr>
                 <w:rStyle w:val="Hyperlink"/>
@@ -4486,7 +4834,7 @@
                 <w:noProof/>
                 <w:webHidden/>
               </w:rPr>
-              <w:instrText xml:space="preserve"> PAGEREF _Toc226291813 \h </w:instrText>
+              <w:instrText xml:space="preserve"> PAGEREF _Toc226292839 \h </w:instrText>
             </w:r>
             <w:r>
               <w:rPr>
@@ -4506,7 +4854,7 @@
                 <w:noProof/>
                 <w:webHidden/>
               </w:rPr>
-              <w:t>18</w:t>
+              <w:t>19</w:t>
             </w:r>
             <w:r>
               <w:rPr>
@@ -4529,7 +4877,7 @@
               <w:noProof/>
             </w:rPr>
           </w:pPr>
-          <w:hyperlink w:anchor="_Toc226291814" w:history="1">
+          <w:hyperlink w:anchor="_Toc226292840" w:history="1">
             <w:r>
               <w:rPr>
                 <w:rStyle w:val="Hyperlink"/>
@@ -4556,7 +4904,7 @@
                 <w:noProof/>
                 <w:webHidden/>
               </w:rPr>
-              <w:instrText xml:space="preserve"> PAGEREF _Toc226291814 \h </w:instrText>
+              <w:instrText xml:space="preserve"> PAGEREF _Toc226292840 \h </w:instrText>
             </w:r>
             <w:r>
               <w:rPr>
@@ -4576,7 +4924,7 @@
                 <w:noProof/>
                 <w:webHidden/>
               </w:rPr>
-              <w:t>18</w:t>
+              <w:t>19</w:t>
             </w:r>
             <w:r>
               <w:rPr>
@@ -4599,7 +4947,7 @@
               <w:noProof/>
             </w:rPr>
           </w:pPr>
-          <w:hyperlink w:anchor="_Toc226291815" w:history="1">
+          <w:hyperlink w:anchor="_Toc226292841" w:history="1">
             <w:r>
               <w:rPr>
                 <w:rStyle w:val="Hyperlink"/>
@@ -4626,7 +4974,7 @@
                 <w:noProof/>
                 <w:webHidden/>
               </w:rPr>
-              <w:instrText xml:space="preserve"> PAGEREF _Toc226291815 \h </w:instrText>
+              <w:instrText xml:space="preserve"> PAGEREF _Toc226292841 \h </w:instrText>
             </w:r>
             <w:r>
               <w:rPr>
@@ -4646,7 +4994,7 @@
                 <w:noProof/>
                 <w:webHidden/>
               </w:rPr>
-              <w:t>19</w:t>
+              <w:t>20</w:t>
             </w:r>
             <w:r>
               <w:rPr>
@@ -4669,7 +5017,7 @@
               <w:noProof/>
             </w:rPr>
           </w:pPr>
-          <w:hyperlink w:anchor="_Toc226291816" w:history="1">
+          <w:hyperlink w:anchor="_Toc226292842" w:history="1">
             <w:r>
               <w:rPr>
                 <w:rStyle w:val="Hyperlink"/>
@@ -4696,7 +5044,7 @@
                 <w:noProof/>
                 <w:webHidden/>
               </w:rPr>
-              <w:instrText xml:space="preserve"> PAGEREF _Toc226291816 \h </w:instrText>
+              <w:instrText xml:space="preserve"> PAGEREF _Toc226292842 \h </w:instrText>
             </w:r>
             <w:r>
               <w:rPr>
@@ -4716,7 +5064,7 @@
                 <w:noProof/>
                 <w:webHidden/>
               </w:rPr>
-              <w:t>19</w:t>
+              <w:t>20</w:t>
             </w:r>
             <w:r>
               <w:rPr>
@@ -4739,7 +5087,7 @@
               <w:noProof/>
             </w:rPr>
           </w:pPr>
-          <w:hyperlink w:anchor="_Toc226291817" w:history="1">
+          <w:hyperlink w:anchor="_Toc226292843" w:history="1">
             <w:r>
               <w:rPr>
                 <w:rStyle w:val="Hyperlink"/>
@@ -4766,7 +5114,7 @@
                 <w:noProof/>
                 <w:webHidden/>
               </w:rPr>
-              <w:instrText xml:space="preserve"> PAGEREF _Toc226291817 \h </w:instrText>
+              <w:instrText xml:space="preserve"> PAGEREF _Toc226292843 \h </w:instrText>
             </w:r>
             <w:r>
               <w:rPr>
@@ -4786,7 +5134,7 @@
                 <w:noProof/>
                 <w:webHidden/>
               </w:rPr>
-              <w:t>19</w:t>
+              <w:t>20</w:t>
             </w:r>
             <w:r>
               <w:rPr>
@@ -4809,7 +5157,7 @@
               <w:noProof/>
             </w:rPr>
           </w:pPr>
-          <w:hyperlink w:anchor="_Toc226291818" w:history="1">
+          <w:hyperlink w:anchor="_Toc226292844" w:history="1">
             <w:r>
               <w:rPr>
                 <w:rStyle w:val="Hyperlink"/>
@@ -4836,7 +5184,7 @@
                 <w:noProof/>
                 <w:webHidden/>
               </w:rPr>
-              <w:instrText xml:space="preserve"> PAGEREF _Toc226291818 \h </w:instrText>
+              <w:instrText xml:space="preserve"> PAGEREF _Toc226292844 \h </w:instrText>
             </w:r>
             <w:r>
               <w:rPr>
@@ -4856,7 +5204,7 @@
                 <w:noProof/>
                 <w:webHidden/>
               </w:rPr>
-              <w:t>19</w:t>
+              <w:t>21</w:t>
             </w:r>
             <w:r>
               <w:rPr>
@@ -4879,7 +5227,7 @@
               <w:noProof/>
             </w:rPr>
           </w:pPr>
-          <w:hyperlink w:anchor="_Toc226291819" w:history="1">
+          <w:hyperlink w:anchor="_Toc226292845" w:history="1">
             <w:r>
               <w:rPr>
                 <w:rStyle w:val="Hyperlink"/>
@@ -4906,7 +5254,7 @@
                 <w:noProof/>
                 <w:webHidden/>
               </w:rPr>
-              <w:instrText xml:space="preserve"> PAGEREF _Toc226291819 \h </w:instrText>
+              <w:instrText xml:space="preserve"> PAGEREF _Toc226292845 \h </w:instrText>
             </w:r>
             <w:r>
               <w:rPr>
@@ -4926,7 +5274,7 @@
                 <w:noProof/>
                 <w:webHidden/>
               </w:rPr>
-              <w:t>20</w:t>
+              <w:t>21</w:t>
             </w:r>
             <w:r>
               <w:rPr>
@@ -4949,7 +5297,7 @@
               <w:noProof/>
             </w:rPr>
           </w:pPr>
-          <w:hyperlink w:anchor="_Toc226291820" w:history="1">
+          <w:hyperlink w:anchor="_Toc226292846" w:history="1">
             <w:r>
               <w:rPr>
                 <w:rStyle w:val="Hyperlink"/>
@@ -4976,7 +5324,7 @@
                 <w:noProof/>
                 <w:webHidden/>
               </w:rPr>
-              <w:instrText xml:space="preserve"> PAGEREF _Toc226291820 \h </w:instrText>
+              <w:instrText xml:space="preserve"> PAGEREF _Toc226292846 \h </w:instrText>
             </w:r>
             <w:r>
               <w:rPr>
@@ -4996,7 +5344,7 @@
                 <w:noProof/>
                 <w:webHidden/>
               </w:rPr>
-              <w:t>20</w:t>
+              <w:t>21</w:t>
             </w:r>
             <w:r>
               <w:rPr>
@@ -5019,7 +5367,7 @@
               <w:noProof/>
             </w:rPr>
           </w:pPr>
-          <w:hyperlink w:anchor="_Toc226291821" w:history="1">
+          <w:hyperlink w:anchor="_Toc226292847" w:history="1">
             <w:r>
               <w:rPr>
                 <w:rStyle w:val="Hyperlink"/>
@@ -5046,7 +5394,7 @@
                 <w:noProof/>
                 <w:webHidden/>
               </w:rPr>
-              <w:instrText xml:space="preserve"> PAGEREF _Toc226291821 \h </w:instrText>
+              <w:instrText xml:space="preserve"> PAGEREF _Toc226292847 \h </w:instrText>
             </w:r>
             <w:r>
               <w:rPr>
@@ -5066,7 +5414,7 @@
                 <w:noProof/>
                 <w:webHidden/>
               </w:rPr>
-              <w:t>20</w:t>
+              <w:t>21</w:t>
             </w:r>
             <w:r>
               <w:rPr>
@@ -5089,7 +5437,7 @@
               <w:noProof/>
             </w:rPr>
           </w:pPr>
-          <w:hyperlink w:anchor="_Toc226291822" w:history="1">
+          <w:hyperlink w:anchor="_Toc226292848" w:history="1">
             <w:r>
               <w:rPr>
                 <w:rStyle w:val="Hyperlink"/>
@@ -5116,7 +5464,7 @@
                 <w:noProof/>
                 <w:webHidden/>
               </w:rPr>
-              <w:instrText xml:space="preserve"> PAGEREF _Toc226291822 \h </w:instrText>
+              <w:instrText xml:space="preserve"> PAGEREF _Toc226292848 \h </w:instrText>
             </w:r>
             <w:r>
               <w:rPr>
@@ -5136,7 +5484,7 @@
                 <w:noProof/>
                 <w:webHidden/>
               </w:rPr>
-              <w:t>20</w:t>
+              <w:t>21</w:t>
             </w:r>
             <w:r>
               <w:rPr>
@@ -5159,7 +5507,7 @@
               <w:noProof/>
             </w:rPr>
           </w:pPr>
-          <w:hyperlink w:anchor="_Toc226291823" w:history="1">
+          <w:hyperlink w:anchor="_Toc226292849" w:history="1">
             <w:r>
               <w:rPr>
                 <w:rStyle w:val="Hyperlink"/>
@@ -5186,7 +5534,7 @@
                 <w:noProof/>
                 <w:webHidden/>
               </w:rPr>
-              <w:instrText xml:space="preserve"> PAGEREF _Toc226291823 \h </w:instrText>
+              <w:instrText xml:space="preserve"> PAGEREF _Toc226292849 \h </w:instrText>
             </w:r>
             <w:r>
               <w:rPr>
@@ -5206,7 +5554,7 @@
                 <w:noProof/>
                 <w:webHidden/>
               </w:rPr>
-              <w:t>20</w:t>
+              <w:t>21</w:t>
             </w:r>
             <w:r>
               <w:rPr>
@@ -5229,7 +5577,7 @@
               <w:noProof/>
             </w:rPr>
           </w:pPr>
-          <w:hyperlink w:anchor="_Toc226291824" w:history="1">
+          <w:hyperlink w:anchor="_Toc226292850" w:history="1">
             <w:r>
               <w:rPr>
                 <w:rStyle w:val="Hyperlink"/>
@@ -5256,7 +5604,7 @@
                 <w:noProof/>
                 <w:webHidden/>
               </w:rPr>
-              <w:instrText xml:space="preserve"> PAGEREF _Toc226291824 \h </w:instrText>
+              <w:instrText xml:space="preserve"> PAGEREF _Toc226292850 \h </w:instrText>
             </w:r>
             <w:r>
               <w:rPr>
@@ -5276,7 +5624,7 @@
                 <w:noProof/>
                 <w:webHidden/>
               </w:rPr>
-              <w:t>20</w:t>
+              <w:t>22</w:t>
             </w:r>
             <w:r>
               <w:rPr>
@@ -5299,7 +5647,7 @@
               <w:noProof/>
             </w:rPr>
           </w:pPr>
-          <w:hyperlink w:anchor="_Toc226291825" w:history="1">
+          <w:hyperlink w:anchor="_Toc226292851" w:history="1">
             <w:r>
               <w:rPr>
                 <w:rStyle w:val="Hyperlink"/>
@@ -5326,7 +5674,7 @@
                 <w:noProof/>
                 <w:webHidden/>
               </w:rPr>
-              <w:instrText xml:space="preserve"> PAGEREF _Toc226291825 \h </w:instrText>
+              <w:instrText xml:space="preserve"> PAGEREF _Toc226292851 \h </w:instrText>
             </w:r>
             <w:r>
               <w:rPr>
@@ -5346,7 +5694,7 @@
                 <w:noProof/>
                 <w:webHidden/>
               </w:rPr>
-              <w:t>21</w:t>
+              <w:t>22</w:t>
             </w:r>
             <w:r>
               <w:rPr>
@@ -5369,7 +5717,7 @@
               <w:noProof/>
             </w:rPr>
           </w:pPr>
-          <w:hyperlink w:anchor="_Toc226291826" w:history="1">
+          <w:hyperlink w:anchor="_Toc226292852" w:history="1">
             <w:r>
               <w:rPr>
                 <w:rStyle w:val="Hyperlink"/>
@@ -5396,7 +5744,7 @@
                 <w:noProof/>
                 <w:webHidden/>
               </w:rPr>
-              <w:instrText xml:space="preserve"> PAGEREF _Toc226291826 \h </w:instrText>
+              <w:instrText xml:space="preserve"> PAGEREF _Toc226292852 \h </w:instrText>
             </w:r>
             <w:r>
               <w:rPr>
@@ -5416,7 +5764,7 @@
                 <w:noProof/>
                 <w:webHidden/>
               </w:rPr>
-              <w:t>21</w:t>
+              <w:t>22</w:t>
             </w:r>
             <w:r>
               <w:rPr>
@@ -5439,7 +5787,7 @@
               <w:noProof/>
             </w:rPr>
           </w:pPr>
-          <w:hyperlink w:anchor="_Toc226291827" w:history="1">
+          <w:hyperlink w:anchor="_Toc226292853" w:history="1">
             <w:r>
               <w:rPr>
                 <w:rStyle w:val="Hyperlink"/>
@@ -5466,7 +5814,7 @@
                 <w:noProof/>
                 <w:webHidden/>
               </w:rPr>
-              <w:instrText xml:space="preserve"> PAGEREF _Toc226291827 \h </w:instrText>
+              <w:instrText xml:space="preserve"> PAGEREF _Toc226292853 \h </w:instrText>
             </w:r>
             <w:r>
               <w:rPr>
@@ -5486,7 +5834,7 @@
                 <w:noProof/>
                 <w:webHidden/>
               </w:rPr>
-              <w:t>21</w:t>
+              <w:t>22</w:t>
             </w:r>
             <w:r>
               <w:rPr>
@@ -5509,7 +5857,7 @@
               <w:noProof/>
             </w:rPr>
           </w:pPr>
-          <w:hyperlink w:anchor="_Toc226291828" w:history="1">
+          <w:hyperlink w:anchor="_Toc226292854" w:history="1">
             <w:r>
               <w:rPr>
                 <w:rStyle w:val="Hyperlink"/>
@@ -5536,7 +5884,7 @@
                 <w:noProof/>
                 <w:webHidden/>
               </w:rPr>
-              <w:instrText xml:space="preserve"> PAGEREF _Toc226291828 \h </w:instrText>
+              <w:instrText xml:space="preserve"> PAGEREF _Toc226292854 \h </w:instrText>
             </w:r>
             <w:r>
               <w:rPr>
@@ -5556,7 +5904,7 @@
                 <w:noProof/>
                 <w:webHidden/>
               </w:rPr>
-              <w:t>21</w:t>
+              <w:t>22</w:t>
             </w:r>
             <w:r>
               <w:rPr>
@@ -5579,7 +5927,7 @@
               <w:noProof/>
             </w:rPr>
           </w:pPr>
-          <w:hyperlink w:anchor="_Toc226291829" w:history="1">
+          <w:hyperlink w:anchor="_Toc226292855" w:history="1">
             <w:r>
               <w:rPr>
                 <w:rStyle w:val="Hyperlink"/>
@@ -5606,7 +5954,7 @@
                 <w:noProof/>
                 <w:webHidden/>
               </w:rPr>
-              <w:instrText xml:space="preserve"> PAGEREF _Toc226291829 \h </w:instrText>
+              <w:instrText xml:space="preserve"> PAGEREF _Toc226292855 \h </w:instrText>
             </w:r>
             <w:r>
               <w:rPr>
@@ -5626,7 +5974,7 @@
                 <w:noProof/>
                 <w:webHidden/>
               </w:rPr>
-              <w:t>21</w:t>
+              <w:t>23</w:t>
             </w:r>
             <w:r>
               <w:rPr>
@@ -5649,7 +5997,7 @@
               <w:noProof/>
             </w:rPr>
           </w:pPr>
-          <w:hyperlink w:anchor="_Toc226291830" w:history="1">
+          <w:hyperlink w:anchor="_Toc226292856" w:history="1">
             <w:r>
               <w:rPr>
                 <w:rStyle w:val="Hyperlink"/>
@@ -5676,7 +6024,7 @@
                 <w:noProof/>
                 <w:webHidden/>
               </w:rPr>
-              <w:instrText xml:space="preserve"> PAGEREF _Toc226291830 \h </w:instrText>
+              <w:instrText xml:space="preserve"> PAGEREF _Toc226292856 \h </w:instrText>
             </w:r>
             <w:r>
               <w:rPr>
@@ -5696,7 +6044,7 @@
                 <w:noProof/>
                 <w:webHidden/>
               </w:rPr>
-              <w:t>22</w:t>
+              <w:t>23</w:t>
             </w:r>
             <w:r>
               <w:rPr>
@@ -5719,7 +6067,7 @@
               <w:noProof/>
             </w:rPr>
           </w:pPr>
-          <w:hyperlink w:anchor="_Toc226291831" w:history="1">
+          <w:hyperlink w:anchor="_Toc226292857" w:history="1">
             <w:r>
               <w:rPr>
                 <w:rStyle w:val="Hyperlink"/>
@@ -5746,7 +6094,7 @@
                 <w:noProof/>
                 <w:webHidden/>
               </w:rPr>
-              <w:instrText xml:space="preserve"> PAGEREF _Toc226291831 \h </w:instrText>
+              <w:instrText xml:space="preserve"> PAGEREF _Toc226292857 \h </w:instrText>
             </w:r>
             <w:r>
               <w:rPr>
@@ -5766,7 +6114,7 @@
                 <w:noProof/>
                 <w:webHidden/>
               </w:rPr>
-              <w:t>22</w:t>
+              <w:t>23</w:t>
             </w:r>
             <w:r>
               <w:rPr>
@@ -5789,7 +6137,7 @@
               <w:noProof/>
             </w:rPr>
           </w:pPr>
-          <w:hyperlink w:anchor="_Toc226291832" w:history="1">
+          <w:hyperlink w:anchor="_Toc226292858" w:history="1">
             <w:r>
               <w:rPr>
                 <w:rStyle w:val="Hyperlink"/>
@@ -5816,7 +6164,7 @@
                 <w:noProof/>
                 <w:webHidden/>
               </w:rPr>
-              <w:instrText xml:space="preserve"> PAGEREF _Toc226291832 \h </w:instrText>
+              <w:instrText xml:space="preserve"> PAGEREF _Toc226292858 \h </w:instrText>
             </w:r>
             <w:r>
               <w:rPr>
@@ -5836,7 +6184,7 @@
                 <w:noProof/>
                 <w:webHidden/>
               </w:rPr>
-              <w:t>22</w:t>
+              <w:t>23</w:t>
             </w:r>
             <w:r>
               <w:rPr>
@@ -5859,7 +6207,7 @@
               <w:noProof/>
             </w:rPr>
           </w:pPr>
-          <w:hyperlink w:anchor="_Toc226291833" w:history="1">
+          <w:hyperlink w:anchor="_Toc226292859" w:history="1">
             <w:r>
               <w:rPr>
                 <w:rStyle w:val="Hyperlink"/>
@@ -5886,7 +6234,7 @@
                 <w:noProof/>
                 <w:webHidden/>
               </w:rPr>
-              <w:instrText xml:space="preserve"> PAGEREF _Toc226291833 \h </w:instrText>
+              <w:instrText xml:space="preserve"> PAGEREF _Toc226292859 \h </w:instrText>
             </w:r>
             <w:r>
               <w:rPr>
@@ -5906,7 +6254,7 @@
                 <w:noProof/>
                 <w:webHidden/>
               </w:rPr>
-              <w:t>22</w:t>
+              <w:t>24</w:t>
             </w:r>
             <w:r>
               <w:rPr>
@@ -5929,7 +6277,7 @@
               <w:noProof/>
             </w:rPr>
           </w:pPr>
-          <w:hyperlink w:anchor="_Toc226291834" w:history="1">
+          <w:hyperlink w:anchor="_Toc226292860" w:history="1">
             <w:r>
               <w:rPr>
                 <w:rStyle w:val="Hyperlink"/>
@@ -5956,7 +6304,7 @@
                 <w:noProof/>
                 <w:webHidden/>
               </w:rPr>
-              <w:instrText xml:space="preserve"> PAGEREF _Toc226291834 \h </w:instrText>
+              <w:instrText xml:space="preserve"> PAGEREF _Toc226292860 \h </w:instrText>
             </w:r>
             <w:r>
               <w:rPr>
@@ -5976,7 +6324,7 @@
                 <w:noProof/>
                 <w:webHidden/>
               </w:rPr>
-              <w:t>23</w:t>
+              <w:t>24</w:t>
             </w:r>
             <w:r>
               <w:rPr>
@@ -5999,7 +6347,7 @@
               <w:noProof/>
             </w:rPr>
           </w:pPr>
-          <w:hyperlink w:anchor="_Toc226291835" w:history="1">
+          <w:hyperlink w:anchor="_Toc226292861" w:history="1">
             <w:r>
               <w:rPr>
                 <w:rStyle w:val="Hyperlink"/>
@@ -6026,7 +6374,7 @@
                 <w:noProof/>
                 <w:webHidden/>
               </w:rPr>
-              <w:instrText xml:space="preserve"> PAGEREF _Toc226291835 \h </w:instrText>
+              <w:instrText xml:space="preserve"> PAGEREF _Toc226292861 \h </w:instrText>
             </w:r>
             <w:r>
               <w:rPr>
@@ -6046,7 +6394,7 @@
                 <w:noProof/>
                 <w:webHidden/>
               </w:rPr>
-              <w:t>23</w:t>
+              <w:t>24</w:t>
             </w:r>
             <w:r>
               <w:rPr>
@@ -6069,7 +6417,7 @@
               <w:noProof/>
             </w:rPr>
           </w:pPr>
-          <w:hyperlink w:anchor="_Toc226291836" w:history="1">
+          <w:hyperlink w:anchor="_Toc226292862" w:history="1">
             <w:r>
               <w:rPr>
                 <w:rStyle w:val="Hyperlink"/>
@@ -6096,7 +6444,7 @@
                 <w:noProof/>
                 <w:webHidden/>
               </w:rPr>
-              <w:instrText xml:space="preserve"> PAGEREF _Toc226291836 \h </w:instrText>
+              <w:instrText xml:space="preserve"> PAGEREF _Toc226292862 \h </w:instrText>
             </w:r>
             <w:r>
               <w:rPr>
@@ -6116,7 +6464,7 @@
                 <w:noProof/>
                 <w:webHidden/>
               </w:rPr>
-              <w:t>24</w:t>
+              <w:t>25</w:t>
             </w:r>
             <w:r>
               <w:rPr>
@@ -6139,7 +6487,7 @@
               <w:noProof/>
             </w:rPr>
           </w:pPr>
-          <w:hyperlink w:anchor="_Toc226291837" w:history="1">
+          <w:hyperlink w:anchor="_Toc226292863" w:history="1">
             <w:r>
               <w:rPr>
                 <w:rStyle w:val="Hyperlink"/>
@@ -6166,7 +6514,7 @@
                 <w:noProof/>
                 <w:webHidden/>
               </w:rPr>
-              <w:instrText xml:space="preserve"> PAGEREF _Toc226291837 \h </w:instrText>
+              <w:instrText xml:space="preserve"> PAGEREF _Toc226292863 \h </w:instrText>
             </w:r>
             <w:r>
               <w:rPr>
@@ -6186,7 +6534,7 @@
                 <w:noProof/>
                 <w:webHidden/>
               </w:rPr>
-              <w:t>24</w:t>
+              <w:t>25</w:t>
             </w:r>
             <w:r>
               <w:rPr>
@@ -6213,48 +6561,402 @@
       </w:sdtContent>
     </w:sdt>
     <w:p>
-      <w:r>
+      <w:pPr>
+        <w:rPr>
+          <w:b/>
+          <w:bCs/>
+        </w:rPr>
+      </w:pPr>
+      <w:r>
+        <w:lastRenderedPageBreak/>
         <w:br/>
       </w:r>
+      <w:r>
+        <w:br/>
+      </w:r>
+      <w:bookmarkStart w:id="1" w:name="_Toc226292775"/>
+      <w:r>
+        <w:rPr>
+          <w:rStyle w:val="Heading1Char"/>
+        </w:rPr>
+        <w:t>Chapter 0: Quick Start (Loopback Demo)</w:t>
+      </w:r>
+      <w:bookmarkEnd w:id="1"/>
+    </w:p>
+    <w:p>
+      <w:r>
+        <w:t>For the most straightforward introduction to the system, you can run a "Loopback" simulation where the Ground Control interface and the 3D OpenGL renderer run on the same machine.</w:t>
+      </w:r>
+    </w:p>
+    <w:p>
+      <w:pPr>
+        <w:pStyle w:val="Heading2"/>
+      </w:pPr>
+      <w:bookmarkStart w:id="2" w:name="_Toc226292776"/>
+      <w:r>
+        <w:t>0.1 Opening the Project</w:t>
+      </w:r>
+      <w:bookmarkEnd w:id="2"/>
+    </w:p>
+    <w:p>
+      <w:pPr>
+        <w:numPr>
+          <w:ilvl w:val="0"/>
+          <w:numId w:val="60"/>
+        </w:numPr>
+      </w:pPr>
+      <w:r>
+        <w:t xml:space="preserve">Launch </w:t>
+      </w:r>
+      <w:r>
+        <w:rPr>
+          <w:b/>
+          <w:bCs/>
+        </w:rPr>
+        <w:t>Qt Creator</w:t>
+      </w:r>
+      <w:r>
+        <w:t>.</w:t>
+      </w:r>
+    </w:p>
+    <w:p>
+      <w:pPr>
+        <w:numPr>
+          <w:ilvl w:val="0"/>
+          <w:numId w:val="60"/>
+        </w:numPr>
+      </w:pPr>
+      <w:r>
+        <w:t>Open the SendingUnit.pro project file.</w:t>
+      </w:r>
+    </w:p>
+    <w:p>
+      <w:pPr>
+        <w:numPr>
+          <w:ilvl w:val="0"/>
+          <w:numId w:val="60"/>
+        </w:numPr>
+      </w:pPr>
+      <w:r>
+        <w:t>Select a valid kit (e.g., Desktop Qt 5.5.1 MSVC2010 32-bit).</w:t>
+      </w:r>
+    </w:p>
+    <w:p>
+      <w:pPr>
+        <w:pStyle w:val="Heading2"/>
+      </w:pPr>
+      <w:bookmarkStart w:id="3" w:name="_Toc226292777"/>
+      <w:r>
+        <w:t>0.2 Initial Build and Directory Setup</w:t>
+      </w:r>
+      <w:bookmarkEnd w:id="3"/>
+    </w:p>
+    <w:p>
+      <w:pPr>
+        <w:numPr>
+          <w:ilvl w:val="0"/>
+          <w:numId w:val="61"/>
+        </w:numPr>
+      </w:pPr>
+      <w:r>
+        <w:t xml:space="preserve">Click </w:t>
+      </w:r>
+      <w:r>
+        <w:rPr>
+          <w:b/>
+          <w:bCs/>
+        </w:rPr>
+        <w:t>Run</w:t>
+      </w:r>
+      <w:r>
+        <w:t xml:space="preserve"> (or press </w:t>
+      </w:r>
+      <w:proofErr w:type="spellStart"/>
+      <w:r>
+        <w:t>Ctrl+R</w:t>
+      </w:r>
+      <w:proofErr w:type="spellEnd"/>
+      <w:r>
+        <w:t>).</w:t>
+      </w:r>
+    </w:p>
+    <w:p>
+      <w:pPr>
+        <w:numPr>
+          <w:ilvl w:val="0"/>
+          <w:numId w:val="61"/>
+        </w:numPr>
+      </w:pPr>
+      <w:r>
+        <w:t>The program will initialize but may complain about missing OpenGL models or settings.</w:t>
+      </w:r>
+    </w:p>
+    <w:p>
+      <w:pPr>
+        <w:numPr>
+          <w:ilvl w:val="0"/>
+          <w:numId w:val="61"/>
+        </w:numPr>
+      </w:pPr>
+      <w:r>
+        <w:rPr>
+          <w:b/>
+          <w:bCs/>
+        </w:rPr>
+        <w:t>Deploy Assets:</w:t>
+      </w:r>
+      <w:r>
+        <w:t xml:space="preserve"> You must manually copy your asset folders into the build directory created by Qt Creator (e.g., build-SendingUnit-Desktop_Qt_5_5_1_MSVC2010_32bit-Debug/).</w:t>
+      </w:r>
+    </w:p>
+    <w:p>
+      <w:pPr>
+        <w:numPr>
+          <w:ilvl w:val="1"/>
+          <w:numId w:val="61"/>
+        </w:numPr>
+      </w:pPr>
+      <w:r>
+        <w:t xml:space="preserve">Copy the </w:t>
+      </w:r>
+      <w:r>
+        <w:rPr>
+          <w:b/>
+          <w:bCs/>
+        </w:rPr>
+        <w:t>"models"</w:t>
+      </w:r>
+      <w:r>
+        <w:t xml:space="preserve"> folder into the build directory.</w:t>
+      </w:r>
+    </w:p>
+    <w:p>
+      <w:pPr>
+        <w:numPr>
+          <w:ilvl w:val="1"/>
+          <w:numId w:val="61"/>
+        </w:numPr>
+      </w:pPr>
+      <w:r>
+        <w:t xml:space="preserve">Copy the </w:t>
+      </w:r>
+      <w:r>
+        <w:rPr>
+          <w:b/>
+          <w:bCs/>
+        </w:rPr>
+        <w:t>"</w:t>
+      </w:r>
+      <w:proofErr w:type="spellStart"/>
+      <w:r>
+        <w:rPr>
+          <w:b/>
+          <w:bCs/>
+        </w:rPr>
+        <w:t>ProgramData</w:t>
+      </w:r>
+      <w:proofErr w:type="spellEnd"/>
+      <w:r>
+        <w:rPr>
+          <w:b/>
+          <w:bCs/>
+        </w:rPr>
+        <w:t>"</w:t>
+      </w:r>
+      <w:r>
+        <w:t xml:space="preserve"> folder (or the </w:t>
+      </w:r>
+      <w:proofErr w:type="spellStart"/>
+      <w:r>
+        <w:t>retainData.stz</w:t>
+      </w:r>
+      <w:proofErr w:type="spellEnd"/>
+      <w:r>
+        <w:t xml:space="preserve"> settings file) into the build directory.</w:t>
+      </w:r>
+    </w:p>
+    <w:p>
+      <w:pPr>
+        <w:numPr>
+          <w:ilvl w:val="0"/>
+          <w:numId w:val="61"/>
+        </w:numPr>
+      </w:pPr>
+      <w:r>
+        <w:rPr>
+          <w:b/>
+          <w:bCs/>
+        </w:rPr>
+        <w:t>Restart:</w:t>
+      </w:r>
+      <w:r>
+        <w:t xml:space="preserve"> Run the program again. It should now load the 3D environment and the default parameter set without errors.</w:t>
+      </w:r>
+    </w:p>
+    <w:p>
+      <w:pPr>
+        <w:pStyle w:val="Heading2"/>
+      </w:pPr>
+      <w:bookmarkStart w:id="4" w:name="_Toc226292778"/>
+      <w:r>
+        <w:t>0.3 Running the Simulation</w:t>
+      </w:r>
+      <w:bookmarkEnd w:id="4"/>
+    </w:p>
+    <w:p>
+      <w:pPr>
+        <w:numPr>
+          <w:ilvl w:val="0"/>
+          <w:numId w:val="62"/>
+        </w:numPr>
+      </w:pPr>
+      <w:r>
+        <w:rPr>
+          <w:b/>
+          <w:bCs/>
+        </w:rPr>
+        <w:t>Plug in an Xbox Controller:</w:t>
+      </w:r>
+      <w:r>
+        <w:t xml:space="preserve"> Ensure it is recognized by the OS before proceeding.</w:t>
+      </w:r>
+    </w:p>
+    <w:p>
+      <w:pPr>
+        <w:numPr>
+          <w:ilvl w:val="0"/>
+          <w:numId w:val="62"/>
+        </w:numPr>
+      </w:pPr>
+      <w:r>
+        <w:rPr>
+          <w:b/>
+          <w:bCs/>
+        </w:rPr>
+        <w:t>Configure Role:</w:t>
+      </w:r>
+      <w:r>
+        <w:t xml:space="preserve"> Go to </w:t>
+      </w:r>
+      <w:r>
+        <w:rPr>
+          <w:b/>
+          <w:bCs/>
+        </w:rPr>
+        <w:t>Parameters &gt; Communication Settings</w:t>
+      </w:r>
+      <w:r>
+        <w:t xml:space="preserve"> and ensure the system is set to </w:t>
+      </w:r>
+      <w:r>
+        <w:rPr>
+          <w:b/>
+          <w:bCs/>
+        </w:rPr>
+        <w:t>Serving Helicopter</w:t>
+      </w:r>
+      <w:r>
+        <w:t>.</w:t>
+      </w:r>
+    </w:p>
+    <w:p>
+      <w:pPr>
+        <w:numPr>
+          <w:ilvl w:val="0"/>
+          <w:numId w:val="62"/>
+        </w:numPr>
+      </w:pPr>
+      <w:r>
+        <w:rPr>
+          <w:b/>
+          <w:bCs/>
+        </w:rPr>
+        <w:t>Enter Simulation:</w:t>
+      </w:r>
+      <w:r>
+        <w:t xml:space="preserve"> Go to </w:t>
+      </w:r>
+      <w:r>
+        <w:rPr>
+          <w:b/>
+          <w:bCs/>
+        </w:rPr>
+        <w:t>Main Display &gt; Helicopter Simulation</w:t>
+      </w:r>
+      <w:r>
+        <w:t>.</w:t>
+      </w:r>
+    </w:p>
+    <w:p>
+      <w:pPr>
+        <w:numPr>
+          <w:ilvl w:val="0"/>
+          <w:numId w:val="62"/>
+        </w:numPr>
+      </w:pPr>
+      <w:r>
+        <w:rPr>
+          <w:b/>
+          <w:bCs/>
+        </w:rPr>
+        <w:t>Begin:</w:t>
+      </w:r>
+      <w:r>
+        <w:t xml:space="preserve"> Move the sticks on your controller to see the 3D drone respond in real-time via the loopback network.</w:t>
+      </w:r>
+    </w:p>
+    <w:p>
+      <w:r>
+        <w:lastRenderedPageBreak/>
+        <w:br/>
+      </w:r>
+      <w:proofErr w:type="spellStart"/>
+      <w:r>
+        <w:t>adadf</w:t>
+      </w:r>
+      <w:proofErr w:type="spellEnd"/>
+    </w:p>
+    <w:p>
+      <w:proofErr w:type="spellStart"/>
+      <w:r>
+        <w:t>adfadf</w:t>
+      </w:r>
+      <w:proofErr w:type="spellEnd"/>
     </w:p>
     <w:p>
       <w:pPr>
         <w:pStyle w:val="Heading1"/>
       </w:pPr>
-      <w:bookmarkStart w:id="1" w:name="_Toc226291753"/>
+      <w:bookmarkStart w:id="5" w:name="_Toc226292779"/>
       <w:r>
         <w:t>Chapter 1: System Overview</w:t>
       </w:r>
-      <w:bookmarkEnd w:id="1"/>
+      <w:bookmarkEnd w:id="5"/>
     </w:p>
     <w:p>
       <w:pPr>
         <w:pStyle w:val="Heading2"/>
       </w:pPr>
-      <w:bookmarkStart w:id="2" w:name="_Toc226291754"/>
+      <w:bookmarkStart w:id="6" w:name="_Toc226292780"/>
       <w:r>
         <w:t>1.1 Introduction to Pegasus Control</w:t>
       </w:r>
-      <w:bookmarkEnd w:id="2"/>
-    </w:p>
-    <w:p>
-      <w:r>
-        <w:t xml:space="preserve">Pegasus Control is a unified, cross-platform flight control and simulation suite designed for the development, testing, and deployment of multi-rotor aircraft logic. At its core, the </w:t>
-      </w:r>
-      <w:r>
-        <w:lastRenderedPageBreak/>
-        <w:t>system is built to bridge the gap between virtual simulation and physical hardware. It allows an engineer to run a high-fidelity 3D simulation on a desktop environment or deploy the exact same physics and control logic to a micro-processing target, such as a Raspberry Pi or a dedicated microcontroller (MCU).</w:t>
+      <w:bookmarkEnd w:id="6"/>
+    </w:p>
+    <w:p>
+      <w:r>
+        <w:t>Pegasus Control is a unified, cross-platform flight control and simulation suite designed for the development, testing, and deployment of multi-rotor aircraft logic. At its core, the system is built to bridge the gap between virtual simulation and physical hardware. It allows an engineer to run a high-fidelity 3D simulation on a desktop environment or deploy the exact same physics and control logic to a micro-processing target, such as a Raspberry Pi or a dedicated microcontroller (MCU).</w:t>
       </w:r>
     </w:p>
     <w:p>
       <w:pPr>
         <w:pStyle w:val="Heading2"/>
       </w:pPr>
-      <w:bookmarkStart w:id="3" w:name="_Toc226291755"/>
+      <w:bookmarkStart w:id="7" w:name="_Toc226292781"/>
       <w:r>
         <w:t>1.2 The Hardware-in-the-Loop (HIL) Bridge</w:t>
       </w:r>
-      <w:bookmarkEnd w:id="3"/>
+      <w:bookmarkEnd w:id="7"/>
     </w:p>
     <w:p>
       <w:r>
@@ -6292,31 +6994,67 @@
       <w:pPr>
         <w:pStyle w:val="Heading2"/>
       </w:pPr>
-      <w:bookmarkStart w:id="4" w:name="_Toc226291756"/>
-      <w:r>
-        <w:t>1.3 The "SuperVar" Framework</w:t>
-      </w:r>
-      <w:bookmarkEnd w:id="4"/>
-    </w:p>
-    <w:p>
-      <w:r>
-        <w:t>The primary innovation of Pegasus Control is the SuperVar framework. SuperVars are network-aware parameters that represent the "shared mental context" between the Ground Control Station and the flight target (whether that target is a virtual sim or a physical MCU).</w:t>
-      </w:r>
-    </w:p>
-    <w:p>
-      <w:r>
-        <w:t>Every critical parameter—from battery thresholds and motor geometry to real-time sensor data—is a SuperVar. When a user modifies a setting in the GCS (e.g., increasing a roll-rate constant), the system uses a robust 14-step handshake protocol to update that variable on the target hardware. This ensures that the Ground Station and the Flight Controller are always synchronized, preventing the state-mismatches that often plague remote-controlled systems.</w:t>
+      <w:bookmarkStart w:id="8" w:name="_Toc226292782"/>
+      <w:r>
+        <w:t>1.3 The "</w:t>
+      </w:r>
+      <w:proofErr w:type="spellStart"/>
+      <w:r>
+        <w:t>SuperVar</w:t>
+      </w:r>
+      <w:proofErr w:type="spellEnd"/>
+      <w:r>
+        <w:t>" Framework</w:t>
+      </w:r>
+      <w:bookmarkEnd w:id="8"/>
+    </w:p>
+    <w:p>
+      <w:r>
+        <w:t xml:space="preserve">The primary innovation of Pegasus Control is the </w:t>
+      </w:r>
+      <w:proofErr w:type="spellStart"/>
+      <w:r>
+        <w:t>SuperVar</w:t>
+      </w:r>
+      <w:proofErr w:type="spellEnd"/>
+      <w:r>
+        <w:t xml:space="preserve"> framework. </w:t>
+      </w:r>
+      <w:proofErr w:type="spellStart"/>
+      <w:r>
+        <w:t>SuperVars</w:t>
+      </w:r>
+      <w:proofErr w:type="spellEnd"/>
+      <w:r>
+        <w:t xml:space="preserve"> are network-aware parameters that represent the "shared mental context" between the Ground Control Station and the flight target (whether that target is a virtual sim or a physical MCU).</w:t>
+      </w:r>
+    </w:p>
+    <w:p>
+      <w:r>
+        <w:t xml:space="preserve">Every critical parameter—from battery thresholds and motor geometry to real-time sensor data—is a </w:t>
+      </w:r>
+      <w:proofErr w:type="spellStart"/>
+      <w:r>
+        <w:t>SuperVar</w:t>
+      </w:r>
+      <w:proofErr w:type="spellEnd"/>
+      <w:r>
+        <w:t xml:space="preserve">. When a user modifies a setting in the GCS (e.g., increasing a roll-rate constant), the system uses a robust 14-step handshake protocol to update that variable on </w:t>
+      </w:r>
+      <w:r>
+        <w:lastRenderedPageBreak/>
+        <w:t>the target hardware. This ensures that the Ground Station and the Flight Controller are always synchronized, preventing the state-mismatches that often plague remote-controlled systems.</w:t>
       </w:r>
     </w:p>
     <w:p>
       <w:pPr>
         <w:pStyle w:val="Heading2"/>
       </w:pPr>
-      <w:bookmarkStart w:id="5" w:name="_Toc226291757"/>
+      <w:bookmarkStart w:id="9" w:name="_Toc226292783"/>
       <w:r>
         <w:t>1.4 Communication Architecture</w:t>
       </w:r>
-      <w:bookmarkEnd w:id="5"/>
+      <w:bookmarkEnd w:id="9"/>
     </w:p>
     <w:p>
       <w:r>
@@ -6331,8 +7069,15 @@
         </w:numPr>
       </w:pPr>
       <w:r>
-        <w:lastRenderedPageBreak/>
-        <w:t>Real-Time Data (Non-Critical): High-speed telemetry and joystick inputs are transmitted via "best-effort" UDP packets. This minimizes lag, ensuring that the latest stick position is always prioritized.</w:t>
+        <w:t>Real-Time Data (Non-Critical): High-speed telemetry and joystick inputs are transmitted via "</w:t>
+      </w:r>
+      <w:proofErr w:type="gramStart"/>
+      <w:r>
+        <w:t>best-effort</w:t>
+      </w:r>
+      <w:proofErr w:type="gramEnd"/>
+      <w:r>
+        <w:t>" UDP packets. This minimizes lag, ensuring that the latest stick position is always prioritized.</w:t>
       </w:r>
     </w:p>
     <w:p>
@@ -6343,18 +7088,26 @@
         </w:numPr>
       </w:pPr>
       <w:r>
-        <w:t>Configuration Data (Critical): Changes to SuperVars and system handshakes require explicit acknowledgments (ACKs). If the MCU or Simulation target does not confirm receipt of a critical parameter, the GCS will automatically retransmit the data based on the calculated Round Trip Time (RTT).</w:t>
+        <w:t xml:space="preserve">Configuration Data (Critical): Changes to </w:t>
+      </w:r>
+      <w:proofErr w:type="spellStart"/>
+      <w:r>
+        <w:t>SuperVars</w:t>
+      </w:r>
+      <w:proofErr w:type="spellEnd"/>
+      <w:r>
+        <w:t xml:space="preserve"> and system handshakes require explicit acknowledgments (ACKs). If the MCU or Simulation target does not confirm receipt of a critical parameter, the GCS will automatically retransmit the data based on the calculated Round Trip Time (RTT).</w:t>
       </w:r>
     </w:p>
     <w:p>
       <w:pPr>
         <w:pStyle w:val="Heading2"/>
       </w:pPr>
-      <w:bookmarkStart w:id="6" w:name="_Toc226291758"/>
+      <w:bookmarkStart w:id="10" w:name="_Toc226292784"/>
       <w:r>
         <w:t>1.5 System Roles</w:t>
       </w:r>
-      <w:bookmarkEnd w:id="6"/>
+      <w:bookmarkEnd w:id="10"/>
     </w:p>
     <w:p>
       <w:r>
@@ -6369,7 +7122,15 @@
         </w:numPr>
       </w:pPr>
       <w:r>
-        <w:t>Client Computer (GCS): The primary pilot interface. It captures Xbox controller input, manages the master list of SuperVars, and displays telemetry logs.</w:t>
+        <w:t xml:space="preserve">Client Computer (GCS): The primary pilot interface. It captures Xbox controller input, manages the master list of </w:t>
+      </w:r>
+      <w:proofErr w:type="spellStart"/>
+      <w:r>
+        <w:t>SuperVars</w:t>
+      </w:r>
+      <w:proofErr w:type="spellEnd"/>
+      <w:r>
+        <w:t>, and displays telemetry logs.</w:t>
       </w:r>
     </w:p>
     <w:p>
@@ -6392,31 +7153,31 @@
       <w:pPr>
         <w:pStyle w:val="Heading2"/>
       </w:pPr>
-      <w:bookmarkStart w:id="7" w:name="_Toc226291759"/>
+      <w:bookmarkStart w:id="11" w:name="_Toc226292785"/>
       <w:r>
         <w:t>Chapter 2: Installation &amp; Prerequisites</w:t>
       </w:r>
-      <w:bookmarkEnd w:id="7"/>
+      <w:bookmarkEnd w:id="11"/>
     </w:p>
     <w:p>
       <w:pPr>
         <w:pStyle w:val="Heading2"/>
       </w:pPr>
-      <w:bookmarkStart w:id="8" w:name="_Toc226291760"/>
+      <w:bookmarkStart w:id="12" w:name="_Toc226292786"/>
       <w:r>
         <w:t>2.1 Software Requirements</w:t>
       </w:r>
-      <w:bookmarkEnd w:id="8"/>
+      <w:bookmarkEnd w:id="12"/>
     </w:p>
     <w:p>
       <w:pPr>
         <w:pStyle w:val="Heading3"/>
       </w:pPr>
-      <w:bookmarkStart w:id="9" w:name="_Toc226291761"/>
+      <w:bookmarkStart w:id="13" w:name="_Toc226292787"/>
       <w:r>
         <w:t>2.1.1 Qt Framework</w:t>
       </w:r>
-      <w:bookmarkEnd w:id="9"/>
+      <w:bookmarkEnd w:id="13"/>
     </w:p>
     <w:p>
       <w:r>
@@ -6435,6 +7196,7 @@
           <w:b/>
           <w:bCs/>
         </w:rPr>
+        <w:lastRenderedPageBreak/>
         <w:t>Core, GUI, and Widgets:</w:t>
       </w:r>
       <w:r>
@@ -6481,12 +7243,11 @@
       <w:pPr>
         <w:pStyle w:val="Heading3"/>
       </w:pPr>
-      <w:bookmarkStart w:id="10" w:name="_Toc226291762"/>
-      <w:r>
-        <w:lastRenderedPageBreak/>
+      <w:bookmarkStart w:id="14" w:name="_Toc226292788"/>
+      <w:r>
         <w:t>2.1.2 Development Environment</w:t>
       </w:r>
-      <w:bookmarkEnd w:id="10"/>
+      <w:bookmarkEnd w:id="14"/>
     </w:p>
     <w:p>
       <w:pPr>
@@ -6503,7 +7264,15 @@
         <w:t>Windows:</w:t>
       </w:r>
       <w:r>
-        <w:t xml:space="preserve"> Compiling for Windows requires a C++ compiler such as MSVC (Microsoft Visual C++). The integration with Xbox controllers relies on the XInput library. If you encounter errors regarding XINPUT9_1_0.dll, install the DirectX End-User Runtimes.</w:t>
+        <w:t xml:space="preserve"> Compiling for Windows requires a C++ compiler such as MSVC (Microsoft Visual C++). The integration with Xbox controllers relies on the </w:t>
+      </w:r>
+      <w:proofErr w:type="spellStart"/>
+      <w:r>
+        <w:t>XInput</w:t>
+      </w:r>
+      <w:proofErr w:type="spellEnd"/>
+      <w:r>
+        <w:t xml:space="preserve"> library. If you encounter errors regarding XINPUT9_1_0.dll, install the DirectX End-User Runtimes.</w:t>
       </w:r>
     </w:p>
     <w:p>
@@ -6528,21 +7297,21 @@
       <w:pPr>
         <w:pStyle w:val="Heading2"/>
       </w:pPr>
-      <w:bookmarkStart w:id="11" w:name="_Toc226291763"/>
+      <w:bookmarkStart w:id="15" w:name="_Toc226292789"/>
       <w:r>
         <w:t>2.2 Hardware Setup</w:t>
       </w:r>
-      <w:bookmarkEnd w:id="11"/>
+      <w:bookmarkEnd w:id="15"/>
     </w:p>
     <w:p>
       <w:pPr>
         <w:pStyle w:val="Heading3"/>
       </w:pPr>
-      <w:bookmarkStart w:id="12" w:name="_Toc226291764"/>
+      <w:bookmarkStart w:id="16" w:name="_Toc226292790"/>
       <w:r>
         <w:t>2.2.1 Pilot Interface (Xbox Controller)</w:t>
       </w:r>
-      <w:bookmarkEnd w:id="12"/>
+      <w:bookmarkEnd w:id="16"/>
     </w:p>
     <w:p>
       <w:r>
@@ -6600,18 +7369,28 @@
         <w:t>Calibration:</w:t>
       </w:r>
       <w:r>
-        <w:t xml:space="preserve"> Proper operation requires an initial calibration to define stick centers and deadzones, which are stored in the local settings file.</w:t>
+        <w:t xml:space="preserve"> Proper operation requires an initial calibration to define stick centers and </w:t>
+      </w:r>
+      <w:proofErr w:type="spellStart"/>
+      <w:proofErr w:type="gramStart"/>
+      <w:r>
+        <w:t>deadzones</w:t>
+      </w:r>
+      <w:proofErr w:type="spellEnd"/>
+      <w:proofErr w:type="gramEnd"/>
+      <w:r>
+        <w:t>, which are stored in the local settings file.</w:t>
       </w:r>
     </w:p>
     <w:p>
       <w:pPr>
         <w:pStyle w:val="Heading3"/>
       </w:pPr>
-      <w:bookmarkStart w:id="13" w:name="_Toc226291765"/>
+      <w:bookmarkStart w:id="17" w:name="_Toc226292791"/>
       <w:r>
         <w:t>2.2.2 Flight Controller (Raspberry Pi / Microcontroller Target)</w:t>
       </w:r>
-      <w:bookmarkEnd w:id="13"/>
+      <w:bookmarkEnd w:id="17"/>
     </w:p>
     <w:p>
       <w:r>
@@ -6648,21 +7427,30 @@
           <w:b/>
           <w:bCs/>
         </w:rPr>
+        <w:lastRenderedPageBreak/>
         <w:t>Permissions:</w:t>
       </w:r>
       <w:r>
-        <w:t xml:space="preserve"> The user account running the software must have permissions to access I2C devices, often managed through udev rules (e.g., setting MODE="0666" for I2C devices).</w:t>
+        <w:t xml:space="preserve"> The user account running the software must have permissions to access I2C devices, often managed through </w:t>
+      </w:r>
+      <w:proofErr w:type="spellStart"/>
+      <w:r>
+        <w:t>udev</w:t>
+      </w:r>
+      <w:proofErr w:type="spellEnd"/>
+      <w:r>
+        <w:t xml:space="preserve"> rules (e.g., setting MODE="0666" for I2C devices).</w:t>
       </w:r>
     </w:p>
     <w:p>
       <w:pPr>
         <w:pStyle w:val="Heading2"/>
       </w:pPr>
-      <w:bookmarkStart w:id="14" w:name="_Toc226291766"/>
+      <w:bookmarkStart w:id="18" w:name="_Toc226292792"/>
       <w:r>
         <w:t>2.3 Project Compilation</w:t>
       </w:r>
-      <w:bookmarkEnd w:id="14"/>
+      <w:bookmarkEnd w:id="18"/>
     </w:p>
     <w:p>
       <w:r>
@@ -6673,12 +7461,11 @@
       <w:pPr>
         <w:pStyle w:val="Heading3"/>
       </w:pPr>
-      <w:bookmarkStart w:id="15" w:name="_Toc226291767"/>
-      <w:r>
-        <w:lastRenderedPageBreak/>
+      <w:bookmarkStart w:id="19" w:name="_Toc226292793"/>
+      <w:r>
         <w:t>2.3.1 Building for Desktop (Default)</w:t>
       </w:r>
-      <w:bookmarkEnd w:id="15"/>
+      <w:bookmarkEnd w:id="19"/>
     </w:p>
     <w:p>
       <w:r>
@@ -6704,7 +7491,23 @@
         </w:numPr>
       </w:pPr>
       <w:r>
-        <w:t>Ensure the CONFIG += pi_target line in the .pro file is commented out.</w:t>
+        <w:t xml:space="preserve">Ensure the CONFIG += </w:t>
+      </w:r>
+      <w:proofErr w:type="spellStart"/>
+      <w:r>
+        <w:t>pi_target</w:t>
+      </w:r>
+      <w:proofErr w:type="spellEnd"/>
+      <w:r>
+        <w:t xml:space="preserve"> line in the .pro file is commented </w:t>
+      </w:r>
+      <w:proofErr w:type="gramStart"/>
+      <w:r>
+        <w:t>out</w:t>
+      </w:r>
+      <w:proofErr w:type="gramEnd"/>
+      <w:r>
+        <w:t>.</w:t>
       </w:r>
     </w:p>
     <w:p>
@@ -6722,11 +7525,11 @@
       <w:pPr>
         <w:pStyle w:val="Heading3"/>
       </w:pPr>
-      <w:bookmarkStart w:id="16" w:name="_Toc226291768"/>
+      <w:bookmarkStart w:id="20" w:name="_Toc226292794"/>
       <w:r>
         <w:t>2.3.2 Building for Raspberry Pi / MCU</w:t>
       </w:r>
-      <w:bookmarkEnd w:id="16"/>
+      <w:bookmarkEnd w:id="20"/>
     </w:p>
     <w:p>
       <w:r>
@@ -6741,7 +7544,15 @@
         </w:numPr>
       </w:pPr>
       <w:r>
-        <w:t>Uncomment the line # CONFIG += pi_target in the .pro file.</w:t>
+        <w:t xml:space="preserve">Uncomment the line # CONFIG += </w:t>
+      </w:r>
+      <w:proofErr w:type="spellStart"/>
+      <w:r>
+        <w:t>pi_target</w:t>
+      </w:r>
+      <w:proofErr w:type="spellEnd"/>
+      <w:r>
+        <w:t xml:space="preserve"> in the .pro file.</w:t>
       </w:r>
     </w:p>
     <w:p>
@@ -6770,11 +7581,11 @@
       <w:pPr>
         <w:pStyle w:val="Heading2"/>
       </w:pPr>
-      <w:bookmarkStart w:id="17" w:name="_Toc226291769"/>
+      <w:bookmarkStart w:id="21" w:name="_Toc226292795"/>
       <w:r>
         <w:t>2.4 Data Persistence and Directory Structure</w:t>
       </w:r>
-      <w:bookmarkEnd w:id="17"/>
+      <w:bookmarkEnd w:id="21"/>
     </w:p>
     <w:p>
       <w:r>
@@ -6793,7 +7604,23 @@
           <w:b/>
           <w:bCs/>
         </w:rPr>
-        <w:t>./ProgramData/:</w:t>
+        <w:t>./</w:t>
+      </w:r>
+      <w:proofErr w:type="spellStart"/>
+      <w:r>
+        <w:rPr>
+          <w:b/>
+          <w:bCs/>
+        </w:rPr>
+        <w:t>ProgramData</w:t>
+      </w:r>
+      <w:proofErr w:type="spellEnd"/>
+      <w:r>
+        <w:rPr>
+          <w:b/>
+          <w:bCs/>
+        </w:rPr>
+        <w:t>/:</w:t>
       </w:r>
       <w:r>
         <w:t xml:space="preserve"> This folder is used to store telemetry logs (commsLog.txt, eventLog.txt) and persistent settings.</w:t>
@@ -6806,36 +7633,54 @@
           <w:numId w:val="18"/>
         </w:numPr>
       </w:pPr>
-      <w:r>
-        <w:rPr>
-          <w:b/>
-          <w:bCs/>
-        </w:rPr>
-        <w:t>retainData.stz:</w:t>
-      </w:r>
-      <w:r>
-        <w:t xml:space="preserve"> This file contains the synchronized SuperVar states. It is loaded automatically on startup. If it is missing, the system will prompt you to select a parameter set to initialize the simulation variables.</w:t>
+      <w:proofErr w:type="spellStart"/>
+      <w:r>
+        <w:rPr>
+          <w:b/>
+          <w:bCs/>
+        </w:rPr>
+        <w:t>retainData.stz</w:t>
+      </w:r>
+      <w:proofErr w:type="spellEnd"/>
+      <w:r>
+        <w:rPr>
+          <w:b/>
+          <w:bCs/>
+        </w:rPr>
+        <w:t>:</w:t>
+      </w:r>
+      <w:r>
+        <w:t xml:space="preserve"> This file contains the synchronized </w:t>
+      </w:r>
+      <w:proofErr w:type="spellStart"/>
+      <w:r>
+        <w:t>SuperVar</w:t>
+      </w:r>
+      <w:proofErr w:type="spellEnd"/>
+      <w:r>
+        <w:t xml:space="preserve"> states. It is loaded automatically on startup. If it is missing, the system will prompt you to select a parameter set to initialize the simulation variables.</w:t>
       </w:r>
     </w:p>
     <w:p>
       <w:pPr>
         <w:pStyle w:val="Heading1"/>
       </w:pPr>
-      <w:bookmarkStart w:id="18" w:name="_Toc226291770"/>
-      <w:r>
+      <w:bookmarkStart w:id="22" w:name="_Toc226292796"/>
+      <w:r>
+        <w:lastRenderedPageBreak/>
         <w:t>Chapter 3: Networking &amp; Connectivity</w:t>
       </w:r>
-      <w:bookmarkEnd w:id="18"/>
+      <w:bookmarkEnd w:id="22"/>
     </w:p>
     <w:p>
       <w:pPr>
         <w:pStyle w:val="Heading2"/>
       </w:pPr>
-      <w:bookmarkStart w:id="19" w:name="_Toc226291771"/>
+      <w:bookmarkStart w:id="23" w:name="_Toc226292797"/>
       <w:r>
         <w:t>3.1 The UDP Architecture</w:t>
       </w:r>
-      <w:bookmarkEnd w:id="19"/>
+      <w:bookmarkEnd w:id="23"/>
     </w:p>
     <w:p>
       <w:r>
@@ -6844,7 +7689,6 @@
     </w:p>
     <w:p>
       <w:r>
-        <w:lastRenderedPageBreak/>
         <w:t xml:space="preserve">The system binds to </w:t>
       </w:r>
       <w:r>
@@ -6855,18 +7699,26 @@
         <w:t>Port 12346</w:t>
       </w:r>
       <w:r>
-        <w:t xml:space="preserve"> by default. Upon initialization, the software attempts to secure this port to listen for incoming "ZackPackets" (identified by the 0x25 start byte). If the port is unavailable—often due to another instance of the software already running—the application will issue an "Unable to Bind" warning, as it will be unable to process incoming telemetry or handshake requests.</w:t>
+        <w:t xml:space="preserve"> by default. Upon initialization, the software attempts to secure this port to listen for incoming "</w:t>
+      </w:r>
+      <w:proofErr w:type="spellStart"/>
+      <w:r>
+        <w:t>ZackPackets</w:t>
+      </w:r>
+      <w:proofErr w:type="spellEnd"/>
+      <w:r>
+        <w:t>" (identified by the 0x25 start byte). If the port is unavailable—often due to another instance of the software already running—the application will issue an "Unable to Bind" warning, as it will be unable to process incoming telemetry or handshake requests.</w:t>
       </w:r>
     </w:p>
     <w:p>
       <w:pPr>
         <w:pStyle w:val="Heading2"/>
       </w:pPr>
-      <w:bookmarkStart w:id="20" w:name="_Toc226291772"/>
+      <w:bookmarkStart w:id="24" w:name="_Toc226292798"/>
       <w:r>
         <w:t>3.2 Role Configuration and Identity</w:t>
       </w:r>
-      <w:bookmarkEnd w:id="20"/>
+      <w:bookmarkEnd w:id="24"/>
     </w:p>
     <w:p>
       <w:r>
@@ -6877,11 +7729,11 @@
       <w:pPr>
         <w:pStyle w:val="Heading3"/>
       </w:pPr>
-      <w:bookmarkStart w:id="21" w:name="_Toc226291773"/>
+      <w:bookmarkStart w:id="25" w:name="_Toc226292799"/>
       <w:r>
         <w:t>3.2.1 Serving Helicopter (The Flight Target)</w:t>
       </w:r>
-      <w:bookmarkEnd w:id="21"/>
+      <w:bookmarkEnd w:id="25"/>
     </w:p>
     <w:p>
       <w:r>
@@ -6903,7 +7755,15 @@
         <w:t>Function:</w:t>
       </w:r>
       <w:r>
-        <w:t xml:space="preserve"> Listens for ZPack_XBoxControllerWord packets and processes them through the physics and PID engines.</w:t>
+        <w:t xml:space="preserve"> Listens for </w:t>
+      </w:r>
+      <w:proofErr w:type="spellStart"/>
+      <w:r>
+        <w:t>ZPack_XBoxControllerWord</w:t>
+      </w:r>
+      <w:proofErr w:type="spellEnd"/>
+      <w:r>
+        <w:t xml:space="preserve"> packets and processes them through the physics and PID engines.</w:t>
       </w:r>
     </w:p>
     <w:p>
@@ -6921,7 +7781,23 @@
         <w:t>Identity:</w:t>
       </w:r>
       <w:r>
-        <w:t xml:space="preserve"> Typically assigned a Component ID of Flightboard (0x03) or Beagleboard (0x02).</w:t>
+        <w:t xml:space="preserve"> Typically assigned a Component ID of </w:t>
+      </w:r>
+      <w:proofErr w:type="spellStart"/>
+      <w:r>
+        <w:t>Flightboard</w:t>
+      </w:r>
+      <w:proofErr w:type="spellEnd"/>
+      <w:r>
+        <w:t xml:space="preserve"> (0x03) or </w:t>
+      </w:r>
+      <w:proofErr w:type="spellStart"/>
+      <w:r>
+        <w:t>Beagleboard</w:t>
+      </w:r>
+      <w:proofErr w:type="spellEnd"/>
+      <w:r>
+        <w:t xml:space="preserve"> (0x02).</w:t>
       </w:r>
     </w:p>
     <w:p>
@@ -6946,11 +7822,11 @@
       <w:pPr>
         <w:pStyle w:val="Heading3"/>
       </w:pPr>
-      <w:bookmarkStart w:id="22" w:name="_Toc226291774"/>
+      <w:bookmarkStart w:id="26" w:name="_Toc226292800"/>
       <w:r>
         <w:t>3.2.2 Client Computer (Ground Control Station)</w:t>
       </w:r>
-      <w:bookmarkEnd w:id="22"/>
+      <w:bookmarkEnd w:id="26"/>
     </w:p>
     <w:p>
       <w:r>
@@ -6972,7 +7848,15 @@
         <w:t>Function:</w:t>
       </w:r>
       <w:r>
-        <w:t xml:space="preserve"> Captures controller inputs and manages the master "SuperVar" list.</w:t>
+        <w:t xml:space="preserve"> Captures controller inputs and manages the master "</w:t>
+      </w:r>
+      <w:proofErr w:type="spellStart"/>
+      <w:r>
+        <w:t>SuperVar</w:t>
+      </w:r>
+      <w:proofErr w:type="spellEnd"/>
+      <w:r>
+        <w:t>" list.</w:t>
       </w:r>
     </w:p>
     <w:p>
@@ -6990,7 +7874,15 @@
         <w:t>Identity:</w:t>
       </w:r>
       <w:r>
-        <w:t xml:space="preserve"> Assigned a Component ID of ControlLaptop (0x01).</w:t>
+        <w:t xml:space="preserve"> Assigned a Component ID of </w:t>
+      </w:r>
+      <w:proofErr w:type="spellStart"/>
+      <w:r>
+        <w:t>ControlLaptop</w:t>
+      </w:r>
+      <w:proofErr w:type="spellEnd"/>
+      <w:r>
+        <w:t xml:space="preserve"> (0x01).</w:t>
       </w:r>
     </w:p>
     <w:p>
@@ -7015,11 +7907,12 @@
       <w:pPr>
         <w:pStyle w:val="Heading2"/>
       </w:pPr>
-      <w:bookmarkStart w:id="23" w:name="_Toc226291775"/>
-      <w:r>
+      <w:bookmarkStart w:id="27" w:name="_Toc226292801"/>
+      <w:r>
+        <w:lastRenderedPageBreak/>
         <w:t>3.3 Network Performance &amp; Latency</w:t>
       </w:r>
-      <w:bookmarkEnd w:id="23"/>
+      <w:bookmarkEnd w:id="27"/>
     </w:p>
     <w:p>
       <w:r>
@@ -7040,15 +7933,23 @@
       <w:pPr>
         <w:pStyle w:val="Heading3"/>
       </w:pPr>
-      <w:bookmarkStart w:id="24" w:name="_Toc226291776"/>
+      <w:bookmarkStart w:id="28" w:name="_Toc226292802"/>
       <w:r>
         <w:t>3.3.1 Round Trip Time (RTT) and Baselines</w:t>
       </w:r>
-      <w:bookmarkEnd w:id="24"/>
-    </w:p>
-    <w:p>
-      <w:r>
-        <w:t>For "Crucial" packets (such as variable updates or handshakes), the system expects an explicit acknowledgment (ACK). The time elapsed between sending the packet and receiving the ACK is recorded as the RTT.</w:t>
+      <w:bookmarkEnd w:id="28"/>
+    </w:p>
+    <w:p>
+      <w:r>
+        <w:t xml:space="preserve">For "Crucial" packets (such as variable updates or handshakes), the system expects an explicit acknowledgment (ACK). The time elapsed between sending the packet and receiving the ACK is recorded as </w:t>
+      </w:r>
+      <w:proofErr w:type="gramStart"/>
+      <w:r>
+        <w:t>the RTT</w:t>
+      </w:r>
+      <w:proofErr w:type="gramEnd"/>
+      <w:r>
+        <w:t>.</w:t>
       </w:r>
     </w:p>
     <w:p>
@@ -7063,7 +7964,6 @@
           <w:b/>
           <w:bCs/>
         </w:rPr>
-        <w:lastRenderedPageBreak/>
         <w:t>Average RTT:</w:t>
       </w:r>
       <w:r>
@@ -7092,15 +7992,23 @@
       <w:pPr>
         <w:pStyle w:val="Heading3"/>
       </w:pPr>
-      <w:bookmarkStart w:id="25" w:name="_Toc226291777"/>
+      <w:bookmarkStart w:id="29" w:name="_Toc226292803"/>
       <w:r>
         <w:t>3.3.2 Packet Integrity and Error Tracking</w:t>
       </w:r>
-      <w:bookmarkEnd w:id="25"/>
-    </w:p>
-    <w:p>
-      <w:r>
-        <w:t>The system monitors for three specific types of network errors to prevent corrupted data from affecting flight:</w:t>
+      <w:bookmarkEnd w:id="29"/>
+    </w:p>
+    <w:p>
+      <w:r>
+        <w:t xml:space="preserve">The system </w:t>
+      </w:r>
+      <w:proofErr w:type="gramStart"/>
+      <w:r>
+        <w:t>monitors for</w:t>
+      </w:r>
+      <w:proofErr w:type="gramEnd"/>
+      <w:r>
+        <w:t xml:space="preserve"> three specific types of network errors to prevent corrupted data from affecting flight:</w:t>
       </w:r>
     </w:p>
     <w:p>
@@ -7136,7 +8044,17 @@
         <w:t>Bad Length:</w:t>
       </w:r>
       <w:r>
-        <w:t xml:space="preserve"> Occurs if the physical size of the received packet does not match the packletSize declared in its header.</w:t>
+        <w:t xml:space="preserve"> Occurs if the physical size of the received packet does not match the </w:t>
+      </w:r>
+      <w:proofErr w:type="spellStart"/>
+      <w:proofErr w:type="gramStart"/>
+      <w:r>
+        <w:t>packletSize</w:t>
+      </w:r>
+      <w:proofErr w:type="spellEnd"/>
+      <w:proofErr w:type="gramEnd"/>
+      <w:r>
+        <w:t xml:space="preserve"> declared in its header.</w:t>
       </w:r>
     </w:p>
     <w:p>
@@ -7161,11 +8079,11 @@
       <w:pPr>
         <w:pStyle w:val="Heading2"/>
       </w:pPr>
-      <w:bookmarkStart w:id="26" w:name="_Toc226291778"/>
+      <w:bookmarkStart w:id="30" w:name="_Toc226292804"/>
       <w:r>
         <w:t>3.4 Data Transmission Control</w:t>
       </w:r>
-      <w:bookmarkEnd w:id="26"/>
+      <w:bookmarkEnd w:id="30"/>
     </w:p>
     <w:p>
       <w:r>
@@ -7235,7 +8153,19 @@
         <w:t>Transmission Pause:</w:t>
       </w:r>
       <w:r>
-        <w:t xml:space="preserve"> A "Pause All Data Xmit" feature allows users to halt all outbound packets immediately. This is a critical safety feature when troubleshooting configuration issues without affecting the live state of the flight controller.</w:t>
+        <w:t xml:space="preserve"> A "Pause All Data </w:t>
+      </w:r>
+      <w:proofErr w:type="spellStart"/>
+      <w:r>
+        <w:t>Xmit</w:t>
+      </w:r>
+      <w:proofErr w:type="spellEnd"/>
+      <w:r>
+        <w:t xml:space="preserve">" feature allows users to halt all outbound packets immediately. This is a critical safety feature when </w:t>
+      </w:r>
+      <w:r>
+        <w:lastRenderedPageBreak/>
+        <w:t>troubleshooting configuration issues without affecting the live state of the flight controller.</w:t>
       </w:r>
     </w:p>
     <w:p>
@@ -7253,18 +8183,26 @@
         <w:t>Heartbeats:</w:t>
       </w:r>
       <w:r>
-        <w:t xml:space="preserve"> If the "Serving Helicopter" remains silent for a period exceeding the HeartbeatInterval, it will automatically transmit a heartbeat packet to maintain the connection state and prevent the GCS from timing out.</w:t>
+        <w:t xml:space="preserve"> If the "Serving Helicopter" remains silent for a period exceeding the </w:t>
+      </w:r>
+      <w:proofErr w:type="spellStart"/>
+      <w:r>
+        <w:t>HeartbeatInterval</w:t>
+      </w:r>
+      <w:proofErr w:type="spellEnd"/>
+      <w:r>
+        <w:t>, it will automatically transmit a heartbeat packet to maintain the connection state and prevent the GCS from timing out.</w:t>
       </w:r>
     </w:p>
     <w:p>
       <w:pPr>
         <w:pStyle w:val="Heading2"/>
       </w:pPr>
-      <w:bookmarkStart w:id="27" w:name="_Toc226291779"/>
+      <w:bookmarkStart w:id="31" w:name="_Toc226292805"/>
       <w:r>
         <w:t>3.5 Connectivity Handshake</w:t>
       </w:r>
-      <w:bookmarkEnd w:id="27"/>
+      <w:bookmarkEnd w:id="31"/>
     </w:p>
     <w:p>
       <w:r>
@@ -7278,36 +8216,40 @@
         <w:t>Handshake Sequence</w:t>
       </w:r>
       <w:r>
-        <w:t xml:space="preserve">. The software will not allow flight commands to be </w:t>
-      </w:r>
-      <w:r>
-        <w:lastRenderedPageBreak/>
-        <w:t>processed until the 14-step variable synchronization is complete. This ensures that the GCS and the MCU/Simulator have identical values for critical parameters like motor angles, mass, and safety limits before the motors are armed.</w:t>
+        <w:t>. The software will not allow flight commands to be processed until the 14-step variable synchronization is complete. This ensures that the GCS and the MCU/Simulator have identical values for critical parameters like motor angles, mass, and safety limits before the motors are armed.</w:t>
       </w:r>
     </w:p>
     <w:p>
       <w:pPr>
         <w:pStyle w:val="Heading1"/>
       </w:pPr>
-      <w:bookmarkStart w:id="28" w:name="_Toc226291780"/>
+      <w:bookmarkStart w:id="32" w:name="_Toc226292806"/>
       <w:r>
         <w:t>Chapter 4: The Handshake &amp; Variable Synchronization</w:t>
       </w:r>
-      <w:bookmarkEnd w:id="28"/>
+      <w:bookmarkEnd w:id="32"/>
     </w:p>
     <w:p>
       <w:pPr>
         <w:pStyle w:val="Heading2"/>
       </w:pPr>
-      <w:bookmarkStart w:id="29" w:name="_Toc226291781"/>
+      <w:bookmarkStart w:id="33" w:name="_Toc226292807"/>
       <w:r>
         <w:t>4.1 The Synchronization Philosophy</w:t>
       </w:r>
-      <w:bookmarkEnd w:id="29"/>
-    </w:p>
-    <w:p>
-      <w:r>
-        <w:t xml:space="preserve">In the Pegasus Control system, flight cannot safely begin until the Ground Control Station (GCS) and the Flight Target (Simulation or MCU) are in perfect agreement regarding the aircraft's configuration. Because parameters like PID gains, motor angles, and safety limits are stored locally on both devices, the </w:t>
+      <w:bookmarkEnd w:id="33"/>
+    </w:p>
+    <w:p>
+      <w:r>
+        <w:t>In the Pegasus Control system, flight cannot safely begin until the Ground Control Station (GCS</w:t>
+      </w:r>
+      <w:proofErr w:type="gramStart"/>
+      <w:r>
+        <w:t>)</w:t>
+      </w:r>
+      <w:proofErr w:type="gramEnd"/>
+      <w:r>
+        <w:t xml:space="preserve"> and the Flight Target (Simulation or MCU) are in perfect agreement regarding the aircraft's configuration. Because parameters like PID gains, motor angles, and safety limits are stored locally on both devices, the </w:t>
       </w:r>
       <w:r>
         <w:rPr>
@@ -7324,11 +8266,11 @@
       <w:pPr>
         <w:pStyle w:val="Heading2"/>
       </w:pPr>
-      <w:bookmarkStart w:id="30" w:name="_Toc226291782"/>
+      <w:bookmarkStart w:id="34" w:name="_Toc226292808"/>
       <w:r>
         <w:t>4.2 The Handshake State Machine</w:t>
       </w:r>
-      <w:bookmarkEnd w:id="30"/>
+      <w:bookmarkEnd w:id="34"/>
     </w:p>
     <w:p>
       <w:r>
@@ -7339,11 +8281,11 @@
       <w:pPr>
         <w:pStyle w:val="Heading3"/>
       </w:pPr>
-      <w:bookmarkStart w:id="31" w:name="_Toc226291783"/>
+      <w:bookmarkStart w:id="35" w:name="_Toc226292809"/>
       <w:r>
         <w:t>4.2.1 Phase 1: Identity &amp; Version Verification</w:t>
       </w:r>
-      <w:bookmarkEnd w:id="31"/>
+      <w:bookmarkEnd w:id="35"/>
     </w:p>
     <w:p>
       <w:pPr>
@@ -7360,7 +8302,23 @@
         <w:t>Step 1-2 (Initialization):</w:t>
       </w:r>
       <w:r>
-        <w:t xml:space="preserve"> The GCS sends a request for the paramSetVersion and paramSetChecksum from the flight target.</w:t>
+        <w:t xml:space="preserve"> The GCS sends a request for the </w:t>
+      </w:r>
+      <w:proofErr w:type="spellStart"/>
+      <w:r>
+        <w:t>paramSetVersion</w:t>
+      </w:r>
+      <w:proofErr w:type="spellEnd"/>
+      <w:r>
+        <w:t xml:space="preserve"> and </w:t>
+      </w:r>
+      <w:proofErr w:type="spellStart"/>
+      <w:r>
+        <w:t>paramSetChecksum</w:t>
+      </w:r>
+      <w:proofErr w:type="spellEnd"/>
+      <w:r>
+        <w:t xml:space="preserve"> from the flight target.</w:t>
       </w:r>
     </w:p>
     <w:p>
@@ -7378,18 +8336,27 @@
         <w:t>Step 3 (Comparison):</w:t>
       </w:r>
       <w:r>
-        <w:t xml:space="preserve"> The GCS compares the returned values against its own local settings. If the versions match, the system may skip to a steady state. If they differ, the system prepares for a bulk synchronization.</w:t>
+        <w:t xml:space="preserve"> The GCS compares the returned values against its own local settings. If the versions match, the system may skip to a steady state. If they differ, the system prepares for </w:t>
+      </w:r>
+      <w:proofErr w:type="gramStart"/>
+      <w:r>
+        <w:t>a bulk</w:t>
+      </w:r>
+      <w:proofErr w:type="gramEnd"/>
+      <w:r>
+        <w:t xml:space="preserve"> synchronization.</w:t>
       </w:r>
     </w:p>
     <w:p>
       <w:pPr>
         <w:pStyle w:val="Heading3"/>
       </w:pPr>
-      <w:bookmarkStart w:id="32" w:name="_Toc226291784"/>
-      <w:r>
+      <w:bookmarkStart w:id="36" w:name="_Toc226292810"/>
+      <w:r>
+        <w:lastRenderedPageBreak/>
         <w:t>4.2.2 Phase 2: Bulk Data Transfer</w:t>
       </w:r>
-      <w:bookmarkEnd w:id="32"/>
+      <w:bookmarkEnd w:id="36"/>
     </w:p>
     <w:p>
       <w:pPr>
@@ -7444,19 +8411,34 @@
         <w:t>Filtering by Flag:</w:t>
       </w:r>
       <w:r>
-        <w:t xml:space="preserve"> The system does not sync every variable in the system. It specifically iterates through the largestVarID and only transmits variables marked with the plsHandshk flag.</w:t>
+        <w:t xml:space="preserve"> The system does not sync every variable in the system. It specifically iterates through the </w:t>
+      </w:r>
+      <w:proofErr w:type="spellStart"/>
+      <w:r>
+        <w:t>largestVarID</w:t>
+      </w:r>
+      <w:proofErr w:type="spellEnd"/>
+      <w:r>
+        <w:t xml:space="preserve"> and only transmits variables marked with the </w:t>
+      </w:r>
+      <w:proofErr w:type="spellStart"/>
+      <w:r>
+        <w:t>plsHandshk</w:t>
+      </w:r>
+      <w:proofErr w:type="spellEnd"/>
+      <w:r>
+        <w:t xml:space="preserve"> flag.</w:t>
       </w:r>
     </w:p>
     <w:p>
       <w:pPr>
         <w:pStyle w:val="Heading3"/>
       </w:pPr>
-      <w:bookmarkStart w:id="33" w:name="_Toc226291785"/>
-      <w:r>
-        <w:lastRenderedPageBreak/>
+      <w:bookmarkStart w:id="37" w:name="_Toc226292811"/>
+      <w:r>
         <w:t>4.2.3 Phase 3: Verification &amp; Steady State</w:t>
       </w:r>
-      <w:bookmarkEnd w:id="33"/>
+      <w:bookmarkEnd w:id="37"/>
     </w:p>
     <w:p>
       <w:pPr>
@@ -7473,7 +8455,23 @@
         <w:t>Step 5 (Acknowledgment Wait):</w:t>
       </w:r>
       <w:r>
-        <w:t xml:space="preserve"> The GCS waits for the unackedPacketCount to reach zero. It monitors the Round Trip Time (RTT) to ensure all configuration packets were successfully received by the target.</w:t>
+        <w:t xml:space="preserve"> The GCS waits for the </w:t>
+      </w:r>
+      <w:proofErr w:type="spellStart"/>
+      <w:r>
+        <w:t>unackedPacketCount</w:t>
+      </w:r>
+      <w:proofErr w:type="spellEnd"/>
+      <w:r>
+        <w:t xml:space="preserve"> to reach zero. It monitors the </w:t>
+      </w:r>
+      <w:proofErr w:type="gramStart"/>
+      <w:r>
+        <w:t>Round Trip</w:t>
+      </w:r>
+      <w:proofErr w:type="gramEnd"/>
+      <w:r>
+        <w:t xml:space="preserve"> Time (RTT) to ensure all configuration packets were successfully received by the target.</w:t>
       </w:r>
     </w:p>
     <w:p>
@@ -7491,33 +8489,65 @@
         <w:t>Step 10 (Steady State):</w:t>
       </w:r>
       <w:r>
-        <w:t xml:space="preserve"> Once all plsHandshk variables are confirmed, the system enters Step 10. The 3D simulation or physical motors are now "Armed" and ready to respond to Xbox controller inputs.</w:t>
+        <w:t xml:space="preserve"> Once all </w:t>
+      </w:r>
+      <w:proofErr w:type="spellStart"/>
+      <w:r>
+        <w:t>plsHandshk</w:t>
+      </w:r>
+      <w:proofErr w:type="spellEnd"/>
+      <w:r>
+        <w:t xml:space="preserve"> variables are confirmed, the system enters Step 10. The 3D simulation or physical motors are now "Armed" and ready to respond to Xbox controller inputs.</w:t>
       </w:r>
     </w:p>
     <w:p>
       <w:pPr>
         <w:pStyle w:val="Heading2"/>
       </w:pPr>
-      <w:bookmarkStart w:id="34" w:name="_Toc226291786"/>
-      <w:r>
-        <w:t>4.3 SuperVar Architecture</w:t>
-      </w:r>
-      <w:bookmarkEnd w:id="34"/>
-    </w:p>
-    <w:p>
-      <w:r>
-        <w:t>"SuperVars" are the fundamental data units of the system. Each SuperVar is more than just a value; it is a structure that contains metadata used by the network engine.</w:t>
+      <w:bookmarkStart w:id="38" w:name="_Toc226292812"/>
+      <w:r>
+        <w:t xml:space="preserve">4.3 </w:t>
+      </w:r>
+      <w:proofErr w:type="spellStart"/>
+      <w:r>
+        <w:t>SuperVar</w:t>
+      </w:r>
+      <w:proofErr w:type="spellEnd"/>
+      <w:r>
+        <w:t xml:space="preserve"> Architecture</w:t>
+      </w:r>
+      <w:bookmarkEnd w:id="38"/>
+    </w:p>
+    <w:p>
+      <w:r>
+        <w:t>"</w:t>
+      </w:r>
+      <w:proofErr w:type="spellStart"/>
+      <w:r>
+        <w:t>SuperVars</w:t>
+      </w:r>
+      <w:proofErr w:type="spellEnd"/>
+      <w:r>
+        <w:t xml:space="preserve">" are the fundamental data units of the system. Each </w:t>
+      </w:r>
+      <w:proofErr w:type="spellStart"/>
+      <w:r>
+        <w:t>SuperVar</w:t>
+      </w:r>
+      <w:proofErr w:type="spellEnd"/>
+      <w:r>
+        <w:t xml:space="preserve"> is more than just a value; it is a structure that contains metadata used by the network engine.</w:t>
       </w:r>
     </w:p>
     <w:p>
       <w:pPr>
         <w:pStyle w:val="Heading3"/>
       </w:pPr>
-      <w:bookmarkStart w:id="35" w:name="_Toc226291787"/>
+      <w:bookmarkStart w:id="39" w:name="_Toc226292813"/>
       <w:r>
         <w:t>4.3.1 Variable Types and Storage</w:t>
       </w:r>
-      <w:bookmarkEnd w:id="35"/>
+      <w:bookmarkEnd w:id="39"/>
     </w:p>
     <w:p>
       <w:r>
@@ -7557,7 +8587,23 @@
         <w:t>Floats (float32, float64):</w:t>
       </w:r>
       <w:r>
-        <w:t xml:space="preserve"> Used for high-precision physics, such as Sensor_Accelerometer_X or Position_X.</w:t>
+        <w:t xml:space="preserve"> Used for high-precision physics, such as </w:t>
+      </w:r>
+      <w:proofErr w:type="spellStart"/>
+      <w:r>
+        <w:t>Sensor_Accelerometer_X</w:t>
+      </w:r>
+      <w:proofErr w:type="spellEnd"/>
+      <w:r>
+        <w:t xml:space="preserve"> or </w:t>
+      </w:r>
+      <w:proofErr w:type="spellStart"/>
+      <w:r>
+        <w:t>Position_X</w:t>
+      </w:r>
+      <w:proofErr w:type="spellEnd"/>
+      <w:r>
+        <w:t>.</w:t>
       </w:r>
     </w:p>
     <w:p>
@@ -7572,25 +8618,57 @@
           <w:b/>
           <w:bCs/>
         </w:rPr>
-        <w:t>Strings (QString):</w:t>
-      </w:r>
-      <w:r>
-        <w:t xml:space="preserve"> Used for descriptive data or error messages (e.g., FlighboardErrorString).</w:t>
+        <w:t>Strings (</w:t>
+      </w:r>
+      <w:proofErr w:type="spellStart"/>
+      <w:r>
+        <w:rPr>
+          <w:b/>
+          <w:bCs/>
+        </w:rPr>
+        <w:t>QString</w:t>
+      </w:r>
+      <w:proofErr w:type="spellEnd"/>
+      <w:r>
+        <w:rPr>
+          <w:b/>
+          <w:bCs/>
+        </w:rPr>
+        <w:t>):</w:t>
+      </w:r>
+      <w:r>
+        <w:t xml:space="preserve"> Used for descriptive data or error messages (e.g., </w:t>
+      </w:r>
+      <w:proofErr w:type="spellStart"/>
+      <w:r>
+        <w:t>FlighboardErrorString</w:t>
+      </w:r>
+      <w:proofErr w:type="spellEnd"/>
+      <w:r>
+        <w:t>).</w:t>
       </w:r>
     </w:p>
     <w:p>
       <w:pPr>
         <w:pStyle w:val="Heading3"/>
       </w:pPr>
-      <w:bookmarkStart w:id="36" w:name="_Toc226291788"/>
+      <w:bookmarkStart w:id="40" w:name="_Toc226292814"/>
       <w:r>
         <w:t>4.3.2 Functional Flags</w:t>
       </w:r>
-      <w:bookmarkEnd w:id="36"/>
-    </w:p>
-    <w:p>
-      <w:r>
-        <w:t>Each SuperVar is assigned flags that dictate its behavior:</w:t>
+      <w:bookmarkEnd w:id="40"/>
+    </w:p>
+    <w:p>
+      <w:r>
+        <w:t xml:space="preserve">Each </w:t>
+      </w:r>
+      <w:proofErr w:type="spellStart"/>
+      <w:r>
+        <w:t>SuperVar</w:t>
+      </w:r>
+      <w:proofErr w:type="spellEnd"/>
+      <w:r>
+        <w:t xml:space="preserve"> is assigned flags that dictate its behavior:</w:t>
       </w:r>
     </w:p>
     <w:p>
@@ -7600,12 +8678,21 @@
           <w:numId w:val="28"/>
         </w:numPr>
       </w:pPr>
-      <w:r>
-        <w:rPr>
-          <w:b/>
-          <w:bCs/>
-        </w:rPr>
-        <w:t>UserEditable:</w:t>
+      <w:proofErr w:type="spellStart"/>
+      <w:r>
+        <w:rPr>
+          <w:b/>
+          <w:bCs/>
+        </w:rPr>
+        <w:t>UserEditable</w:t>
+      </w:r>
+      <w:proofErr w:type="spellEnd"/>
+      <w:r>
+        <w:rPr>
+          <w:b/>
+          <w:bCs/>
+        </w:rPr>
+        <w:t>:</w:t>
       </w:r>
       <w:r>
         <w:t xml:space="preserve"> The variable can be modified via the "All Parameters" list in the UI.</w:t>
@@ -7618,12 +8705,21 @@
           <w:numId w:val="28"/>
         </w:numPr>
       </w:pPr>
-      <w:r>
-        <w:rPr>
-          <w:b/>
-          <w:bCs/>
-        </w:rPr>
-        <w:t>defIsRetain:</w:t>
+      <w:proofErr w:type="spellStart"/>
+      <w:r>
+        <w:rPr>
+          <w:b/>
+          <w:bCs/>
+        </w:rPr>
+        <w:t>defIsRetain</w:t>
+      </w:r>
+      <w:proofErr w:type="spellEnd"/>
+      <w:r>
+        <w:rPr>
+          <w:b/>
+          <w:bCs/>
+        </w:rPr>
+        <w:t>:</w:t>
       </w:r>
       <w:r>
         <w:t xml:space="preserve"> The variable is "persistent" and will be saved to the hard drive when the program closes.</w:t>
@@ -7636,12 +8732,22 @@
           <w:numId w:val="28"/>
         </w:numPr>
       </w:pPr>
-      <w:r>
-        <w:rPr>
-          <w:b/>
-          <w:bCs/>
-        </w:rPr>
-        <w:t>plsHandshk:</w:t>
+      <w:proofErr w:type="spellStart"/>
+      <w:r>
+        <w:rPr>
+          <w:b/>
+          <w:bCs/>
+        </w:rPr>
+        <w:lastRenderedPageBreak/>
+        <w:t>plsHandshk</w:t>
+      </w:r>
+      <w:proofErr w:type="spellEnd"/>
+      <w:r>
+        <w:rPr>
+          <w:b/>
+          <w:bCs/>
+        </w:rPr>
+        <w:t>:</w:t>
       </w:r>
       <w:r>
         <w:t xml:space="preserve"> The variable must be synchronized during the initial connection.</w:t>
@@ -7654,12 +8760,37 @@
           <w:numId w:val="28"/>
         </w:numPr>
       </w:pPr>
-      <w:r>
-        <w:rPr>
-          <w:b/>
-          <w:bCs/>
-        </w:rPr>
-        <w:t>isStoredOnLaptop / isStoredOnChopper:</w:t>
+      <w:proofErr w:type="spellStart"/>
+      <w:r>
+        <w:rPr>
+          <w:b/>
+          <w:bCs/>
+        </w:rPr>
+        <w:t>isStoredOnLaptop</w:t>
+      </w:r>
+      <w:proofErr w:type="spellEnd"/>
+      <w:r>
+        <w:rPr>
+          <w:b/>
+          <w:bCs/>
+        </w:rPr>
+        <w:t xml:space="preserve"> / </w:t>
+      </w:r>
+      <w:proofErr w:type="spellStart"/>
+      <w:r>
+        <w:rPr>
+          <w:b/>
+          <w:bCs/>
+        </w:rPr>
+        <w:t>isStoredOnChopper</w:t>
+      </w:r>
+      <w:proofErr w:type="spellEnd"/>
+      <w:r>
+        <w:rPr>
+          <w:b/>
+          <w:bCs/>
+        </w:rPr>
+        <w:t>:</w:t>
       </w:r>
       <w:r>
         <w:t xml:space="preserve"> Defines the "Master" source of truth for the variable.</w:t>
@@ -7669,11 +8800,19 @@
       <w:pPr>
         <w:pStyle w:val="Heading2"/>
       </w:pPr>
-      <w:bookmarkStart w:id="37" w:name="_Toc226291789"/>
-      <w:r>
-        <w:t>4.4 Data Persistence (.stz and .csv)</w:t>
-      </w:r>
-      <w:bookmarkEnd w:id="37"/>
+      <w:bookmarkStart w:id="41" w:name="_Toc226292815"/>
+      <w:r>
+        <w:t>4.4 Data Persistence (.</w:t>
+      </w:r>
+      <w:proofErr w:type="spellStart"/>
+      <w:r>
+        <w:t>stz</w:t>
+      </w:r>
+      <w:proofErr w:type="spellEnd"/>
+      <w:r>
+        <w:t xml:space="preserve"> and .csv)</w:t>
+      </w:r>
+      <w:bookmarkEnd w:id="41"/>
     </w:p>
     <w:p>
       <w:r>
@@ -7684,42 +8823,89 @@
       <w:pPr>
         <w:pStyle w:val="Heading3"/>
       </w:pPr>
-      <w:bookmarkStart w:id="38" w:name="_Toc226291790"/>
-      <w:r>
-        <w:lastRenderedPageBreak/>
-        <w:t>4.4.1 The .stz (Settings) File</w:t>
-      </w:r>
-      <w:bookmarkEnd w:id="38"/>
-    </w:p>
-    <w:p>
-      <w:r>
-        <w:t>The .stz file (typically retainData.stz) is an XML-structured file that acts as the primary database for the system. On startup, the readRetainDataFromFile() function parses this file to populate the live memory addresses of every SuperVar.</w:t>
+      <w:bookmarkStart w:id="42" w:name="_Toc226292816"/>
+      <w:r>
+        <w:t>4.4.1 The .</w:t>
+      </w:r>
+      <w:proofErr w:type="spellStart"/>
+      <w:r>
+        <w:t>stz</w:t>
+      </w:r>
+      <w:proofErr w:type="spellEnd"/>
+      <w:r>
+        <w:t xml:space="preserve"> (Settings) File</w:t>
+      </w:r>
+      <w:bookmarkEnd w:id="42"/>
+    </w:p>
+    <w:p>
+      <w:r>
+        <w:t>The .</w:t>
+      </w:r>
+      <w:proofErr w:type="spellStart"/>
+      <w:r>
+        <w:t>stz</w:t>
+      </w:r>
+      <w:proofErr w:type="spellEnd"/>
+      <w:r>
+        <w:t xml:space="preserve"> file (typically </w:t>
+      </w:r>
+      <w:proofErr w:type="spellStart"/>
+      <w:r>
+        <w:t>retainData.stz</w:t>
+      </w:r>
+      <w:proofErr w:type="spellEnd"/>
+      <w:r>
+        <w:t xml:space="preserve">) is an XML-structured file that acts as the primary database for the system. On startup, the </w:t>
+      </w:r>
+      <w:proofErr w:type="spellStart"/>
+      <w:r>
+        <w:t>readRetainDataFromFile</w:t>
+      </w:r>
+      <w:proofErr w:type="spellEnd"/>
+      <w:r>
+        <w:t xml:space="preserve">() function parses this file to populate the live memory addresses of every </w:t>
+      </w:r>
+      <w:proofErr w:type="spellStart"/>
+      <w:r>
+        <w:t>SuperVar</w:t>
+      </w:r>
+      <w:proofErr w:type="spellEnd"/>
+      <w:r>
+        <w:t>.</w:t>
       </w:r>
     </w:p>
     <w:p>
       <w:pPr>
         <w:pStyle w:val="Heading3"/>
       </w:pPr>
-      <w:bookmarkStart w:id="39" w:name="_Toc226291791"/>
+      <w:bookmarkStart w:id="43" w:name="_Toc226292817"/>
       <w:r>
         <w:t>4.4.2 The .csv (Retain) File</w:t>
       </w:r>
-      <w:bookmarkEnd w:id="39"/>
-    </w:p>
-    <w:p>
-      <w:r>
-        <w:t>In some configurations, a retainData.csv file is used as a human-readable backup or for quick bulk editing outside of the Qt environment. The system monitors these files for changes; if the monitorRetainDataForChangesToSave() function detects a mismatch between the "cached" value and the "live" value, it triggers an automatic write-to-disk operation.</w:t>
+      <w:bookmarkEnd w:id="43"/>
+    </w:p>
+    <w:p>
+      <w:r>
+        <w:t xml:space="preserve">In some configurations, a retainData.csv file is used as a human-readable backup or for quick bulk editing outside of the Qt environment. The system monitors these files for changes; if the </w:t>
+      </w:r>
+      <w:proofErr w:type="spellStart"/>
+      <w:r>
+        <w:t>monitorRetainDataForChangesToSave</w:t>
+      </w:r>
+      <w:proofErr w:type="spellEnd"/>
+      <w:r>
+        <w:t>() function detects a mismatch between the "cached" value and the "live" value, it triggers an automatic write-to-disk operation.</w:t>
       </w:r>
     </w:p>
     <w:p>
       <w:pPr>
         <w:pStyle w:val="Heading2"/>
       </w:pPr>
-      <w:bookmarkStart w:id="40" w:name="_Toc226291792"/>
+      <w:bookmarkStart w:id="44" w:name="_Toc226292818"/>
       <w:r>
         <w:t>4.5 Manual Synchronization</w:t>
       </w:r>
-      <w:bookmarkEnd w:id="40"/>
+      <w:bookmarkEnd w:id="44"/>
     </w:p>
     <w:p>
       <w:r>
@@ -7741,7 +8927,23 @@
           <w:b/>
           <w:bCs/>
         </w:rPr>
-        <w:t>Parameters &gt; Re-Handshake With Aircraft</w:t>
+        <w:t xml:space="preserve">Parameters &gt; Re-Handshake </w:t>
+      </w:r>
+      <w:proofErr w:type="gramStart"/>
+      <w:r>
+        <w:rPr>
+          <w:b/>
+          <w:bCs/>
+        </w:rPr>
+        <w:t>With</w:t>
+      </w:r>
+      <w:proofErr w:type="gramEnd"/>
+      <w:r>
+        <w:rPr>
+          <w:b/>
+          <w:bCs/>
+        </w:rPr>
+        <w:t xml:space="preserve"> Aircraft</w:t>
       </w:r>
       <w:r>
         <w:t>.</w:t>
@@ -7755,7 +8957,15 @@
         </w:numPr>
       </w:pPr>
       <w:r>
-        <w:t>The Event Log will display the transition from HandshakeStep 0 through the sequence.</w:t>
+        <w:t xml:space="preserve">The Event Log will display the transition from </w:t>
+      </w:r>
+      <w:proofErr w:type="spellStart"/>
+      <w:r>
+        <w:t>HandshakeStep</w:t>
+      </w:r>
+      <w:proofErr w:type="spellEnd"/>
+      <w:r>
+        <w:t xml:space="preserve"> 0 through the sequence.</w:t>
       </w:r>
     </w:p>
     <w:p>
@@ -7766,28 +8976,36 @@
         </w:numPr>
       </w:pPr>
       <w:r>
-        <w:t>If the handshake fails (e.g., due to a "Handshake Watchdog" timeout), the system will revert to Step 0 and alert the user to check the network connection or the SystemID.</w:t>
+        <w:t xml:space="preserve">If the handshake fails (e.g., due to a "Handshake Watchdog" timeout), the system will revert to Step 0 and alert the user to check the network connection or the </w:t>
+      </w:r>
+      <w:proofErr w:type="spellStart"/>
+      <w:r>
+        <w:t>SystemID</w:t>
+      </w:r>
+      <w:proofErr w:type="spellEnd"/>
+      <w:r>
+        <w:t>.</w:t>
       </w:r>
     </w:p>
     <w:p>
       <w:pPr>
         <w:pStyle w:val="Heading1"/>
       </w:pPr>
-      <w:bookmarkStart w:id="41" w:name="_Toc226291793"/>
+      <w:bookmarkStart w:id="45" w:name="_Toc226292819"/>
       <w:r>
         <w:t>Chapter 5: Controller Configuration</w:t>
       </w:r>
-      <w:bookmarkEnd w:id="41"/>
+      <w:bookmarkEnd w:id="45"/>
     </w:p>
     <w:p>
       <w:pPr>
         <w:pStyle w:val="Heading2"/>
       </w:pPr>
-      <w:bookmarkStart w:id="42" w:name="_Toc226291794"/>
+      <w:bookmarkStart w:id="46" w:name="_Toc226292820"/>
       <w:r>
         <w:t>5.1 Input Device Architecture</w:t>
       </w:r>
-      <w:bookmarkEnd w:id="42"/>
+      <w:bookmarkEnd w:id="46"/>
     </w:p>
     <w:p>
       <w:r>
@@ -7801,7 +9019,35 @@
         <w:t>Xbox 360 Controller</w:t>
       </w:r>
       <w:r>
-        <w:t xml:space="preserve"> (or compatible XInput devices). The software utilizes a hardware-abstraction layer that allows the same flight logic to operate whether it is receiving signals from a Windows-based XInput driver, a Linux joystick device (/dev/input/jsX), or a "Dummy" software-generated source for headless testing.</w:t>
+        <w:t xml:space="preserve"> (or compatible </w:t>
+      </w:r>
+      <w:proofErr w:type="spellStart"/>
+      <w:r>
+        <w:t>XInput</w:t>
+      </w:r>
+      <w:proofErr w:type="spellEnd"/>
+      <w:r>
+        <w:t xml:space="preserve"> devices). The software utilizes a hardware-abstraction layer that allows </w:t>
+      </w:r>
+      <w:r>
+        <w:lastRenderedPageBreak/>
+        <w:t xml:space="preserve">the same flight logic to operate whether it is receiving signals from a Windows-based </w:t>
+      </w:r>
+      <w:proofErr w:type="spellStart"/>
+      <w:r>
+        <w:t>XInput</w:t>
+      </w:r>
+      <w:proofErr w:type="spellEnd"/>
+      <w:r>
+        <w:t xml:space="preserve"> driver, a Linux joystick device (/dev/input/</w:t>
+      </w:r>
+      <w:proofErr w:type="spellStart"/>
+      <w:r>
+        <w:t>jsX</w:t>
+      </w:r>
+      <w:proofErr w:type="spellEnd"/>
+      <w:r>
+        <w:t>), or a "Dummy" software-generated source for headless testing.</w:t>
       </w:r>
     </w:p>
     <w:p>
@@ -7823,12 +9069,11 @@
       <w:pPr>
         <w:pStyle w:val="Heading2"/>
       </w:pPr>
-      <w:bookmarkStart w:id="43" w:name="_Toc226291795"/>
-      <w:r>
-        <w:lastRenderedPageBreak/>
+      <w:bookmarkStart w:id="47" w:name="_Toc226292821"/>
+      <w:r>
         <w:t>5.2 Mapping the Xbox Controller</w:t>
       </w:r>
-      <w:bookmarkEnd w:id="43"/>
+      <w:bookmarkEnd w:id="47"/>
     </w:p>
     <w:p>
       <w:r>
@@ -7981,11 +9226,11 @@
       <w:pPr>
         <w:pStyle w:val="Heading2"/>
       </w:pPr>
-      <w:bookmarkStart w:id="44" w:name="_Toc226291796"/>
+      <w:bookmarkStart w:id="48" w:name="_Toc226292822"/>
       <w:r>
         <w:t>5.3 The Calibration Routine</w:t>
       </w:r>
-      <w:bookmarkEnd w:id="44"/>
+      <w:bookmarkEnd w:id="48"/>
     </w:p>
     <w:p>
       <w:r>
@@ -7999,7 +9244,23 @@
         <w:t>Calibration Mode</w:t>
       </w:r>
       <w:r>
-        <w:t xml:space="preserve"> (num_calibrateMode). This routine is essential for ensuring that "center" on your physical stick actually corresponds to "zero force" in the simulation.</w:t>
+        <w:t xml:space="preserve"> (</w:t>
+      </w:r>
+      <w:proofErr w:type="spellStart"/>
+      <w:r>
+        <w:t>num_calibrateMode</w:t>
+      </w:r>
+      <w:proofErr w:type="spellEnd"/>
+      <w:r>
+        <w:t xml:space="preserve">). This routine is essential for ensuring that "center" on your physical stick </w:t>
+      </w:r>
+      <w:proofErr w:type="gramStart"/>
+      <w:r>
+        <w:t>actually corresponds</w:t>
+      </w:r>
+      <w:proofErr w:type="gramEnd"/>
+      <w:r>
+        <w:t xml:space="preserve"> to "zero force" in the simulation.</w:t>
       </w:r>
     </w:p>
     <w:p>
@@ -8066,7 +9327,23 @@
         <w:t>Neutral Sampling:</w:t>
       </w:r>
       <w:r>
-        <w:t xml:space="preserve"> Leave the sticks at their rest positions. The system samples the raw analog values (LJ_X_Raw, RJ_X_Raw, etc.) to calculate the average electrical offset.</w:t>
+        <w:t xml:space="preserve"> Leave the sticks at their rest positions. The system samples the raw analog values (</w:t>
+      </w:r>
+      <w:proofErr w:type="spellStart"/>
+      <w:r>
+        <w:t>LJ_X_Raw</w:t>
+      </w:r>
+      <w:proofErr w:type="spellEnd"/>
+      <w:r>
+        <w:t xml:space="preserve">, </w:t>
+      </w:r>
+      <w:proofErr w:type="spellStart"/>
+      <w:r>
+        <w:t>RJ_X_Raw</w:t>
+      </w:r>
+      <w:proofErr w:type="spellEnd"/>
+      <w:r>
+        <w:t>, etc.) to calculate the average electrical offset.</w:t>
       </w:r>
     </w:p>
     <w:p>
@@ -8094,7 +9371,15 @@
         <w:t>Magnitude</w:t>
       </w:r>
       <w:r>
-        <w:t xml:space="preserve"> (LJ_Mag) and </w:t>
+        <w:t xml:space="preserve"> (</w:t>
+      </w:r>
+      <w:proofErr w:type="spellStart"/>
+      <w:r>
+        <w:t>LJ_Mag</w:t>
+      </w:r>
+      <w:proofErr w:type="spellEnd"/>
+      <w:r>
+        <w:t xml:space="preserve">) and </w:t>
       </w:r>
       <w:r>
         <w:rPr>
@@ -8104,7 +9389,15 @@
         <w:t>Angle</w:t>
       </w:r>
       <w:r>
-        <w:t xml:space="preserve"> (LJ_Ang) scaling factors.</w:t>
+        <w:t xml:space="preserve"> (</w:t>
+      </w:r>
+      <w:proofErr w:type="spellStart"/>
+      <w:r>
+        <w:t>LJ_Ang</w:t>
+      </w:r>
+      <w:proofErr w:type="spellEnd"/>
+      <w:r>
+        <w:t>) scaling factors.</w:t>
       </w:r>
     </w:p>
     <w:p>
@@ -8114,31 +9407,66 @@
           <w:numId w:val="31"/>
         </w:numPr>
       </w:pPr>
-      <w:r>
-        <w:rPr>
-          <w:b/>
-          <w:bCs/>
-        </w:rPr>
-        <w:t>Deadzone Calculation:</w:t>
-      </w:r>
-      <w:r>
-        <w:t xml:space="preserve"> The system automatically establishes a "deadzone" around the center to prevent "drift"—where the drone moves slowly even when you aren't touching the sticks.</w:t>
+      <w:proofErr w:type="spellStart"/>
+      <w:r>
+        <w:rPr>
+          <w:b/>
+          <w:bCs/>
+        </w:rPr>
+        <w:lastRenderedPageBreak/>
+        <w:t>Deadzone</w:t>
+      </w:r>
+      <w:proofErr w:type="spellEnd"/>
+      <w:r>
+        <w:rPr>
+          <w:b/>
+          <w:bCs/>
+        </w:rPr>
+        <w:t xml:space="preserve"> Calculation:</w:t>
+      </w:r>
+      <w:r>
+        <w:t xml:space="preserve"> The system automatically establishes a "</w:t>
+      </w:r>
+      <w:proofErr w:type="spellStart"/>
+      <w:r>
+        <w:t>deadzone</w:t>
+      </w:r>
+      <w:proofErr w:type="spellEnd"/>
+      <w:r>
+        <w:t>" around the center to prevent "</w:t>
+      </w:r>
+      <w:proofErr w:type="gramStart"/>
+      <w:r>
+        <w:t>drift"—</w:t>
+      </w:r>
+      <w:proofErr w:type="gramEnd"/>
+      <w:r>
+        <w:t>where the drone moves slowly even when you aren't touching the sticks.</w:t>
       </w:r>
     </w:p>
     <w:p>
       <w:pPr>
         <w:pStyle w:val="Heading3"/>
       </w:pPr>
-      <w:bookmarkStart w:id="45" w:name="_Toc226291797"/>
+      <w:bookmarkStart w:id="49" w:name="_Toc226292823"/>
       <w:r>
         <w:t>5.3.2 Saving Offsets</w:t>
       </w:r>
-      <w:bookmarkEnd w:id="45"/>
-    </w:p>
-    <w:p>
-      <w:r>
-        <w:t xml:space="preserve">Once calibration is complete, the offsets (e.g., Ctrl.LJ_X_Offset) are stored in the </w:t>
-      </w:r>
+      <w:bookmarkEnd w:id="49"/>
+    </w:p>
+    <w:p>
+      <w:r>
+        <w:t xml:space="preserve">Once calibration is complete, the offsets (e.g., </w:t>
+      </w:r>
+      <w:proofErr w:type="spellStart"/>
+      <w:r>
+        <w:t>Ctrl.LJ_X_Offset</w:t>
+      </w:r>
+      <w:proofErr w:type="spellEnd"/>
+      <w:r>
+        <w:t xml:space="preserve">) are stored in the </w:t>
+      </w:r>
+      <w:proofErr w:type="spellStart"/>
       <w:r>
         <w:rPr>
           <w:b/>
@@ -8146,24 +9474,48 @@
         </w:rPr>
         <w:t>SuperVar</w:t>
       </w:r>
-      <w:r>
-        <w:t xml:space="preserve"> system. Because these are marked with the defIsRetain flag, they are automatically written to retainData.stz and will be loaded every time the program starts, removing the need for daily recalibration.</w:t>
+      <w:proofErr w:type="spellEnd"/>
+      <w:r>
+        <w:t xml:space="preserve"> system. Because these are marked with the </w:t>
+      </w:r>
+      <w:proofErr w:type="spellStart"/>
+      <w:r>
+        <w:t>defIsRetain</w:t>
+      </w:r>
+      <w:proofErr w:type="spellEnd"/>
+      <w:r>
+        <w:t xml:space="preserve"> flag, they are automatically written to </w:t>
+      </w:r>
+      <w:proofErr w:type="spellStart"/>
+      <w:r>
+        <w:t>retainData.stz</w:t>
+      </w:r>
+      <w:proofErr w:type="spellEnd"/>
+      <w:r>
+        <w:t xml:space="preserve"> and will be loaded every time the program starts, removing the need for daily recalibration.</w:t>
       </w:r>
     </w:p>
     <w:p>
       <w:pPr>
         <w:pStyle w:val="Heading2"/>
       </w:pPr>
-      <w:bookmarkStart w:id="46" w:name="_Toc226291798"/>
-      <w:r>
-        <w:lastRenderedPageBreak/>
+      <w:bookmarkStart w:id="50" w:name="_Toc226292824"/>
+      <w:r>
         <w:t>5.4 Data Transmission (The Controller Word)</w:t>
       </w:r>
-      <w:bookmarkEnd w:id="46"/>
-    </w:p>
-    <w:p>
-      <w:r>
-        <w:t>To save network bandwidth, the entire state of the controller is packed into a specialized ZPack_XBoxControllerWord (0x36) before being sent to the simulation machine or MCU.</w:t>
+      <w:bookmarkEnd w:id="50"/>
+    </w:p>
+    <w:p>
+      <w:r>
+        <w:t xml:space="preserve">To save network bandwidth, the entire state of the controller is packed into a specialized </w:t>
+      </w:r>
+      <w:proofErr w:type="spellStart"/>
+      <w:r>
+        <w:t>ZPack_XBoxControllerWord</w:t>
+      </w:r>
+      <w:proofErr w:type="spellEnd"/>
+      <w:r>
+        <w:t xml:space="preserve"> (0x36) before being sent to the simulation machine or MCU.</w:t>
       </w:r>
     </w:p>
     <w:p>
@@ -8206,11 +9558,11 @@
       <w:pPr>
         <w:pStyle w:val="Heading2"/>
       </w:pPr>
-      <w:bookmarkStart w:id="47" w:name="_Toc226291799"/>
+      <w:bookmarkStart w:id="51" w:name="_Toc226292825"/>
       <w:r>
         <w:t>5.5 Visual Verification</w:t>
       </w:r>
-      <w:bookmarkEnd w:id="47"/>
+      <w:bookmarkEnd w:id="51"/>
     </w:p>
     <w:p>
       <w:r>
@@ -8296,43 +9648,60 @@
         <w:t>"</w:t>
       </w:r>
       <w:r>
-        <w:t xml:space="preserve"> will be overlaid on the display, and all transmission to the flightboard will be safely halted.</w:t>
+        <w:t xml:space="preserve"> will be overlaid on the display, and all transmission to the </w:t>
+      </w:r>
+      <w:proofErr w:type="spellStart"/>
+      <w:r>
+        <w:t>flightboard</w:t>
+      </w:r>
+      <w:proofErr w:type="spellEnd"/>
+      <w:r>
+        <w:t xml:space="preserve"> will be safely halted.</w:t>
       </w:r>
     </w:p>
     <w:p>
       <w:pPr>
         <w:pStyle w:val="Heading1"/>
       </w:pPr>
-      <w:bookmarkStart w:id="48" w:name="_Toc226291800"/>
+      <w:bookmarkStart w:id="52" w:name="_Toc226292826"/>
       <w:r>
         <w:t>Chapter 6: Flight Simulation &amp; Graphics</w:t>
       </w:r>
-      <w:bookmarkEnd w:id="48"/>
+      <w:bookmarkEnd w:id="52"/>
     </w:p>
     <w:p>
       <w:pPr>
         <w:pStyle w:val="Heading2"/>
       </w:pPr>
-      <w:bookmarkStart w:id="49" w:name="_Toc226291801"/>
+      <w:bookmarkStart w:id="53" w:name="_Toc226292827"/>
       <w:r>
         <w:t>6.1 The 3D Rendering Engine</w:t>
       </w:r>
-      <w:bookmarkEnd w:id="49"/>
-    </w:p>
-    <w:p>
-      <w:r>
-        <w:t>The visual component of Pegasus Control is powered by a custom OpenGL-based engine encapsulated in the Heli_GLWidget. This engine is responsible for transforming raw physics data—coordinates, Euler angles, and motor RPMs—into a real-time 3D visualization.</w:t>
+      <w:bookmarkEnd w:id="53"/>
+    </w:p>
+    <w:p>
+      <w:r>
+        <w:t xml:space="preserve">The visual component of Pegasus Control is powered by a custom OpenGL-based engine encapsulated in the </w:t>
+      </w:r>
+      <w:proofErr w:type="spellStart"/>
+      <w:r>
+        <w:t>Heli_GLWidget</w:t>
+      </w:r>
+      <w:proofErr w:type="spellEnd"/>
+      <w:r>
+        <w:t>. This engine is responsible for transforming raw physics data—coordinates, Euler angles, and motor RPMs—into a real-time 3D visualization.</w:t>
       </w:r>
     </w:p>
     <w:p>
       <w:pPr>
         <w:pStyle w:val="Heading3"/>
       </w:pPr>
-      <w:bookmarkStart w:id="50" w:name="_Toc226291802"/>
-      <w:r>
+      <w:bookmarkStart w:id="54" w:name="_Toc226292828"/>
+      <w:r>
+        <w:lastRenderedPageBreak/>
         <w:t>6.1.1 OpenGL Architecture</w:t>
       </w:r>
-      <w:bookmarkEnd w:id="50"/>
+      <w:bookmarkEnd w:id="54"/>
     </w:p>
     <w:p>
       <w:r>
@@ -8387,22 +9756,29 @@
           <w:b/>
           <w:bCs/>
         </w:rPr>
-        <w:lastRenderedPageBreak/>
         <w:t>Lighting and Textures:</w:t>
       </w:r>
       <w:r>
-        <w:t xml:space="preserve"> The environment supports real-time lighting and can load external .obj files with associated texture maps via the ObjMan class.</w:t>
+        <w:t xml:space="preserve"> The environment supports real-time lighting and can load external .obj files with associated texture maps via the </w:t>
+      </w:r>
+      <w:proofErr w:type="spellStart"/>
+      <w:r>
+        <w:t>ObjMan</w:t>
+      </w:r>
+      <w:proofErr w:type="spellEnd"/>
+      <w:r>
+        <w:t xml:space="preserve"> class.</w:t>
       </w:r>
     </w:p>
     <w:p>
       <w:pPr>
         <w:pStyle w:val="Heading2"/>
       </w:pPr>
-      <w:bookmarkStart w:id="51" w:name="_Toc226291803"/>
+      <w:bookmarkStart w:id="55" w:name="_Toc226292829"/>
       <w:r>
         <w:t>6.2 Aircraft Geometry Configuration</w:t>
       </w:r>
-      <w:bookmarkEnd w:id="51"/>
+      <w:bookmarkEnd w:id="55"/>
     </w:p>
     <w:p>
       <w:r>
@@ -8413,11 +9789,11 @@
       <w:pPr>
         <w:pStyle w:val="Heading3"/>
       </w:pPr>
-      <w:bookmarkStart w:id="52" w:name="_Toc226291804"/>
+      <w:bookmarkStart w:id="56" w:name="_Toc226292830"/>
       <w:r>
         <w:t>6.2.1 Motor Mapping</w:t>
       </w:r>
-      <w:bookmarkEnd w:id="52"/>
+      <w:bookmarkEnd w:id="56"/>
     </w:p>
     <w:p>
       <w:r>
@@ -8492,11 +9868,11 @@
       <w:pPr>
         <w:pStyle w:val="Heading3"/>
       </w:pPr>
-      <w:bookmarkStart w:id="53" w:name="_Toc226291805"/>
+      <w:bookmarkStart w:id="57" w:name="_Toc226292831"/>
       <w:r>
         <w:t>6.2.2 Preset Configurations</w:t>
       </w:r>
-      <w:bookmarkEnd w:id="53"/>
+      <w:bookmarkEnd w:id="57"/>
     </w:p>
     <w:p>
       <w:r>
@@ -8543,26 +9919,42 @@
       <w:pPr>
         <w:pStyle w:val="Heading2"/>
       </w:pPr>
-      <w:bookmarkStart w:id="54" w:name="_Toc226291806"/>
-      <w:r>
-        <w:t>6.3 The Physics Engine (SimuHeli)</w:t>
-      </w:r>
-      <w:bookmarkEnd w:id="54"/>
-    </w:p>
-    <w:p>
-      <w:r>
-        <w:t>While the graphics provide visual feedback, the SimuHeli physics engine handles the "truth" of the aircraft's state.</w:t>
+      <w:bookmarkStart w:id="58" w:name="_Toc226292832"/>
+      <w:r>
+        <w:t>6.3 The Physics Engine (</w:t>
+      </w:r>
+      <w:proofErr w:type="spellStart"/>
+      <w:r>
+        <w:t>SimuHeli</w:t>
+      </w:r>
+      <w:proofErr w:type="spellEnd"/>
+      <w:r>
+        <w:t>)</w:t>
+      </w:r>
+      <w:bookmarkEnd w:id="58"/>
+    </w:p>
+    <w:p>
+      <w:r>
+        <w:t xml:space="preserve">While the graphics provide visual feedback, the </w:t>
+      </w:r>
+      <w:proofErr w:type="spellStart"/>
+      <w:r>
+        <w:t>SimuHeli</w:t>
+      </w:r>
+      <w:proofErr w:type="spellEnd"/>
+      <w:r>
+        <w:t xml:space="preserve"> physics engine handles the "truth" of the aircraft's state.</w:t>
       </w:r>
     </w:p>
     <w:p>
       <w:pPr>
         <w:pStyle w:val="Heading3"/>
       </w:pPr>
-      <w:bookmarkStart w:id="55" w:name="_Toc226291807"/>
+      <w:bookmarkStart w:id="59" w:name="_Toc226292833"/>
       <w:r>
         <w:t>6.3.1 Forces and Moments</w:t>
       </w:r>
-      <w:bookmarkEnd w:id="55"/>
+      <w:bookmarkEnd w:id="59"/>
     </w:p>
     <w:p>
       <w:r>
@@ -8581,10 +9973,27 @@
           <w:b/>
           <w:bCs/>
         </w:rPr>
+        <w:lastRenderedPageBreak/>
         <w:t>Thrust:</w:t>
       </w:r>
       <w:r>
-        <w:t xml:space="preserve"> Calculated per motor based on the Throttle_Motor percentage and MotorMaxThrust constant.</w:t>
+        <w:t xml:space="preserve"> Calculated per motor based on the </w:t>
+      </w:r>
+      <w:proofErr w:type="spellStart"/>
+      <w:r>
+        <w:t>Throttle_Motor</w:t>
+      </w:r>
+      <w:proofErr w:type="spellEnd"/>
+      <w:r>
+        <w:t xml:space="preserve"> percentage and </w:t>
+      </w:r>
+      <w:proofErr w:type="spellStart"/>
+      <w:r>
+        <w:t>MotorMaxThrust</w:t>
+      </w:r>
+      <w:proofErr w:type="spellEnd"/>
+      <w:r>
+        <w:t xml:space="preserve"> constant.</w:t>
       </w:r>
     </w:p>
     <w:p>
@@ -8620,23 +10029,54 @@
         <w:t>Drag:</w:t>
       </w:r>
       <w:r>
-        <w:t xml:space="preserve"> The system applies linear and rotational drag ($k_{linear}, k_{roll}, k_{yaw}$) to simulate air resistance and prevent infinite acceleration.</w:t>
+        <w:t xml:space="preserve"> The system applies linear and rotational drag ($</w:t>
+      </w:r>
+      <w:proofErr w:type="gramStart"/>
+      <w:r>
+        <w:t>k_{linear},</w:t>
+      </w:r>
+      <w:proofErr w:type="gramEnd"/>
+      <w:r>
+        <w:t xml:space="preserve"> </w:t>
+      </w:r>
+      <w:proofErr w:type="gramStart"/>
+      <w:r>
+        <w:t>k_{roll},</w:t>
+      </w:r>
+      <w:proofErr w:type="gramEnd"/>
+      <w:r>
+        <w:t xml:space="preserve"> </w:t>
+      </w:r>
+      <w:proofErr w:type="gramStart"/>
+      <w:r>
+        <w:t>k_{</w:t>
+      </w:r>
+      <w:proofErr w:type="gramEnd"/>
+      <w:r>
+        <w:t>yaw}$) to simulate air resistance and prevent infinite acceleration.</w:t>
       </w:r>
     </w:p>
     <w:p>
       <w:pPr>
         <w:pStyle w:val="Heading3"/>
       </w:pPr>
-      <w:bookmarkStart w:id="56" w:name="_Toc226291808"/>
-      <w:r>
-        <w:lastRenderedPageBreak/>
+      <w:bookmarkStart w:id="60" w:name="_Toc226292834"/>
+      <w:r>
         <w:t>6.3.2 The Animation Loop</w:t>
       </w:r>
-      <w:bookmarkEnd w:id="56"/>
-    </w:p>
-    <w:p>
-      <w:r>
-        <w:t>The animateSimulation() function updates the state of the world at a fixed interval (driven by timer3).</w:t>
+      <w:bookmarkEnd w:id="60"/>
+    </w:p>
+    <w:p>
+      <w:r>
+        <w:t xml:space="preserve">The </w:t>
+      </w:r>
+      <w:proofErr w:type="spellStart"/>
+      <w:r>
+        <w:t>animateSimulation</w:t>
+      </w:r>
+      <w:proofErr w:type="spellEnd"/>
+      <w:r>
+        <w:t>() function updates the state of the world at a fixed interval (driven by timer3).</w:t>
       </w:r>
     </w:p>
     <w:p>
@@ -8654,7 +10094,15 @@
         <w:t>Integrate Velocity:</w:t>
       </w:r>
       <w:r>
-        <w:t xml:space="preserve"> Current velocities are multiplied by secondsElapsed to update the $X, Y, Z$ positions.</w:t>
+        <w:t xml:space="preserve"> Current velocities are multiplied by </w:t>
+      </w:r>
+      <w:proofErr w:type="spellStart"/>
+      <w:r>
+        <w:t>secondsElapsed</w:t>
+      </w:r>
+      <w:proofErr w:type="spellEnd"/>
+      <w:r>
+        <w:t xml:space="preserve"> to update the $X, Y, Z$ positions.</w:t>
       </w:r>
     </w:p>
     <w:p>
@@ -8690,18 +10138,26 @@
         <w:t>Ground Collision:</w:t>
       </w:r>
       <w:r>
-        <w:t xml:space="preserve"> The engine monitors pos_Y. If the altitude reaches zero, vertical velocity is halted to simulate a landing or impact.</w:t>
+        <w:t xml:space="preserve"> The engine monitors </w:t>
+      </w:r>
+      <w:proofErr w:type="spellStart"/>
+      <w:r>
+        <w:t>pos_Y</w:t>
+      </w:r>
+      <w:proofErr w:type="spellEnd"/>
+      <w:r>
+        <w:t>. If the altitude reaches zero, vertical velocity is halted to simulate a landing or impact.</w:t>
       </w:r>
     </w:p>
     <w:p>
       <w:pPr>
         <w:pStyle w:val="Heading2"/>
       </w:pPr>
-      <w:bookmarkStart w:id="57" w:name="_Toc226291809"/>
+      <w:bookmarkStart w:id="61" w:name="_Toc226292835"/>
       <w:r>
         <w:t>6.4 Visual Elements of the Drone</w:t>
       </w:r>
-      <w:bookmarkEnd w:id="57"/>
+      <w:bookmarkEnd w:id="61"/>
     </w:p>
     <w:p>
       <w:r>
@@ -8759,18 +10215,26 @@
         <w:t>Rotor Disks:</w:t>
       </w:r>
       <w:r>
-        <w:t xml:space="preserve"> Semi-transparent RectTorus objects that represent the spinning propellers. The visual "thickness" or opacity of these disks can be tied to the motor's throttle value to simulate speed.</w:t>
+        <w:t xml:space="preserve"> Semi-transparent </w:t>
+      </w:r>
+      <w:proofErr w:type="spellStart"/>
+      <w:r>
+        <w:t>RectTorus</w:t>
+      </w:r>
+      <w:proofErr w:type="spellEnd"/>
+      <w:r>
+        <w:t xml:space="preserve"> objects that represent the spinning propellers. The visual "thickness" or opacity of these disks can be tied to the motor's throttle value to simulate speed.</w:t>
       </w:r>
     </w:p>
     <w:p>
       <w:pPr>
         <w:pStyle w:val="Heading2"/>
       </w:pPr>
-      <w:bookmarkStart w:id="58" w:name="_Toc226291810"/>
+      <w:bookmarkStart w:id="62" w:name="_Toc226292836"/>
       <w:r>
         <w:t>6.5 Interacting with the Simulation</w:t>
       </w:r>
-      <w:bookmarkEnd w:id="58"/>
+      <w:bookmarkEnd w:id="62"/>
     </w:p>
     <w:p>
       <w:r>
@@ -8835,6 +10299,7 @@
           <w:b/>
           <w:bCs/>
         </w:rPr>
+        <w:lastRenderedPageBreak/>
         <w:t>Manual Override:</w:t>
       </w:r>
       <w:r>
@@ -8845,37 +10310,44 @@
       <w:pPr>
         <w:pStyle w:val="Heading1"/>
       </w:pPr>
-      <w:bookmarkStart w:id="59" w:name="_Toc226291811"/>
-      <w:r>
-        <w:lastRenderedPageBreak/>
+      <w:bookmarkStart w:id="63" w:name="_Toc226292837"/>
+      <w:r>
         <w:t>Chapter 7: Autopilot &amp; Safety Logic</w:t>
       </w:r>
-      <w:bookmarkEnd w:id="59"/>
+      <w:bookmarkEnd w:id="63"/>
     </w:p>
     <w:p>
       <w:pPr>
         <w:pStyle w:val="Heading2"/>
       </w:pPr>
-      <w:bookmarkStart w:id="60" w:name="_Toc226291812"/>
+      <w:bookmarkStart w:id="64" w:name="_Toc226292838"/>
       <w:r>
         <w:t>7.1 Autopilot Architecture</w:t>
       </w:r>
-      <w:bookmarkEnd w:id="60"/>
-    </w:p>
-    <w:p>
-      <w:r>
-        <w:t>The Autopilot system in Pegasus Control acts as a supervisory layer over the core flight dynamics. It is responsible for translating high-level mission objectives—such as "Return to Home"—into specific target coordinates and orientations. The system is designed to handle both user-initiated commands and automatic safety interventions based on the aircraft's internal state.</w:t>
+      <w:bookmarkEnd w:id="64"/>
+    </w:p>
+    <w:p>
+      <w:r>
+        <w:t xml:space="preserve">The Autopilot system in Pegasus Control acts as a supervisory layer over the core flight dynamics. It is responsible for translating high-level mission objectives—such as "Return to </w:t>
+      </w:r>
+      <w:proofErr w:type="gramStart"/>
+      <w:r>
+        <w:t>Home"—</w:t>
+      </w:r>
+      <w:proofErr w:type="gramEnd"/>
+      <w:r>
+        <w:t>into specific target coordinates and orientations. The system is designed to handle both user-initiated commands and automatic safety interventions based on the aircraft's internal state.</w:t>
       </w:r>
     </w:p>
     <w:p>
       <w:pPr>
         <w:pStyle w:val="Heading2"/>
       </w:pPr>
-      <w:bookmarkStart w:id="61" w:name="_Toc226291813"/>
+      <w:bookmarkStart w:id="65" w:name="_Toc226292839"/>
       <w:r>
         <w:t>7.2 Flight Envelopes and Operational Limits</w:t>
       </w:r>
-      <w:bookmarkEnd w:id="61"/>
+      <w:bookmarkEnd w:id="65"/>
     </w:p>
     <w:p>
       <w:r>
@@ -8907,7 +10379,15 @@
         <w:t>Sea Level</w:t>
       </w:r>
       <w:r>
-        <w:t xml:space="preserve"> (Setpoint_Ceiling_SeaLevel) or </w:t>
+        <w:t xml:space="preserve"> (</w:t>
+      </w:r>
+      <w:proofErr w:type="spellStart"/>
+      <w:r>
+        <w:t>Setpoint_Ceiling_SeaLevel</w:t>
+      </w:r>
+      <w:proofErr w:type="spellEnd"/>
+      <w:r>
+        <w:t xml:space="preserve">) or </w:t>
       </w:r>
       <w:r>
         <w:rPr>
@@ -8917,7 +10397,15 @@
         <w:t>Above Takeoff</w:t>
       </w:r>
       <w:r>
-        <w:t xml:space="preserve"> (Setpoint_Ceiling_DistanceAboveTakeoff). If the aircraft hits this limit, the autopilot will override the pilot's vertical throttle to prevent further ascent.</w:t>
+        <w:t xml:space="preserve"> (</w:t>
+      </w:r>
+      <w:proofErr w:type="spellStart"/>
+      <w:r>
+        <w:t>Setpoint_Ceiling_DistanceAboveTakeoff</w:t>
+      </w:r>
+      <w:proofErr w:type="spellEnd"/>
+      <w:r>
+        <w:t>). If the aircraft hits this limit, the autopilot will override the pilot's vertical throttle to prevent further ascent.</w:t>
       </w:r>
     </w:p>
     <w:p>
@@ -8935,18 +10423,34 @@
         <w:t>Distance Tolerance:</w:t>
       </w:r>
       <w:r>
-        <w:t xml:space="preserve"> Parameters like AutoPilot_ReturnHomeAltitudeObjectiveToleranceReqd define the "precision window" for the autopilot. The system must bring the aircraft within this distance of the target before the mission segment is considered complete.</w:t>
+        <w:t xml:space="preserve"> Parameters like </w:t>
+      </w:r>
+      <w:proofErr w:type="spellStart"/>
+      <w:r>
+        <w:t>AutoPilot_ReturnHomeAltitudeObjectiveToleranceReqd</w:t>
+      </w:r>
+      <w:proofErr w:type="spellEnd"/>
+      <w:r>
+        <w:t xml:space="preserve"> define the "precision window" for the autopilot. The system must bring the aircraft within this distance of the target before the mission segment is considered complete.</w:t>
       </w:r>
     </w:p>
     <w:p>
       <w:pPr>
         <w:pStyle w:val="Heading2"/>
       </w:pPr>
-      <w:bookmarkStart w:id="62" w:name="_Toc226291814"/>
-      <w:r>
-        <w:t>7.3 Communication Loss Failsafes (Comms Loss)</w:t>
-      </w:r>
-      <w:bookmarkEnd w:id="62"/>
+      <w:bookmarkStart w:id="66" w:name="_Toc226292840"/>
+      <w:r>
+        <w:t xml:space="preserve">7.3 Communication Loss </w:t>
+      </w:r>
+      <w:proofErr w:type="spellStart"/>
+      <w:r>
+        <w:t>Failsafes</w:t>
+      </w:r>
+      <w:proofErr w:type="spellEnd"/>
+      <w:r>
+        <w:t xml:space="preserve"> (Comms Loss)</w:t>
+      </w:r>
+      <w:bookmarkEnd w:id="66"/>
     </w:p>
     <w:p>
       <w:r>
@@ -8968,7 +10472,23 @@
         <w:t>Position Hold:</w:t>
       </w:r>
       <w:r>
-        <w:t xml:space="preserve"> The first stage of a comms-loss event. The aircraft utilizes the AutoPilot_CommLoss_Delay_PositionHold timer to maintain its current $X, Y, Z$ coordinates while waiting for a signal recovery.</w:t>
+        <w:t xml:space="preserve"> The first stage of a </w:t>
+      </w:r>
+      <w:proofErr w:type="gramStart"/>
+      <w:r>
+        <w:t>comms</w:t>
+      </w:r>
+      <w:proofErr w:type="gramEnd"/>
+      <w:r>
+        <w:t xml:space="preserve">-loss event. The aircraft utilizes the </w:t>
+      </w:r>
+      <w:proofErr w:type="spellStart"/>
+      <w:r>
+        <w:t>AutoPilot_CommLoss_Delay_PositionHold</w:t>
+      </w:r>
+      <w:proofErr w:type="spellEnd"/>
+      <w:r>
+        <w:t xml:space="preserve"> timer to maintain its current $X, Y, Z$ coordinates while waiting for a signal recovery.</w:t>
       </w:r>
     </w:p>
     <w:p>
@@ -9011,16 +10531,40 @@
       <w:pPr>
         <w:pStyle w:val="Heading2"/>
       </w:pPr>
-      <w:bookmarkStart w:id="63" w:name="_Toc226291815"/>
+      <w:bookmarkStart w:id="67" w:name="_Toc226292841"/>
       <w:r>
         <w:lastRenderedPageBreak/>
         <w:t>7.4 Battery Management &amp; Safety</w:t>
       </w:r>
-      <w:bookmarkEnd w:id="63"/>
-    </w:p>
-    <w:p>
-      <w:r>
-        <w:t>The software continuously monitors the Battery_ActualVoltage and Battery_PercentRemainingFiltered SuperVars.</w:t>
+      <w:bookmarkEnd w:id="67"/>
+    </w:p>
+    <w:p>
+      <w:r>
+        <w:t xml:space="preserve">The software continuously monitors the </w:t>
+      </w:r>
+      <w:proofErr w:type="spellStart"/>
+      <w:r>
+        <w:t>Battery_ActualVoltage</w:t>
+      </w:r>
+      <w:proofErr w:type="spellEnd"/>
+      <w:r>
+        <w:t xml:space="preserve"> and </w:t>
+      </w:r>
+      <w:proofErr w:type="spellStart"/>
+      <w:r>
+        <w:t>Battery_PercentRemainingFiltered</w:t>
+      </w:r>
+      <w:proofErr w:type="spellEnd"/>
+      <w:r>
+        <w:t xml:space="preserve"> </w:t>
+      </w:r>
+      <w:proofErr w:type="spellStart"/>
+      <w:r>
+        <w:t>SuperVars</w:t>
+      </w:r>
+      <w:proofErr w:type="spellEnd"/>
+      <w:r>
+        <w:t>.</w:t>
       </w:r>
     </w:p>
     <w:p>
@@ -9066,7 +10610,15 @@
         <w:t>Critical Landing:</w:t>
       </w:r>
       <w:r>
-        <w:t xml:space="preserve"> If the battery level becomes critical, the autopilot initiates an immediate landing (AutoPilot_LowBatt_Percent_LandNow) to prevent a mid-air power failure.</w:t>
+        <w:t xml:space="preserve"> If the battery level becomes critical, the autopilot initiates an immediate landing (</w:t>
+      </w:r>
+      <w:proofErr w:type="spellStart"/>
+      <w:r>
+        <w:t>AutoPilot_LowBatt_Percent_LandNow</w:t>
+      </w:r>
+      <w:proofErr w:type="spellEnd"/>
+      <w:r>
+        <w:t>) to prevent a mid-air power failure.</w:t>
       </w:r>
     </w:p>
     <w:p>
@@ -9084,18 +10636,26 @@
         <w:t>System Kill:</w:t>
       </w:r>
       <w:r>
-        <w:t xml:space="preserve"> For extreme safety scenarios, the AutoPilot_LowBatt_Percent_KillSystem flag can be set to completely disarm the motors once the aircraft has safely reached the ground.</w:t>
+        <w:t xml:space="preserve"> For extreme safety scenarios, the </w:t>
+      </w:r>
+      <w:proofErr w:type="spellStart"/>
+      <w:r>
+        <w:t>AutoPilot_LowBatt_Percent_KillSystem</w:t>
+      </w:r>
+      <w:proofErr w:type="spellEnd"/>
+      <w:r>
+        <w:t xml:space="preserve"> flag can be set to completely disarm the motors once the aircraft has safely reached the ground.</w:t>
       </w:r>
     </w:p>
     <w:p>
       <w:pPr>
         <w:pStyle w:val="Heading2"/>
       </w:pPr>
-      <w:bookmarkStart w:id="64" w:name="_Toc226291816"/>
+      <w:bookmarkStart w:id="68" w:name="_Toc226292842"/>
       <w:r>
         <w:t>7.5 PID Control &amp; Stabilization Logic</w:t>
       </w:r>
-      <w:bookmarkEnd w:id="64"/>
+      <w:bookmarkEnd w:id="68"/>
     </w:p>
     <w:p>
       <w:r>
@@ -9106,11 +10666,11 @@
       <w:pPr>
         <w:pStyle w:val="Heading3"/>
       </w:pPr>
-      <w:bookmarkStart w:id="65" w:name="_Toc226291817"/>
+      <w:bookmarkStart w:id="69" w:name="_Toc226292843"/>
       <w:r>
         <w:t>7.5.1 Axis Stabilization</w:t>
       </w:r>
-      <w:bookmarkEnd w:id="65"/>
+      <w:bookmarkEnd w:id="69"/>
     </w:p>
     <w:p>
       <w:r>
@@ -9205,15 +10765,23 @@
       <w:pPr>
         <w:pStyle w:val="Heading3"/>
       </w:pPr>
-      <w:bookmarkStart w:id="66" w:name="_Toc226291818"/>
+      <w:bookmarkStart w:id="70" w:name="_Toc226292844"/>
       <w:r>
         <w:t>7.5.2 Motor Summation</w:t>
       </w:r>
-      <w:bookmarkEnd w:id="66"/>
-    </w:p>
-    <w:p>
-      <w:r>
-        <w:t>Once the PID values are calculated for each axis, the Thrust_MotorThrottleSummation logic combines them into a single command for each individual motor.</w:t>
+      <w:bookmarkEnd w:id="70"/>
+    </w:p>
+    <w:p>
+      <w:r>
+        <w:t xml:space="preserve">Once the PID values are calculated for each axis, the </w:t>
+      </w:r>
+      <w:proofErr w:type="spellStart"/>
+      <w:r>
+        <w:t>Thrust_MotorThrottleSummation</w:t>
+      </w:r>
+      <w:proofErr w:type="spellEnd"/>
+      <w:r>
+        <w:t xml:space="preserve"> logic combines them into a single command for each individual motor.</w:t>
       </w:r>
     </w:p>
     <w:p>
@@ -9249,12 +10817,12 @@
       <w:pPr>
         <w:pStyle w:val="Heading2"/>
       </w:pPr>
-      <w:bookmarkStart w:id="67" w:name="_Toc226291819"/>
+      <w:bookmarkStart w:id="71" w:name="_Toc226292845"/>
       <w:r>
         <w:lastRenderedPageBreak/>
         <w:t>7.6 Monitoring Autopilot State</w:t>
       </w:r>
-      <w:bookmarkEnd w:id="67"/>
+      <w:bookmarkEnd w:id="71"/>
     </w:p>
     <w:p>
       <w:r>
@@ -9278,28 +10846,44 @@
         <w:t>Autopilot Settings</w:t>
       </w:r>
       <w:r>
-        <w:t xml:space="preserve"> window. The system will display the current status, such as "Manual Pilot," "Autopilot - Fly Home," or "Autopilot - Land," ensuring the operator always knows who is in control of the aircraft.</w:t>
+        <w:t xml:space="preserve"> window. The system will display the </w:t>
+      </w:r>
+      <w:proofErr w:type="gramStart"/>
+      <w:r>
+        <w:t>current status</w:t>
+      </w:r>
+      <w:proofErr w:type="gramEnd"/>
+      <w:r>
+        <w:t>, such as "Manual Pilot," "Autopilot - Fly Home," or "Autopilot - Land," ensuring the operator always knows who is in control of the aircraft.</w:t>
       </w:r>
     </w:p>
     <w:p>
       <w:pPr>
         <w:pStyle w:val="Heading1"/>
       </w:pPr>
-      <w:bookmarkStart w:id="68" w:name="_Toc226291820"/>
+      <w:bookmarkStart w:id="72" w:name="_Toc226292846"/>
       <w:r>
         <w:t>Chapter 8: Maintenance &amp; Diagnostics</w:t>
       </w:r>
-      <w:bookmarkEnd w:id="68"/>
+      <w:bookmarkEnd w:id="72"/>
     </w:p>
     <w:p>
       <w:pPr>
         <w:pStyle w:val="Heading2"/>
       </w:pPr>
-      <w:bookmarkStart w:id="69" w:name="_Toc226291821"/>
-      <w:r>
-        <w:t>8.1 The Variable List (SuperVar Explorer)</w:t>
-      </w:r>
-      <w:bookmarkEnd w:id="69"/>
+      <w:bookmarkStart w:id="73" w:name="_Toc226292847"/>
+      <w:r>
+        <w:t>8.1 The Variable List (</w:t>
+      </w:r>
+      <w:proofErr w:type="spellStart"/>
+      <w:r>
+        <w:t>SuperVar</w:t>
+      </w:r>
+      <w:proofErr w:type="spellEnd"/>
+      <w:r>
+        <w:t xml:space="preserve"> Explorer)</w:t>
+      </w:r>
+      <w:bookmarkEnd w:id="73"/>
     </w:p>
     <w:p>
       <w:r>
@@ -9313,18 +10897,26 @@
         <w:t>Variable List</w:t>
       </w:r>
       <w:r>
-        <w:t xml:space="preserve"> is the central diagnostic hub of Pegasus Control. It provides a real-time window into the memory of the system, allowing operators to monitor and modify any "SuperVar" currently active in the simulation or on the flight controller.</w:t>
+        <w:t xml:space="preserve"> is the central diagnostic hub of Pegasus Control. It provides a real-time window into the memory of the system, allowing operators to monitor and modify any "</w:t>
+      </w:r>
+      <w:proofErr w:type="spellStart"/>
+      <w:r>
+        <w:t>SuperVar</w:t>
+      </w:r>
+      <w:proofErr w:type="spellEnd"/>
+      <w:r>
+        <w:t>" currently active in the simulation or on the flight controller.</w:t>
       </w:r>
     </w:p>
     <w:p>
       <w:pPr>
         <w:pStyle w:val="Heading3"/>
       </w:pPr>
-      <w:bookmarkStart w:id="70" w:name="_Toc226291822"/>
+      <w:bookmarkStart w:id="74" w:name="_Toc226292848"/>
       <w:r>
         <w:t>8.1.1 Accessing and Searching</w:t>
       </w:r>
-      <w:bookmarkEnd w:id="70"/>
+      <w:bookmarkEnd w:id="74"/>
     </w:p>
     <w:p>
       <w:pPr>
@@ -9394,11 +10986,11 @@
       <w:pPr>
         <w:pStyle w:val="Heading3"/>
       </w:pPr>
-      <w:bookmarkStart w:id="71" w:name="_Toc226291823"/>
+      <w:bookmarkStart w:id="75" w:name="_Toc226292849"/>
       <w:r>
         <w:t>8.1.2 Real-Time Editing</w:t>
       </w:r>
-      <w:bookmarkEnd w:id="71"/>
+      <w:bookmarkEnd w:id="75"/>
     </w:p>
     <w:p>
       <w:r>
@@ -9420,7 +11012,15 @@
         <w:t>Editing Logic:</w:t>
       </w:r>
       <w:r>
-        <w:t xml:space="preserve"> When a user clicks into a value field, the system sets the NoEdits_InProgress flag to prevent the display from refreshing while the user is typing.</w:t>
+        <w:t xml:space="preserve"> When a user clicks into a value field, the system sets the </w:t>
+      </w:r>
+      <w:proofErr w:type="spellStart"/>
+      <w:r>
+        <w:t>NoEdits_InProgress</w:t>
+      </w:r>
+      <w:proofErr w:type="spellEnd"/>
+      <w:r>
+        <w:t xml:space="preserve"> flag to prevent the display from refreshing while the user is typing.</w:t>
       </w:r>
     </w:p>
     <w:p>
@@ -9430,12 +11030,21 @@
           <w:numId w:val="47"/>
         </w:numPr>
       </w:pPr>
-      <w:r>
-        <w:rPr>
-          <w:b/>
-          <w:bCs/>
-        </w:rPr>
-        <w:t>Commiting Changes:</w:t>
+      <w:proofErr w:type="spellStart"/>
+      <w:r>
+        <w:rPr>
+          <w:b/>
+          <w:bCs/>
+        </w:rPr>
+        <w:t>Commiting</w:t>
+      </w:r>
+      <w:proofErr w:type="spellEnd"/>
+      <w:r>
+        <w:rPr>
+          <w:b/>
+          <w:bCs/>
+        </w:rPr>
+        <w:t xml:space="preserve"> Changes:</w:t>
       </w:r>
       <w:r>
         <w:t xml:space="preserve"> Once an edit is finished (by pressing Enter or clicking away), the system immediately updates the local variable and, if the network is active, transmits the new value to the peer machine.</w:t>
@@ -9445,11 +11054,11 @@
       <w:pPr>
         <w:pStyle w:val="Heading2"/>
       </w:pPr>
-      <w:bookmarkStart w:id="72" w:name="_Toc226291824"/>
+      <w:bookmarkStart w:id="76" w:name="_Toc226292850"/>
       <w:r>
         <w:t>8.2 Event &amp; Communication Logging</w:t>
       </w:r>
-      <w:bookmarkEnd w:id="72"/>
+      <w:bookmarkEnd w:id="76"/>
     </w:p>
     <w:p>
       <w:r>
@@ -9460,12 +11069,12 @@
       <w:pPr>
         <w:pStyle w:val="Heading3"/>
       </w:pPr>
-      <w:bookmarkStart w:id="73" w:name="_Toc226291825"/>
+      <w:bookmarkStart w:id="77" w:name="_Toc226292851"/>
       <w:r>
         <w:lastRenderedPageBreak/>
         <w:t>8.2.1 Log Types</w:t>
       </w:r>
-      <w:bookmarkEnd w:id="73"/>
+      <w:bookmarkEnd w:id="77"/>
     </w:p>
     <w:p>
       <w:pPr>
@@ -9482,7 +11091,15 @@
         <w:t>Communication Log (Comms):</w:t>
       </w:r>
       <w:r>
-        <w:t xml:space="preserve"> A low-level trace of every UDP packet sent and received. It captures packet IDs, byte sizes, and CRC status. This is the primary tool for identifying network jitter or dropped packets.</w:t>
+        <w:t xml:space="preserve"> A low-level trace of every UDP packet sent and received. It captures packet IDs, byte sizes, and CRC status. This is the primary tool for identifying network </w:t>
+      </w:r>
+      <w:proofErr w:type="gramStart"/>
+      <w:r>
+        <w:t>jitter</w:t>
+      </w:r>
+      <w:proofErr w:type="gramEnd"/>
+      <w:r>
+        <w:t xml:space="preserve"> or dropped packets.</w:t>
       </w:r>
     </w:p>
     <w:p>
@@ -9507,11 +11124,11 @@
       <w:pPr>
         <w:pStyle w:val="Heading3"/>
       </w:pPr>
-      <w:bookmarkStart w:id="74" w:name="_Toc226291826"/>
+      <w:bookmarkStart w:id="78" w:name="_Toc226292852"/>
       <w:r>
         <w:t>8.2.2 Log Management</w:t>
       </w:r>
-      <w:bookmarkEnd w:id="74"/>
+      <w:bookmarkEnd w:id="78"/>
     </w:p>
     <w:p>
       <w:pPr>
@@ -9566,18 +11183,26 @@
         <w:t>Disk Persistence:</w:t>
       </w:r>
       <w:r>
-        <w:t xml:space="preserve"> Both logs can be automatically written to the ./ProgramData/ directory as commsLog.txt and eventLog.txt. These files include timestamps for every entry, facilitating synchronized debugging between the GCS and the aircraft.</w:t>
+        <w:t xml:space="preserve"> Both logs can be automatically written to the ./</w:t>
+      </w:r>
+      <w:proofErr w:type="spellStart"/>
+      <w:r>
+        <w:t>ProgramData</w:t>
+      </w:r>
+      <w:proofErr w:type="spellEnd"/>
+      <w:r>
+        <w:t>/ directory as commsLog.txt and eventLog.txt. These files include timestamps for every entry, facilitating synchronized debugging between the GCS and the aircraft.</w:t>
       </w:r>
     </w:p>
     <w:p>
       <w:pPr>
         <w:pStyle w:val="Heading2"/>
       </w:pPr>
-      <w:bookmarkStart w:id="75" w:name="_Toc226291827"/>
+      <w:bookmarkStart w:id="79" w:name="_Toc226292853"/>
       <w:r>
         <w:t>8.3 Troubleshooting Common Errors</w:t>
       </w:r>
-      <w:bookmarkEnd w:id="75"/>
+      <w:bookmarkEnd w:id="79"/>
     </w:p>
     <w:p>
       <w:r>
@@ -9588,11 +11213,11 @@
       <w:pPr>
         <w:pStyle w:val="Heading3"/>
       </w:pPr>
-      <w:bookmarkStart w:id="76" w:name="_Toc226291828"/>
+      <w:bookmarkStart w:id="80" w:name="_Toc226292854"/>
       <w:r>
         <w:t>8.3.1 Socket Binding Failures</w:t>
       </w:r>
-      <w:bookmarkEnd w:id="76"/>
+      <w:bookmarkEnd w:id="80"/>
     </w:p>
     <w:p>
       <w:r>
@@ -9642,18 +11267,26 @@
         <w:t>Solution:</w:t>
       </w:r>
       <w:r>
-        <w:t xml:space="preserve"> Close all instances of the application and restart. On some systems, a "ghost" process may remain; use your OS Task Manager to ensure no SendingUnit processes are active.</w:t>
+        <w:t xml:space="preserve"> Close all instances of the application and restart. On some systems, a "ghost" process may remain; use your OS Task Manager to ensure no </w:t>
+      </w:r>
+      <w:proofErr w:type="spellStart"/>
+      <w:r>
+        <w:t>SendingUnit</w:t>
+      </w:r>
+      <w:proofErr w:type="spellEnd"/>
+      <w:r>
+        <w:t xml:space="preserve"> processes are active.</w:t>
       </w:r>
     </w:p>
     <w:p>
       <w:pPr>
         <w:pStyle w:val="Heading3"/>
       </w:pPr>
-      <w:bookmarkStart w:id="77" w:name="_Toc226291829"/>
+      <w:bookmarkStart w:id="81" w:name="_Toc226292855"/>
       <w:r>
         <w:t>8.3.2 Version &amp; Checksum Mismatches</w:t>
       </w:r>
-      <w:bookmarkEnd w:id="77"/>
+      <w:bookmarkEnd w:id="81"/>
     </w:p>
     <w:p>
       <w:r>
@@ -9695,7 +11328,23 @@
         <w:t>Cause:</w:t>
       </w:r>
       <w:r>
-        <w:t xml:space="preserve"> The paramSetVersion or paramSetChecksum on the Controller does not match the Aircraft.</w:t>
+        <w:t xml:space="preserve"> The </w:t>
+      </w:r>
+      <w:proofErr w:type="spellStart"/>
+      <w:r>
+        <w:t>paramSetVersion</w:t>
+      </w:r>
+      <w:proofErr w:type="spellEnd"/>
+      <w:r>
+        <w:t xml:space="preserve"> or </w:t>
+      </w:r>
+      <w:proofErr w:type="spellStart"/>
+      <w:r>
+        <w:t>paramSetChecksum</w:t>
+      </w:r>
+      <w:proofErr w:type="spellEnd"/>
+      <w:r>
+        <w:t xml:space="preserve"> on the Controller does not match the Aircraft.</w:t>
       </w:r>
     </w:p>
     <w:p>
@@ -9713,19 +11362,35 @@
         <w:t>Solution:</w:t>
       </w:r>
       <w:r>
-        <w:t xml:space="preserve"> Ensure both machines are running the exact same version of the compiled code. A single change in globalDefines.h or superVar_Declarations.h will change the checksum and prevent the handshake from completing.</w:t>
+        <w:t xml:space="preserve"> Ensure both machines are running the exact same version of the compiled code. A single change in </w:t>
+      </w:r>
+      <w:proofErr w:type="spellStart"/>
+      <w:r>
+        <w:t>globalDefines.h</w:t>
+      </w:r>
+      <w:proofErr w:type="spellEnd"/>
+      <w:r>
+        <w:t xml:space="preserve"> or </w:t>
+      </w:r>
+      <w:proofErr w:type="spellStart"/>
+      <w:r>
+        <w:t>superVar_Declarations.h</w:t>
+      </w:r>
+      <w:proofErr w:type="spellEnd"/>
+      <w:r>
+        <w:t xml:space="preserve"> will change the checksum and prevent the handshake from completing.</w:t>
       </w:r>
     </w:p>
     <w:p>
       <w:pPr>
         <w:pStyle w:val="Heading3"/>
       </w:pPr>
-      <w:bookmarkStart w:id="78" w:name="_Toc226291830"/>
+      <w:bookmarkStart w:id="82" w:name="_Toc226292856"/>
       <w:r>
         <w:lastRenderedPageBreak/>
         <w:t>8.3.3 Controller Connectivity</w:t>
       </w:r>
-      <w:bookmarkEnd w:id="78"/>
+      <w:bookmarkEnd w:id="82"/>
     </w:p>
     <w:p>
       <w:r>
@@ -9793,6 +11458,7 @@
       <w:r>
         <w:t xml:space="preserve"> Use the </w:t>
       </w:r>
+      <w:proofErr w:type="spellStart"/>
       <w:r>
         <w:rPr>
           <w:b/>
@@ -9800,19 +11466,28 @@
         </w:rPr>
         <w:t>actionRe_Acquire_Controller</w:t>
       </w:r>
-      <w:r>
-        <w:t xml:space="preserve"> command (often mapped to a keyboard shortcut) to force the CXBOXController class to poll the USB bus for new devices.</w:t>
+      <w:proofErr w:type="spellEnd"/>
+      <w:r>
+        <w:t xml:space="preserve"> command (often mapped to a keyboard shortcut) to force the </w:t>
+      </w:r>
+      <w:proofErr w:type="spellStart"/>
+      <w:r>
+        <w:t>CXBOXController</w:t>
+      </w:r>
+      <w:proofErr w:type="spellEnd"/>
+      <w:r>
+        <w:t xml:space="preserve"> class to poll the USB bus for new devices.</w:t>
       </w:r>
     </w:p>
     <w:p>
       <w:pPr>
         <w:pStyle w:val="Heading2"/>
       </w:pPr>
-      <w:bookmarkStart w:id="79" w:name="_Toc226291831"/>
+      <w:bookmarkStart w:id="83" w:name="_Toc226292857"/>
       <w:r>
         <w:t>8.4 Maintenance Checklist</w:t>
       </w:r>
-      <w:bookmarkEnd w:id="79"/>
+      <w:bookmarkEnd w:id="83"/>
     </w:p>
     <w:p>
       <w:r>
@@ -9834,7 +11509,15 @@
         <w:t>Clear Logs:</w:t>
       </w:r>
       <w:r>
-        <w:t xml:space="preserve"> Periodically delete the contents of the ProgramData folder to prevent log files from becoming excessively large.</w:t>
+        <w:t xml:space="preserve"> Periodically delete the contents of the </w:t>
+      </w:r>
+      <w:proofErr w:type="spellStart"/>
+      <w:r>
+        <w:t>ProgramData</w:t>
+      </w:r>
+      <w:proofErr w:type="spellEnd"/>
+      <w:r>
+        <w:t xml:space="preserve"> folder to prevent log files from becoming excessively large.</w:t>
       </w:r>
     </w:p>
     <w:p>
@@ -9852,7 +11535,15 @@
         <w:t>Verify Retain Data:</w:t>
       </w:r>
       <w:r>
-        <w:t xml:space="preserve"> Check that retainData.stz is present in the executable directory to ensure your previous calibrations are loaded correctly.</w:t>
+        <w:t xml:space="preserve"> Check that </w:t>
+      </w:r>
+      <w:proofErr w:type="spellStart"/>
+      <w:r>
+        <w:t>retainData.stz</w:t>
+      </w:r>
+      <w:proofErr w:type="spellEnd"/>
+      <w:r>
+        <w:t xml:space="preserve"> is present in the executable directory to ensure your previous calibrations are loaded correctly.</w:t>
       </w:r>
     </w:p>
     <w:p>
@@ -9899,24 +11590,24 @@
       <w:r>
         <w:br/>
       </w:r>
-      <w:bookmarkStart w:id="80" w:name="_Toc226291832"/>
+      <w:bookmarkStart w:id="84" w:name="_Toc226292858"/>
       <w:r>
         <w:rPr>
           <w:rStyle w:val="Heading1Char"/>
         </w:rPr>
         <w:t>Chapter 9: Dual-Headed Simulation Setup</w:t>
       </w:r>
-      <w:bookmarkEnd w:id="80"/>
+      <w:bookmarkEnd w:id="84"/>
     </w:p>
     <w:p>
       <w:pPr>
         <w:pStyle w:val="Heading2"/>
       </w:pPr>
-      <w:bookmarkStart w:id="81" w:name="_Toc226291833"/>
+      <w:bookmarkStart w:id="85" w:name="_Toc226292859"/>
       <w:r>
         <w:t>9.1 Concept: Distributed Processing</w:t>
       </w:r>
-      <w:bookmarkEnd w:id="81"/>
+      <w:bookmarkEnd w:id="85"/>
     </w:p>
     <w:p>
       <w:r>
@@ -10079,15 +11770,23 @@
       <w:pPr>
         <w:pStyle w:val="Heading2"/>
       </w:pPr>
-      <w:bookmarkStart w:id="82" w:name="_Toc226291834"/>
+      <w:bookmarkStart w:id="86" w:name="_Toc226292860"/>
       <w:r>
         <w:t>9.3 Step 2: Configuring Computer A (The Controller)</w:t>
       </w:r>
-      <w:bookmarkEnd w:id="82"/>
-    </w:p>
-    <w:p>
-      <w:r>
-        <w:t>This machine is responsible for capturing the physical Xbox stick movements and transmitting the ZPack_XBoxControllerWord to the simulation.</w:t>
+      <w:bookmarkEnd w:id="86"/>
+    </w:p>
+    <w:p>
+      <w:r>
+        <w:t xml:space="preserve">This machine is responsible for capturing the physical Xbox stick movements and transmitting the </w:t>
+      </w:r>
+      <w:proofErr w:type="spellStart"/>
+      <w:r>
+        <w:t>ZPack_XBoxControllerWord</w:t>
+      </w:r>
+      <w:proofErr w:type="spellEnd"/>
+      <w:r>
+        <w:t xml:space="preserve"> to the simulation.</w:t>
       </w:r>
     </w:p>
     <w:p>
@@ -10206,7 +11905,23 @@
           <w:b/>
           <w:bCs/>
         </w:rPr>
-        <w:t>Joystick Xmit Max Speed</w:t>
+        <w:t xml:space="preserve">Joystick </w:t>
+      </w:r>
+      <w:proofErr w:type="spellStart"/>
+      <w:r>
+        <w:rPr>
+          <w:b/>
+          <w:bCs/>
+        </w:rPr>
+        <w:t>Xmit</w:t>
+      </w:r>
+      <w:proofErr w:type="spellEnd"/>
+      <w:r>
+        <w:rPr>
+          <w:b/>
+          <w:bCs/>
+        </w:rPr>
+        <w:t xml:space="preserve"> Max Speed</w:t>
       </w:r>
       <w:r>
         <w:t xml:space="preserve"> (e.g., 20ms or 50ms). This determines how often the timer2 loop transmits control words.</w:t>
@@ -10224,7 +11939,23 @@
           <w:b/>
           <w:bCs/>
         </w:rPr>
-        <w:t>Enable Xmit:</w:t>
+        <w:t xml:space="preserve">Enable </w:t>
+      </w:r>
+      <w:proofErr w:type="spellStart"/>
+      <w:r>
+        <w:rPr>
+          <w:b/>
+          <w:bCs/>
+        </w:rPr>
+        <w:t>Xmit</w:t>
+      </w:r>
+      <w:proofErr w:type="spellEnd"/>
+      <w:r>
+        <w:rPr>
+          <w:b/>
+          <w:bCs/>
+        </w:rPr>
+        <w:t>:</w:t>
       </w:r>
       <w:r>
         <w:t xml:space="preserve"> Ensure </w:t>
@@ -10234,8 +11965,17 @@
           <w:b/>
           <w:bCs/>
         </w:rPr>
-        <w:t>Pause All Data Xmit</w:t>
-      </w:r>
+        <w:t xml:space="preserve">Pause All Data </w:t>
+      </w:r>
+      <w:proofErr w:type="spellStart"/>
+      <w:r>
+        <w:rPr>
+          <w:b/>
+          <w:bCs/>
+        </w:rPr>
+        <w:t>Xmit</w:t>
+      </w:r>
+      <w:proofErr w:type="spellEnd"/>
       <w:r>
         <w:t xml:space="preserve"> is </w:t>
       </w:r>
@@ -10254,15 +11994,23 @@
       <w:pPr>
         <w:pStyle w:val="Heading2"/>
       </w:pPr>
-      <w:bookmarkStart w:id="83" w:name="_Toc226291835"/>
+      <w:bookmarkStart w:id="87" w:name="_Toc226292861"/>
       <w:r>
         <w:t>9.4 Step 3: Configuring Computer B (The Simulator)</w:t>
       </w:r>
-      <w:bookmarkEnd w:id="83"/>
-    </w:p>
-    <w:p>
-      <w:r>
-        <w:t>This machine receives the control words and processes the SimuHeli physics model.</w:t>
+      <w:bookmarkEnd w:id="87"/>
+    </w:p>
+    <w:p>
+      <w:r>
+        <w:t xml:space="preserve">This machine receives the control words and processes the </w:t>
+      </w:r>
+      <w:proofErr w:type="spellStart"/>
+      <w:r>
+        <w:t>SimuHeli</w:t>
+      </w:r>
+      <w:proofErr w:type="spellEnd"/>
+      <w:r>
+        <w:t xml:space="preserve"> physics model.</w:t>
       </w:r>
     </w:p>
     <w:p>
@@ -10386,6 +12134,7 @@
       <w:r>
         <w:t xml:space="preserve"> (Shortcut: </w:t>
       </w:r>
+      <w:proofErr w:type="spellStart"/>
       <w:r>
         <w:rPr>
           <w:b/>
@@ -10393,20 +12142,29 @@
         </w:rPr>
         <w:t>Ctrl+S</w:t>
       </w:r>
-      <w:r>
-        <w:t>). The screen will transition to the 3D viewport and begin the animateSimulation() loop.</w:t>
+      <w:proofErr w:type="spellEnd"/>
+      <w:r>
+        <w:t xml:space="preserve">). The screen will transition to the 3D viewport and begin the </w:t>
+      </w:r>
+      <w:proofErr w:type="spellStart"/>
+      <w:r>
+        <w:t>animateSimulation</w:t>
+      </w:r>
+      <w:proofErr w:type="spellEnd"/>
+      <w:r>
+        <w:t>() loop.</w:t>
       </w:r>
     </w:p>
     <w:p>
       <w:pPr>
         <w:pStyle w:val="Heading2"/>
       </w:pPr>
-      <w:bookmarkStart w:id="84" w:name="_Toc226291836"/>
+      <w:bookmarkStart w:id="88" w:name="_Toc226292862"/>
       <w:r>
         <w:lastRenderedPageBreak/>
         <w:t>9.5 Step 4: Variable Synchronization (The Handshake)</w:t>
       </w:r>
-      <w:bookmarkEnd w:id="84"/>
+      <w:bookmarkEnd w:id="88"/>
     </w:p>
     <w:p>
       <w:r>
@@ -10445,7 +12203,23 @@
           <w:b/>
           <w:bCs/>
         </w:rPr>
-        <w:t>Parameters &gt; Re-Handshake With Aircraft</w:t>
+        <w:t xml:space="preserve">Parameters &gt; Re-Handshake </w:t>
+      </w:r>
+      <w:proofErr w:type="gramStart"/>
+      <w:r>
+        <w:rPr>
+          <w:b/>
+          <w:bCs/>
+        </w:rPr>
+        <w:t>With</w:t>
+      </w:r>
+      <w:proofErr w:type="gramEnd"/>
+      <w:r>
+        <w:rPr>
+          <w:b/>
+          <w:bCs/>
+        </w:rPr>
+        <w:t xml:space="preserve"> Aircraft</w:t>
       </w:r>
       <w:r>
         <w:t>.</w:t>
@@ -10466,7 +12240,15 @@
         <w:t>Monitor the State:</w:t>
       </w:r>
       <w:r>
-        <w:t xml:space="preserve"> The Event Log will show the transition through the 14-step handshake. The GCS will transmit all variables marked plsHandshk (like motor counts and PID gains) to the Simulator.</w:t>
+        <w:t xml:space="preserve"> The Event Log will show the transition through the 14-step handshake. The GCS will transmit all variables marked </w:t>
+      </w:r>
+      <w:proofErr w:type="spellStart"/>
+      <w:r>
+        <w:t>plsHandshk</w:t>
+      </w:r>
+      <w:proofErr w:type="spellEnd"/>
+      <w:r>
+        <w:t xml:space="preserve"> (like motor counts and PID gains) to the Simulator.</w:t>
       </w:r>
     </w:p>
     <w:p>
@@ -10501,11 +12283,11 @@
       <w:pPr>
         <w:pStyle w:val="Heading2"/>
       </w:pPr>
-      <w:bookmarkStart w:id="85" w:name="_Toc226291837"/>
+      <w:bookmarkStart w:id="89" w:name="_Toc226292863"/>
       <w:r>
         <w:t>9.6 Performance Monitoring</w:t>
       </w:r>
-      <w:bookmarkEnd w:id="85"/>
+      <w:bookmarkEnd w:id="89"/>
     </w:p>
     <w:p>
       <w:r>
@@ -10613,7 +12395,15 @@
         <w:t>Heartbeats:</w:t>
       </w:r>
       <w:r>
-        <w:t xml:space="preserve"> Computer B will automatically send a ZPack_HeartBeat if the link remains silent. On the Controller PC, ensure the heartbeat is being received to maintain the "Connected" status.</w:t>
+        <w:t xml:space="preserve"> Computer B will automatically send a </w:t>
+      </w:r>
+      <w:proofErr w:type="spellStart"/>
+      <w:r>
+        <w:t>ZPack_HeartBeat</w:t>
+      </w:r>
+      <w:proofErr w:type="spellEnd"/>
+      <w:r>
+        <w:t xml:space="preserve"> if the link remains silent. On the Controller PC, ensure the heartbeat is being received to maintain the "Connected" status.</w:t>
       </w:r>
     </w:p>
     <w:p/>
@@ -10749,7 +12539,6 @@
               <v:path gradientshapeok="t" o:connecttype="rect"/>
             </v:shapetype>
             <v:shape id="Text Box 2" o:spid="_x0000_s1026" type="#_x0000_t202" alt="Public" style="position:absolute;margin-left:0;margin-top:0;width:16.15pt;height:23.5pt;z-index:251659264;visibility:visible;mso-wrap-style:none;mso-wrap-distance-left:0;mso-wrap-distance-top:0;mso-wrap-distance-right:0;mso-wrap-distance-bottom:0;mso-position-horizontal:center;mso-position-horizontal-relative:page;mso-position-vertical:bottom;mso-position-vertical-relative:page;v-text-anchor:bottom" o:gfxdata="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" filled="f" stroked="f">
-              <v:fill o:detectmouseclick="t"/>
               <v:textbox style="mso-fit-shape-to-text:t" inset="0,0,0,15pt">
                 <w:txbxContent>
                   <w:p>
@@ -10969,7 +12758,6 @@
               <v:path gradientshapeok="t" o:connecttype="rect"/>
             </v:shapetype>
             <v:shape id="Text Box 1" o:spid="_x0000_s1027" type="#_x0000_t202" alt="Public" style="position:absolute;margin-left:0;margin-top:0;width:16.15pt;height:23.5pt;z-index:251658240;visibility:visible;mso-wrap-style:none;mso-wrap-distance-left:0;mso-wrap-distance-top:0;mso-wrap-distance-right:0;mso-wrap-distance-bottom:0;mso-position-horizontal:center;mso-position-horizontal-relative:page;mso-position-vertical:bottom;mso-position-vertical-relative:page;v-text-anchor:bottom" o:gfxdata="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" filled="f" stroked="f">
-              <v:fill o:detectmouseclick="t"/>
               <v:textbox style="mso-fit-shape-to-text:t" inset="0,0,0,15pt">
                 <w:txbxContent>
                   <w:p>
@@ -15026,6 +16814,119 @@
     </w:lvl>
   </w:abstractNum>
   <w:abstractNum w:abstractNumId="28" w15:restartNumberingAfterBreak="0">
+    <w:nsid w:val="42AC749E"/>
+    <w:multiLevelType w:val="multilevel"/>
+    <w:tmpl w:val="43DA6F38"/>
+    <w:lvl w:ilvl="0">
+      <w:start w:val="1"/>
+      <w:numFmt w:val="decimal"/>
+      <w:lvlText w:val="%1."/>
+      <w:lvlJc w:val="left"/>
+      <w:pPr>
+        <w:tabs>
+          <w:tab w:val="num" w:pos="720"/>
+        </w:tabs>
+        <w:ind w:left="720" w:hanging="360"/>
+      </w:pPr>
+    </w:lvl>
+    <w:lvl w:ilvl="1" w:tentative="1">
+      <w:start w:val="1"/>
+      <w:numFmt w:val="decimal"/>
+      <w:lvlText w:val="%2."/>
+      <w:lvlJc w:val="left"/>
+      <w:pPr>
+        <w:tabs>
+          <w:tab w:val="num" w:pos="1440"/>
+        </w:tabs>
+        <w:ind w:left="1440" w:hanging="360"/>
+      </w:pPr>
+    </w:lvl>
+    <w:lvl w:ilvl="2" w:tentative="1">
+      <w:start w:val="1"/>
+      <w:numFmt w:val="decimal"/>
+      <w:lvlText w:val="%3."/>
+      <w:lvlJc w:val="left"/>
+      <w:pPr>
+        <w:tabs>
+          <w:tab w:val="num" w:pos="2160"/>
+        </w:tabs>
+        <w:ind w:left="2160" w:hanging="360"/>
+      </w:pPr>
+    </w:lvl>
+    <w:lvl w:ilvl="3" w:tentative="1">
+      <w:start w:val="1"/>
+      <w:numFmt w:val="decimal"/>
+      <w:lvlText w:val="%4."/>
+      <w:lvlJc w:val="left"/>
+      <w:pPr>
+        <w:tabs>
+          <w:tab w:val="num" w:pos="2880"/>
+        </w:tabs>
+        <w:ind w:left="2880" w:hanging="360"/>
+      </w:pPr>
+    </w:lvl>
+    <w:lvl w:ilvl="4" w:tentative="1">
+      <w:start w:val="1"/>
+      <w:numFmt w:val="decimal"/>
+      <w:lvlText w:val="%5."/>
+      <w:lvlJc w:val="left"/>
+      <w:pPr>
+        <w:tabs>
+          <w:tab w:val="num" w:pos="3600"/>
+        </w:tabs>
+        <w:ind w:left="3600" w:hanging="360"/>
+      </w:pPr>
+    </w:lvl>
+    <w:lvl w:ilvl="5" w:tentative="1">
+      <w:start w:val="1"/>
+      <w:numFmt w:val="decimal"/>
+      <w:lvlText w:val="%6."/>
+      <w:lvlJc w:val="left"/>
+      <w:pPr>
+        <w:tabs>
+          <w:tab w:val="num" w:pos="4320"/>
+        </w:tabs>
+        <w:ind w:left="4320" w:hanging="360"/>
+      </w:pPr>
+    </w:lvl>
+    <w:lvl w:ilvl="6" w:tentative="1">
+      <w:start w:val="1"/>
+      <w:numFmt w:val="decimal"/>
+      <w:lvlText w:val="%7."/>
+      <w:lvlJc w:val="left"/>
+      <w:pPr>
+        <w:tabs>
+          <w:tab w:val="num" w:pos="5040"/>
+        </w:tabs>
+        <w:ind w:left="5040" w:hanging="360"/>
+      </w:pPr>
+    </w:lvl>
+    <w:lvl w:ilvl="7" w:tentative="1">
+      <w:start w:val="1"/>
+      <w:numFmt w:val="decimal"/>
+      <w:lvlText w:val="%8."/>
+      <w:lvlJc w:val="left"/>
+      <w:pPr>
+        <w:tabs>
+          <w:tab w:val="num" w:pos="5760"/>
+        </w:tabs>
+        <w:ind w:left="5760" w:hanging="360"/>
+      </w:pPr>
+    </w:lvl>
+    <w:lvl w:ilvl="8" w:tentative="1">
+      <w:start w:val="1"/>
+      <w:numFmt w:val="decimal"/>
+      <w:lvlText w:val="%9."/>
+      <w:lvlJc w:val="left"/>
+      <w:pPr>
+        <w:tabs>
+          <w:tab w:val="num" w:pos="6480"/>
+        </w:tabs>
+        <w:ind w:left="6480" w:hanging="360"/>
+      </w:pPr>
+    </w:lvl>
+  </w:abstractNum>
+  <w:abstractNum w:abstractNumId="29" w15:restartNumberingAfterBreak="0">
     <w:nsid w:val="45B61248"/>
     <w:multiLevelType w:val="multilevel"/>
     <w:tmpl w:val="1C8EC144"/>
@@ -15174,7 +17075,7 @@
       </w:rPr>
     </w:lvl>
   </w:abstractNum>
-  <w:abstractNum w:abstractNumId="29" w15:restartNumberingAfterBreak="0">
+  <w:abstractNum w:abstractNumId="30" w15:restartNumberingAfterBreak="0">
     <w:nsid w:val="477C2AD5"/>
     <w:multiLevelType w:val="multilevel"/>
     <w:tmpl w:val="C83C5EA6"/>
@@ -15323,7 +17224,7 @@
       </w:rPr>
     </w:lvl>
   </w:abstractNum>
-  <w:abstractNum w:abstractNumId="30" w15:restartNumberingAfterBreak="0">
+  <w:abstractNum w:abstractNumId="31" w15:restartNumberingAfterBreak="0">
     <w:nsid w:val="48F77464"/>
     <w:multiLevelType w:val="multilevel"/>
     <w:tmpl w:val="08AE5AC0"/>
@@ -15472,7 +17373,7 @@
       </w:rPr>
     </w:lvl>
   </w:abstractNum>
-  <w:abstractNum w:abstractNumId="31" w15:restartNumberingAfterBreak="0">
+  <w:abstractNum w:abstractNumId="32" w15:restartNumberingAfterBreak="0">
     <w:nsid w:val="49C421E2"/>
     <w:multiLevelType w:val="multilevel"/>
     <w:tmpl w:val="36AAA384"/>
@@ -15585,7 +17486,7 @@
       </w:pPr>
     </w:lvl>
   </w:abstractNum>
-  <w:abstractNum w:abstractNumId="32" w15:restartNumberingAfterBreak="0">
+  <w:abstractNum w:abstractNumId="33" w15:restartNumberingAfterBreak="0">
     <w:nsid w:val="49C42E53"/>
     <w:multiLevelType w:val="multilevel"/>
     <w:tmpl w:val="A8FE8800"/>
@@ -15698,7 +17599,7 @@
       </w:pPr>
     </w:lvl>
   </w:abstractNum>
-  <w:abstractNum w:abstractNumId="33" w15:restartNumberingAfterBreak="0">
+  <w:abstractNum w:abstractNumId="34" w15:restartNumberingAfterBreak="0">
     <w:nsid w:val="4A4A488A"/>
     <w:multiLevelType w:val="multilevel"/>
     <w:tmpl w:val="48566504"/>
@@ -15847,7 +17748,124 @@
       </w:rPr>
     </w:lvl>
   </w:abstractNum>
-  <w:abstractNum w:abstractNumId="34" w15:restartNumberingAfterBreak="0">
+  <w:abstractNum w:abstractNumId="35" w15:restartNumberingAfterBreak="0">
+    <w:nsid w:val="4A555BB8"/>
+    <w:multiLevelType w:val="multilevel"/>
+    <w:tmpl w:val="E4763D96"/>
+    <w:lvl w:ilvl="0">
+      <w:start w:val="1"/>
+      <w:numFmt w:val="decimal"/>
+      <w:lvlText w:val="%1."/>
+      <w:lvlJc w:val="left"/>
+      <w:pPr>
+        <w:tabs>
+          <w:tab w:val="num" w:pos="720"/>
+        </w:tabs>
+        <w:ind w:left="720" w:hanging="360"/>
+      </w:pPr>
+    </w:lvl>
+    <w:lvl w:ilvl="1">
+      <w:start w:val="1"/>
+      <w:numFmt w:val="bullet"/>
+      <w:lvlText w:val="o"/>
+      <w:lvlJc w:val="left"/>
+      <w:pPr>
+        <w:tabs>
+          <w:tab w:val="num" w:pos="1440"/>
+        </w:tabs>
+        <w:ind w:left="1440" w:hanging="360"/>
+      </w:pPr>
+      <w:rPr>
+        <w:rFonts w:ascii="Courier New" w:hAnsi="Courier New" w:hint="default"/>
+        <w:sz w:val="20"/>
+      </w:rPr>
+    </w:lvl>
+    <w:lvl w:ilvl="2" w:tentative="1">
+      <w:start w:val="1"/>
+      <w:numFmt w:val="decimal"/>
+      <w:lvlText w:val="%3."/>
+      <w:lvlJc w:val="left"/>
+      <w:pPr>
+        <w:tabs>
+          <w:tab w:val="num" w:pos="2160"/>
+        </w:tabs>
+        <w:ind w:left="2160" w:hanging="360"/>
+      </w:pPr>
+    </w:lvl>
+    <w:lvl w:ilvl="3" w:tentative="1">
+      <w:start w:val="1"/>
+      <w:numFmt w:val="decimal"/>
+      <w:lvlText w:val="%4."/>
+      <w:lvlJc w:val="left"/>
+      <w:pPr>
+        <w:tabs>
+          <w:tab w:val="num" w:pos="2880"/>
+        </w:tabs>
+        <w:ind w:left="2880" w:hanging="360"/>
+      </w:pPr>
+    </w:lvl>
+    <w:lvl w:ilvl="4" w:tentative="1">
+      <w:start w:val="1"/>
+      <w:numFmt w:val="decimal"/>
+      <w:lvlText w:val="%5."/>
+      <w:lvlJc w:val="left"/>
+      <w:pPr>
+        <w:tabs>
+          <w:tab w:val="num" w:pos="3600"/>
+        </w:tabs>
+        <w:ind w:left="3600" w:hanging="360"/>
+      </w:pPr>
+    </w:lvl>
+    <w:lvl w:ilvl="5" w:tentative="1">
+      <w:start w:val="1"/>
+      <w:numFmt w:val="decimal"/>
+      <w:lvlText w:val="%6."/>
+      <w:lvlJc w:val="left"/>
+      <w:pPr>
+        <w:tabs>
+          <w:tab w:val="num" w:pos="4320"/>
+        </w:tabs>
+        <w:ind w:left="4320" w:hanging="360"/>
+      </w:pPr>
+    </w:lvl>
+    <w:lvl w:ilvl="6" w:tentative="1">
+      <w:start w:val="1"/>
+      <w:numFmt w:val="decimal"/>
+      <w:lvlText w:val="%7."/>
+      <w:lvlJc w:val="left"/>
+      <w:pPr>
+        <w:tabs>
+          <w:tab w:val="num" w:pos="5040"/>
+        </w:tabs>
+        <w:ind w:left="5040" w:hanging="360"/>
+      </w:pPr>
+    </w:lvl>
+    <w:lvl w:ilvl="7" w:tentative="1">
+      <w:start w:val="1"/>
+      <w:numFmt w:val="decimal"/>
+      <w:lvlText w:val="%8."/>
+      <w:lvlJc w:val="left"/>
+      <w:pPr>
+        <w:tabs>
+          <w:tab w:val="num" w:pos="5760"/>
+        </w:tabs>
+        <w:ind w:left="5760" w:hanging="360"/>
+      </w:pPr>
+    </w:lvl>
+    <w:lvl w:ilvl="8" w:tentative="1">
+      <w:start w:val="1"/>
+      <w:numFmt w:val="decimal"/>
+      <w:lvlText w:val="%9."/>
+      <w:lvlJc w:val="left"/>
+      <w:pPr>
+        <w:tabs>
+          <w:tab w:val="num" w:pos="6480"/>
+        </w:tabs>
+        <w:ind w:left="6480" w:hanging="360"/>
+      </w:pPr>
+    </w:lvl>
+  </w:abstractNum>
+  <w:abstractNum w:abstractNumId="36" w15:restartNumberingAfterBreak="0">
     <w:nsid w:val="4D712811"/>
     <w:multiLevelType w:val="multilevel"/>
     <w:tmpl w:val="C1E6103E"/>
@@ -15996,7 +18014,7 @@
       </w:rPr>
     </w:lvl>
   </w:abstractNum>
-  <w:abstractNum w:abstractNumId="35" w15:restartNumberingAfterBreak="0">
+  <w:abstractNum w:abstractNumId="37" w15:restartNumberingAfterBreak="0">
     <w:nsid w:val="4E8A4A7C"/>
     <w:multiLevelType w:val="multilevel"/>
     <w:tmpl w:val="9CB09534"/>
@@ -16109,7 +18127,7 @@
       </w:pPr>
     </w:lvl>
   </w:abstractNum>
-  <w:abstractNum w:abstractNumId="36" w15:restartNumberingAfterBreak="0">
+  <w:abstractNum w:abstractNumId="38" w15:restartNumberingAfterBreak="0">
     <w:nsid w:val="4EE85275"/>
     <w:multiLevelType w:val="multilevel"/>
     <w:tmpl w:val="1C66D15C"/>
@@ -16258,7 +18276,7 @@
       </w:rPr>
     </w:lvl>
   </w:abstractNum>
-  <w:abstractNum w:abstractNumId="37" w15:restartNumberingAfterBreak="0">
+  <w:abstractNum w:abstractNumId="39" w15:restartNumberingAfterBreak="0">
     <w:nsid w:val="502C7B31"/>
     <w:multiLevelType w:val="multilevel"/>
     <w:tmpl w:val="ACD63DC0"/>
@@ -16407,7 +18425,7 @@
       </w:rPr>
     </w:lvl>
   </w:abstractNum>
-  <w:abstractNum w:abstractNumId="38" w15:restartNumberingAfterBreak="0">
+  <w:abstractNum w:abstractNumId="40" w15:restartNumberingAfterBreak="0">
     <w:nsid w:val="50C84D82"/>
     <w:multiLevelType w:val="multilevel"/>
     <w:tmpl w:val="4DD43160"/>
@@ -16520,7 +18538,7 @@
       </w:pPr>
     </w:lvl>
   </w:abstractNum>
-  <w:abstractNum w:abstractNumId="39" w15:restartNumberingAfterBreak="0">
+  <w:abstractNum w:abstractNumId="41" w15:restartNumberingAfterBreak="0">
     <w:nsid w:val="51270692"/>
     <w:multiLevelType w:val="multilevel"/>
     <w:tmpl w:val="847C251E"/>
@@ -16633,7 +18651,7 @@
       </w:pPr>
     </w:lvl>
   </w:abstractNum>
-  <w:abstractNum w:abstractNumId="40" w15:restartNumberingAfterBreak="0">
+  <w:abstractNum w:abstractNumId="42" w15:restartNumberingAfterBreak="0">
     <w:nsid w:val="51987681"/>
     <w:multiLevelType w:val="multilevel"/>
     <w:tmpl w:val="10087A5A"/>
@@ -16746,7 +18764,7 @@
       </w:pPr>
     </w:lvl>
   </w:abstractNum>
-  <w:abstractNum w:abstractNumId="41" w15:restartNumberingAfterBreak="0">
+  <w:abstractNum w:abstractNumId="43" w15:restartNumberingAfterBreak="0">
     <w:nsid w:val="59317C1D"/>
     <w:multiLevelType w:val="multilevel"/>
     <w:tmpl w:val="527480C6"/>
@@ -16895,7 +18913,7 @@
       </w:rPr>
     </w:lvl>
   </w:abstractNum>
-  <w:abstractNum w:abstractNumId="42" w15:restartNumberingAfterBreak="0">
+  <w:abstractNum w:abstractNumId="44" w15:restartNumberingAfterBreak="0">
     <w:nsid w:val="5CBE2885"/>
     <w:multiLevelType w:val="multilevel"/>
     <w:tmpl w:val="3B4AF3FA"/>
@@ -17044,7 +19062,7 @@
       </w:rPr>
     </w:lvl>
   </w:abstractNum>
-  <w:abstractNum w:abstractNumId="43" w15:restartNumberingAfterBreak="0">
+  <w:abstractNum w:abstractNumId="45" w15:restartNumberingAfterBreak="0">
     <w:nsid w:val="5F4C306A"/>
     <w:multiLevelType w:val="multilevel"/>
     <w:tmpl w:val="42B690A4"/>
@@ -17193,7 +19211,7 @@
       </w:rPr>
     </w:lvl>
   </w:abstractNum>
-  <w:abstractNum w:abstractNumId="44" w15:restartNumberingAfterBreak="0">
+  <w:abstractNum w:abstractNumId="46" w15:restartNumberingAfterBreak="0">
     <w:nsid w:val="63C006FF"/>
     <w:multiLevelType w:val="multilevel"/>
     <w:tmpl w:val="18C6D8A2"/>
@@ -17342,7 +19360,7 @@
       </w:rPr>
     </w:lvl>
   </w:abstractNum>
-  <w:abstractNum w:abstractNumId="45" w15:restartNumberingAfterBreak="0">
+  <w:abstractNum w:abstractNumId="47" w15:restartNumberingAfterBreak="0">
     <w:nsid w:val="63CA1AD7"/>
     <w:multiLevelType w:val="multilevel"/>
     <w:tmpl w:val="B08C924E"/>
@@ -17491,7 +19509,7 @@
       </w:rPr>
     </w:lvl>
   </w:abstractNum>
-  <w:abstractNum w:abstractNumId="46" w15:restartNumberingAfterBreak="0">
+  <w:abstractNum w:abstractNumId="48" w15:restartNumberingAfterBreak="0">
     <w:nsid w:val="641F54B2"/>
     <w:multiLevelType w:val="multilevel"/>
     <w:tmpl w:val="0576CBAA"/>
@@ -17640,7 +19658,7 @@
       </w:rPr>
     </w:lvl>
   </w:abstractNum>
-  <w:abstractNum w:abstractNumId="47" w15:restartNumberingAfterBreak="0">
+  <w:abstractNum w:abstractNumId="49" w15:restartNumberingAfterBreak="0">
     <w:nsid w:val="65164B2A"/>
     <w:multiLevelType w:val="multilevel"/>
     <w:tmpl w:val="7C7C250A"/>
@@ -17789,7 +19807,7 @@
       </w:rPr>
     </w:lvl>
   </w:abstractNum>
-  <w:abstractNum w:abstractNumId="48" w15:restartNumberingAfterBreak="0">
+  <w:abstractNum w:abstractNumId="50" w15:restartNumberingAfterBreak="0">
     <w:nsid w:val="65484EA5"/>
     <w:multiLevelType w:val="multilevel"/>
     <w:tmpl w:val="8BD88468"/>
@@ -17902,7 +19920,7 @@
       </w:pPr>
     </w:lvl>
   </w:abstractNum>
-  <w:abstractNum w:abstractNumId="49" w15:restartNumberingAfterBreak="0">
+  <w:abstractNum w:abstractNumId="51" w15:restartNumberingAfterBreak="0">
     <w:nsid w:val="65A778D5"/>
     <w:multiLevelType w:val="multilevel"/>
     <w:tmpl w:val="865014E2"/>
@@ -18051,7 +20069,7 @@
       </w:rPr>
     </w:lvl>
   </w:abstractNum>
-  <w:abstractNum w:abstractNumId="50" w15:restartNumberingAfterBreak="0">
+  <w:abstractNum w:abstractNumId="52" w15:restartNumberingAfterBreak="0">
     <w:nsid w:val="6A342B67"/>
     <w:multiLevelType w:val="multilevel"/>
     <w:tmpl w:val="A9E65CE0"/>
@@ -18200,7 +20218,7 @@
       </w:rPr>
     </w:lvl>
   </w:abstractNum>
-  <w:abstractNum w:abstractNumId="51" w15:restartNumberingAfterBreak="0">
+  <w:abstractNum w:abstractNumId="53" w15:restartNumberingAfterBreak="0">
     <w:nsid w:val="6C107399"/>
     <w:multiLevelType w:val="multilevel"/>
     <w:tmpl w:val="1208108C"/>
@@ -18349,7 +20367,7 @@
       </w:rPr>
     </w:lvl>
   </w:abstractNum>
-  <w:abstractNum w:abstractNumId="52" w15:restartNumberingAfterBreak="0">
+  <w:abstractNum w:abstractNumId="54" w15:restartNumberingAfterBreak="0">
     <w:nsid w:val="713E1BDD"/>
     <w:multiLevelType w:val="multilevel"/>
     <w:tmpl w:val="3E64DA22"/>
@@ -18498,7 +20516,7 @@
       </w:rPr>
     </w:lvl>
   </w:abstractNum>
-  <w:abstractNum w:abstractNumId="53" w15:restartNumberingAfterBreak="0">
+  <w:abstractNum w:abstractNumId="55" w15:restartNumberingAfterBreak="0">
     <w:nsid w:val="728F1699"/>
     <w:multiLevelType w:val="multilevel"/>
     <w:tmpl w:val="2B4E942C"/>
@@ -18647,7 +20665,7 @@
       </w:rPr>
     </w:lvl>
   </w:abstractNum>
-  <w:abstractNum w:abstractNumId="54" w15:restartNumberingAfterBreak="0">
+  <w:abstractNum w:abstractNumId="56" w15:restartNumberingAfterBreak="0">
     <w:nsid w:val="73A3090C"/>
     <w:multiLevelType w:val="multilevel"/>
     <w:tmpl w:val="767C0140"/>
@@ -18796,7 +20814,7 @@
       </w:rPr>
     </w:lvl>
   </w:abstractNum>
-  <w:abstractNum w:abstractNumId="55" w15:restartNumberingAfterBreak="0">
+  <w:abstractNum w:abstractNumId="57" w15:restartNumberingAfterBreak="0">
     <w:nsid w:val="77A4329D"/>
     <w:multiLevelType w:val="multilevel"/>
     <w:tmpl w:val="D576CB48"/>
@@ -18909,7 +20927,7 @@
       </w:pPr>
     </w:lvl>
   </w:abstractNum>
-  <w:abstractNum w:abstractNumId="56" w15:restartNumberingAfterBreak="0">
+  <w:abstractNum w:abstractNumId="58" w15:restartNumberingAfterBreak="0">
     <w:nsid w:val="781519C2"/>
     <w:multiLevelType w:val="multilevel"/>
     <w:tmpl w:val="9C1095AA"/>
@@ -19058,7 +21076,120 @@
       </w:rPr>
     </w:lvl>
   </w:abstractNum>
-  <w:abstractNum w:abstractNumId="57" w15:restartNumberingAfterBreak="0">
+  <w:abstractNum w:abstractNumId="59" w15:restartNumberingAfterBreak="0">
+    <w:nsid w:val="789E28C9"/>
+    <w:multiLevelType w:val="multilevel"/>
+    <w:tmpl w:val="E8C09018"/>
+    <w:lvl w:ilvl="0">
+      <w:start w:val="1"/>
+      <w:numFmt w:val="decimal"/>
+      <w:lvlText w:val="%1."/>
+      <w:lvlJc w:val="left"/>
+      <w:pPr>
+        <w:tabs>
+          <w:tab w:val="num" w:pos="720"/>
+        </w:tabs>
+        <w:ind w:left="720" w:hanging="360"/>
+      </w:pPr>
+    </w:lvl>
+    <w:lvl w:ilvl="1" w:tentative="1">
+      <w:start w:val="1"/>
+      <w:numFmt w:val="decimal"/>
+      <w:lvlText w:val="%2."/>
+      <w:lvlJc w:val="left"/>
+      <w:pPr>
+        <w:tabs>
+          <w:tab w:val="num" w:pos="1440"/>
+        </w:tabs>
+        <w:ind w:left="1440" w:hanging="360"/>
+      </w:pPr>
+    </w:lvl>
+    <w:lvl w:ilvl="2" w:tentative="1">
+      <w:start w:val="1"/>
+      <w:numFmt w:val="decimal"/>
+      <w:lvlText w:val="%3."/>
+      <w:lvlJc w:val="left"/>
+      <w:pPr>
+        <w:tabs>
+          <w:tab w:val="num" w:pos="2160"/>
+        </w:tabs>
+        <w:ind w:left="2160" w:hanging="360"/>
+      </w:pPr>
+    </w:lvl>
+    <w:lvl w:ilvl="3" w:tentative="1">
+      <w:start w:val="1"/>
+      <w:numFmt w:val="decimal"/>
+      <w:lvlText w:val="%4."/>
+      <w:lvlJc w:val="left"/>
+      <w:pPr>
+        <w:tabs>
+          <w:tab w:val="num" w:pos="2880"/>
+        </w:tabs>
+        <w:ind w:left="2880" w:hanging="360"/>
+      </w:pPr>
+    </w:lvl>
+    <w:lvl w:ilvl="4" w:tentative="1">
+      <w:start w:val="1"/>
+      <w:numFmt w:val="decimal"/>
+      <w:lvlText w:val="%5."/>
+      <w:lvlJc w:val="left"/>
+      <w:pPr>
+        <w:tabs>
+          <w:tab w:val="num" w:pos="3600"/>
+        </w:tabs>
+        <w:ind w:left="3600" w:hanging="360"/>
+      </w:pPr>
+    </w:lvl>
+    <w:lvl w:ilvl="5" w:tentative="1">
+      <w:start w:val="1"/>
+      <w:numFmt w:val="decimal"/>
+      <w:lvlText w:val="%6."/>
+      <w:lvlJc w:val="left"/>
+      <w:pPr>
+        <w:tabs>
+          <w:tab w:val="num" w:pos="4320"/>
+        </w:tabs>
+        <w:ind w:left="4320" w:hanging="360"/>
+      </w:pPr>
+    </w:lvl>
+    <w:lvl w:ilvl="6" w:tentative="1">
+      <w:start w:val="1"/>
+      <w:numFmt w:val="decimal"/>
+      <w:lvlText w:val="%7."/>
+      <w:lvlJc w:val="left"/>
+      <w:pPr>
+        <w:tabs>
+          <w:tab w:val="num" w:pos="5040"/>
+        </w:tabs>
+        <w:ind w:left="5040" w:hanging="360"/>
+      </w:pPr>
+    </w:lvl>
+    <w:lvl w:ilvl="7" w:tentative="1">
+      <w:start w:val="1"/>
+      <w:numFmt w:val="decimal"/>
+      <w:lvlText w:val="%8."/>
+      <w:lvlJc w:val="left"/>
+      <w:pPr>
+        <w:tabs>
+          <w:tab w:val="num" w:pos="5760"/>
+        </w:tabs>
+        <w:ind w:left="5760" w:hanging="360"/>
+      </w:pPr>
+    </w:lvl>
+    <w:lvl w:ilvl="8" w:tentative="1">
+      <w:start w:val="1"/>
+      <w:numFmt w:val="decimal"/>
+      <w:lvlText w:val="%9."/>
+      <w:lvlJc w:val="left"/>
+      <w:pPr>
+        <w:tabs>
+          <w:tab w:val="num" w:pos="6480"/>
+        </w:tabs>
+        <w:ind w:left="6480" w:hanging="360"/>
+      </w:pPr>
+    </w:lvl>
+  </w:abstractNum>
+  <w:abstractNum w:abstractNumId="60" w15:restartNumberingAfterBreak="0">
     <w:nsid w:val="78E65B87"/>
     <w:multiLevelType w:val="multilevel"/>
     <w:tmpl w:val="15583B6C"/>
@@ -19207,7 +21338,7 @@
       </w:rPr>
     </w:lvl>
   </w:abstractNum>
-  <w:abstractNum w:abstractNumId="58" w15:restartNumberingAfterBreak="0">
+  <w:abstractNum w:abstractNumId="61" w15:restartNumberingAfterBreak="0">
     <w:nsid w:val="7A5B45A5"/>
     <w:multiLevelType w:val="multilevel"/>
     <w:tmpl w:val="0B9A55CC"/>
@@ -19321,13 +21452,13 @@
     </w:lvl>
   </w:abstractNum>
   <w:num w:numId="1" w16cid:durableId="466435552">
-    <w:abstractNumId w:val="44"/>
+    <w:abstractNumId w:val="46"/>
   </w:num>
   <w:num w:numId="2" w16cid:durableId="923689592">
-    <w:abstractNumId w:val="50"/>
+    <w:abstractNumId w:val="52"/>
   </w:num>
   <w:num w:numId="3" w16cid:durableId="620459716">
-    <w:abstractNumId w:val="45"/>
+    <w:abstractNumId w:val="47"/>
   </w:num>
   <w:num w:numId="4" w16cid:durableId="49425782">
     <w:abstractNumId w:val="4"/>
@@ -19336,22 +21467,22 @@
     <w:abstractNumId w:val="23"/>
   </w:num>
   <w:num w:numId="6" w16cid:durableId="1588727554">
-    <w:abstractNumId w:val="41"/>
+    <w:abstractNumId w:val="43"/>
   </w:num>
   <w:num w:numId="7" w16cid:durableId="379670945">
-    <w:abstractNumId w:val="51"/>
+    <w:abstractNumId w:val="53"/>
   </w:num>
   <w:num w:numId="8" w16cid:durableId="13970414">
-    <w:abstractNumId w:val="28"/>
+    <w:abstractNumId w:val="29"/>
   </w:num>
   <w:num w:numId="9" w16cid:durableId="1959677200">
-    <w:abstractNumId w:val="33"/>
+    <w:abstractNumId w:val="34"/>
   </w:num>
   <w:num w:numId="10" w16cid:durableId="1029529597">
     <w:abstractNumId w:val="12"/>
   </w:num>
   <w:num w:numId="11" w16cid:durableId="144510263">
-    <w:abstractNumId w:val="32"/>
+    <w:abstractNumId w:val="33"/>
   </w:num>
   <w:num w:numId="12" w16cid:durableId="314259710">
     <w:abstractNumId w:val="27"/>
@@ -19360,19 +21491,19 @@
     <w:abstractNumId w:val="19"/>
   </w:num>
   <w:num w:numId="14" w16cid:durableId="1598319599">
-    <w:abstractNumId w:val="53"/>
+    <w:abstractNumId w:val="55"/>
   </w:num>
   <w:num w:numId="15" w16cid:durableId="265309201">
     <w:abstractNumId w:val="2"/>
   </w:num>
   <w:num w:numId="16" w16cid:durableId="538469673">
-    <w:abstractNumId w:val="55"/>
+    <w:abstractNumId w:val="57"/>
   </w:num>
   <w:num w:numId="17" w16cid:durableId="2048017941">
     <w:abstractNumId w:val="9"/>
   </w:num>
   <w:num w:numId="18" w16cid:durableId="699819317">
-    <w:abstractNumId w:val="47"/>
+    <w:abstractNumId w:val="49"/>
   </w:num>
   <w:num w:numId="19" w16cid:durableId="858932102">
     <w:abstractNumId w:val="7"/>
@@ -19384,25 +21515,25 @@
     <w:abstractNumId w:val="11"/>
   </w:num>
   <w:num w:numId="22" w16cid:durableId="724646458">
-    <w:abstractNumId w:val="40"/>
+    <w:abstractNumId w:val="42"/>
   </w:num>
   <w:num w:numId="23" w16cid:durableId="448207988">
     <w:abstractNumId w:val="8"/>
   </w:num>
   <w:num w:numId="24" w16cid:durableId="1465193240">
-    <w:abstractNumId w:val="46"/>
+    <w:abstractNumId w:val="48"/>
   </w:num>
   <w:num w:numId="25" w16cid:durableId="259529548">
     <w:abstractNumId w:val="16"/>
   </w:num>
   <w:num w:numId="26" w16cid:durableId="372468071">
-    <w:abstractNumId w:val="54"/>
+    <w:abstractNumId w:val="56"/>
   </w:num>
   <w:num w:numId="27" w16cid:durableId="735276355">
-    <w:abstractNumId w:val="42"/>
+    <w:abstractNumId w:val="44"/>
   </w:num>
   <w:num w:numId="28" w16cid:durableId="1145661421">
-    <w:abstractNumId w:val="43"/>
+    <w:abstractNumId w:val="45"/>
   </w:num>
   <w:num w:numId="29" w16cid:durableId="1170364936">
     <w:abstractNumId w:val="18"/>
@@ -19411,19 +21542,19 @@
     <w:abstractNumId w:val="14"/>
   </w:num>
   <w:num w:numId="31" w16cid:durableId="1032268110">
-    <w:abstractNumId w:val="31"/>
+    <w:abstractNumId w:val="32"/>
   </w:num>
   <w:num w:numId="32" w16cid:durableId="551308796">
-    <w:abstractNumId w:val="36"/>
+    <w:abstractNumId w:val="38"/>
   </w:num>
   <w:num w:numId="33" w16cid:durableId="107745453">
-    <w:abstractNumId w:val="52"/>
+    <w:abstractNumId w:val="54"/>
   </w:num>
   <w:num w:numId="34" w16cid:durableId="2034106405">
     <w:abstractNumId w:val="6"/>
   </w:num>
   <w:num w:numId="35" w16cid:durableId="1806121548">
-    <w:abstractNumId w:val="30"/>
+    <w:abstractNumId w:val="31"/>
   </w:num>
   <w:num w:numId="36" w16cid:durableId="1750883624">
     <w:abstractNumId w:val="25"/>
@@ -19432,16 +21563,16 @@
     <w:abstractNumId w:val="5"/>
   </w:num>
   <w:num w:numId="38" w16cid:durableId="1931770008">
-    <w:abstractNumId w:val="58"/>
+    <w:abstractNumId w:val="61"/>
   </w:num>
   <w:num w:numId="39" w16cid:durableId="601766307">
     <w:abstractNumId w:val="17"/>
   </w:num>
   <w:num w:numId="40" w16cid:durableId="1072234742">
-    <w:abstractNumId w:val="49"/>
+    <w:abstractNumId w:val="51"/>
   </w:num>
   <w:num w:numId="41" w16cid:durableId="446043638">
-    <w:abstractNumId w:val="56"/>
+    <w:abstractNumId w:val="58"/>
   </w:num>
   <w:num w:numId="42" w16cid:durableId="455222892">
     <w:abstractNumId w:val="15"/>
@@ -19450,25 +21581,25 @@
     <w:abstractNumId w:val="20"/>
   </w:num>
   <w:num w:numId="44" w16cid:durableId="790981889">
-    <w:abstractNumId w:val="29"/>
+    <w:abstractNumId w:val="30"/>
   </w:num>
   <w:num w:numId="45" w16cid:durableId="92627491">
     <w:abstractNumId w:val="0"/>
   </w:num>
   <w:num w:numId="46" w16cid:durableId="969676868">
-    <w:abstractNumId w:val="37"/>
+    <w:abstractNumId w:val="39"/>
   </w:num>
   <w:num w:numId="47" w16cid:durableId="2088840636">
     <w:abstractNumId w:val="10"/>
   </w:num>
   <w:num w:numId="48" w16cid:durableId="1168907627">
-    <w:abstractNumId w:val="38"/>
+    <w:abstractNumId w:val="40"/>
   </w:num>
   <w:num w:numId="49" w16cid:durableId="1221674480">
     <w:abstractNumId w:val="24"/>
   </w:num>
   <w:num w:numId="50" w16cid:durableId="1064445671">
-    <w:abstractNumId w:val="34"/>
+    <w:abstractNumId w:val="36"/>
   </w:num>
   <w:num w:numId="51" w16cid:durableId="1926255888">
     <w:abstractNumId w:val="13"/>
@@ -19477,25 +21608,34 @@
     <w:abstractNumId w:val="1"/>
   </w:num>
   <w:num w:numId="53" w16cid:durableId="473183182">
-    <w:abstractNumId w:val="39"/>
+    <w:abstractNumId w:val="41"/>
   </w:num>
   <w:num w:numId="54" w16cid:durableId="2012951878">
-    <w:abstractNumId w:val="57"/>
+    <w:abstractNumId w:val="60"/>
   </w:num>
   <w:num w:numId="55" w16cid:durableId="1374235279">
     <w:abstractNumId w:val="3"/>
   </w:num>
   <w:num w:numId="56" w16cid:durableId="65688599">
-    <w:abstractNumId w:val="48"/>
+    <w:abstractNumId w:val="50"/>
   </w:num>
   <w:num w:numId="57" w16cid:durableId="425853383">
     <w:abstractNumId w:val="22"/>
   </w:num>
   <w:num w:numId="58" w16cid:durableId="746074272">
-    <w:abstractNumId w:val="35"/>
+    <w:abstractNumId w:val="37"/>
   </w:num>
   <w:num w:numId="59" w16cid:durableId="567544907">
     <w:abstractNumId w:val="21"/>
+  </w:num>
+  <w:num w:numId="60" w16cid:durableId="921376187">
+    <w:abstractNumId w:val="59"/>
+  </w:num>
+  <w:num w:numId="61" w16cid:durableId="2075928589">
+    <w:abstractNumId w:val="35"/>
+  </w:num>
+  <w:num w:numId="62" w16cid:durableId="328170550">
+    <w:abstractNumId w:val="28"/>
   </w:num>
 </w:numbering>
 </file>
@@ -20101,7 +22241,6 @@
   <w:style w:type="character" w:default="1" w:styleId="DefaultParagraphFont">
     <w:name w:val="Default Paragraph Font"/>
     <w:uiPriority w:val="1"/>
-    <w:semiHidden/>
     <w:unhideWhenUsed/>
   </w:style>
   <w:style w:type="table" w:default="1" w:styleId="TableNormal">
@@ -20525,6 +22664,114 @@
       <w:u w:val="single"/>
     </w:rPr>
   </w:style>
+  <w:style w:type="paragraph" w:styleId="TOC4">
+    <w:name w:val="toc 4"/>
+    <w:basedOn w:val="Normal"/>
+    <w:next w:val="Normal"/>
+    <w:autoRedefine/>
+    <w:uiPriority w:val="39"/>
+    <w:unhideWhenUsed/>
+    <w:rsid w:val="00415B42"/>
+    <w:pPr>
+      <w:spacing w:after="100"/>
+      <w:ind w:left="720"/>
+    </w:pPr>
+    <w:rPr>
+      <w:rFonts w:eastAsiaTheme="minorEastAsia"/>
+    </w:rPr>
+  </w:style>
+  <w:style w:type="paragraph" w:styleId="TOC5">
+    <w:name w:val="toc 5"/>
+    <w:basedOn w:val="Normal"/>
+    <w:next w:val="Normal"/>
+    <w:autoRedefine/>
+    <w:uiPriority w:val="39"/>
+    <w:unhideWhenUsed/>
+    <w:rsid w:val="00415B42"/>
+    <w:pPr>
+      <w:spacing w:after="100"/>
+      <w:ind w:left="960"/>
+    </w:pPr>
+    <w:rPr>
+      <w:rFonts w:eastAsiaTheme="minorEastAsia"/>
+    </w:rPr>
+  </w:style>
+  <w:style w:type="paragraph" w:styleId="TOC6">
+    <w:name w:val="toc 6"/>
+    <w:basedOn w:val="Normal"/>
+    <w:next w:val="Normal"/>
+    <w:autoRedefine/>
+    <w:uiPriority w:val="39"/>
+    <w:unhideWhenUsed/>
+    <w:rsid w:val="00415B42"/>
+    <w:pPr>
+      <w:spacing w:after="100"/>
+      <w:ind w:left="1200"/>
+    </w:pPr>
+    <w:rPr>
+      <w:rFonts w:eastAsiaTheme="minorEastAsia"/>
+    </w:rPr>
+  </w:style>
+  <w:style w:type="paragraph" w:styleId="TOC7">
+    <w:name w:val="toc 7"/>
+    <w:basedOn w:val="Normal"/>
+    <w:next w:val="Normal"/>
+    <w:autoRedefine/>
+    <w:uiPriority w:val="39"/>
+    <w:unhideWhenUsed/>
+    <w:rsid w:val="00415B42"/>
+    <w:pPr>
+      <w:spacing w:after="100"/>
+      <w:ind w:left="1440"/>
+    </w:pPr>
+    <w:rPr>
+      <w:rFonts w:eastAsiaTheme="minorEastAsia"/>
+    </w:rPr>
+  </w:style>
+  <w:style w:type="paragraph" w:styleId="TOC8">
+    <w:name w:val="toc 8"/>
+    <w:basedOn w:val="Normal"/>
+    <w:next w:val="Normal"/>
+    <w:autoRedefine/>
+    <w:uiPriority w:val="39"/>
+    <w:unhideWhenUsed/>
+    <w:rsid w:val="00415B42"/>
+    <w:pPr>
+      <w:spacing w:after="100"/>
+      <w:ind w:left="1680"/>
+    </w:pPr>
+    <w:rPr>
+      <w:rFonts w:eastAsiaTheme="minorEastAsia"/>
+    </w:rPr>
+  </w:style>
+  <w:style w:type="paragraph" w:styleId="TOC9">
+    <w:name w:val="toc 9"/>
+    <w:basedOn w:val="Normal"/>
+    <w:next w:val="Normal"/>
+    <w:autoRedefine/>
+    <w:uiPriority w:val="39"/>
+    <w:unhideWhenUsed/>
+    <w:rsid w:val="00415B42"/>
+    <w:pPr>
+      <w:spacing w:after="100"/>
+      <w:ind w:left="1920"/>
+    </w:pPr>
+    <w:rPr>
+      <w:rFonts w:eastAsiaTheme="minorEastAsia"/>
+    </w:rPr>
+  </w:style>
+  <w:style w:type="character" w:styleId="UnresolvedMention">
+    <w:name w:val="Unresolved Mention"/>
+    <w:basedOn w:val="DefaultParagraphFont"/>
+    <w:uiPriority w:val="99"/>
+    <w:semiHidden/>
+    <w:unhideWhenUsed/>
+    <w:rsid w:val="00415B42"/>
+    <w:rPr>
+      <w:color w:val="605E5C"/>
+      <w:shd w:val="clear" w:color="auto" w:fill="E1DFDD"/>
+    </w:rPr>
+  </w:style>
 </w:styles>
 </file>
 
